--- a/docs/DigitVision_AI_Micro_Project_Report_Updated.docx
+++ b/docs/DigitVision_AI_Micro_Project_Report_Updated.docx
@@ -623,7 +623,13 @@
         <w:rPr>
           <w:rFonts w:ascii="Times New Roman" w:hAnsi="Times New Roman"/>
         </w:rPr>
-        <w:t>This is to certify that the micro project entitled 'DigitVision AI: Explainable, Confidence-Aware Handwritten Digit Intelligence Platform' is a bonafide work carried out by the students listed below of B.Tech III Year II Semester, Department of CSE (Artificial Intelligence &amp; Machine Learning), Sreyas Institute of Engineering and Technology, in partial fulfilment of the requirements of the course Machine Learning (Course Code: CS501PC) during the academic year 2025–2026. The work has been carried out under my supervision and has been evaluated using the departmental assessment rubrics.</w:t>
+        <w:t>This is to certify that the micro project entitled 'DigitVision AI: Explainable, Confidence-Aware Handwritten Digit Intelligence Platform' is a bonafide work carried out by the students listed below of B.Tech III Year II Semester, Department of CSE (Artificial Intelligence &amp; Machine Learning), Sreyas Institute of Engineering and Technology, in partial fulfilment of the requirements of the course Machine Learning (Course Code: CS501PC) during the academic year 2025–2026. The work has been carried out under m</w:t>
+      </w:r>
+      <w:r>
+        <w:rPr>
+          <w:rFonts w:ascii="Times New Roman" w:hAnsi="Times New Roman"/>
+        </w:rPr>
+        <w:t>y supervision and has been evaluated using the departmental assessment rubrics.</w:t>
       </w:r>
     </w:p>
     <w:tbl>
@@ -1111,7 +1117,13 @@
         <w:rPr>
           <w:rFonts w:ascii="Times New Roman" w:hAnsi="Times New Roman"/>
         </w:rPr>
-        <w:t>We hereby declare that the micro project report entitled 'DigitVision AI: Explainable, Confidence-Aware Handwritten Digit Intelligence Platform' submitted to the Department of CSE (AI &amp; ML), Sreyas Institute of Engineering and Technology, is a record of original work done by us under the guidance of Dr. K. Srinivas. The content of this report has not been submitted elsewhere for the award of any credit. All sources of information have been duly acknowledged and cited, and no part of this work is plagiarised.</w:t>
+        <w:t>We hereby declare that the micro project report entitled 'DigitVision AI: Explainable, Confidence-Aware Handwritten Digit Intelligence Platform' submitted to the Department of CSE (AI &amp; ML), Sreyas Institute of Engineering and Technology, is a record of original work done by us under the guidance of Dr. K. Srinivas. The content of this report has not been submitted elsewhere for the award of any credit. All sources of information have been duly acknowledged and cited, and no part of this work is plagiarised</w:t>
+      </w:r>
+      <w:r>
+        <w:rPr>
+          <w:rFonts w:ascii="Times New Roman" w:hAnsi="Times New Roman"/>
+        </w:rPr>
+        <w:t>.</w:t>
       </w:r>
     </w:p>
     <w:tbl>
@@ -1512,7 +1524,14 @@
           <w:rFonts w:ascii="Times New Roman" w:hAnsi="Times New Roman"/>
           <w:sz w:val="24"/>
         </w:rPr>
-        <w:t>We express our profound gratitude to our internal guide, Dr. K. Srinivas, Associate Professor, Department of CSE (AI &amp; ML), for his continuous technical mentorship, constructive suggestions, and meticulous reviews throughout the duration of this machine learning micro project. We also thank our Head of the Department, Dr. M. V. Ramana, for providing state-of-the-art computational infrastructure and fostering a rigorous research environment. We are also thankful to our Principal, Management of Sreyas Institute of Engineering and Technology, and the laboratory staff for their support in making this work possible.</w:t>
+        <w:t>We express our profound gratitude to our internal guide, Dr. K. Srinivas, Associate Professor, Department of CSE (AI &amp; ML), for his continuous technical mentorship, constructive suggestions, and meticulous reviews throughout the duration of this machine learning micro project. We also thank our Head of the Department, Dr. M. V. Ramana, for providing state-of-the-art computational infrastructure and fostering a rigorous research environment. We are also thankful to our Principal, Management of Sreyas Institu</w:t>
+      </w:r>
+      <w:r>
+        <w:rPr>
+          <w:rFonts w:ascii="Times New Roman" w:hAnsi="Times New Roman"/>
+          <w:sz w:val="24"/>
+        </w:rPr>
+        <w:t>te of Engineering and Technology, and the laboratory staff for their support in making this work possible.</w:t>
       </w:r>
     </w:p>
     <w:p>
@@ -1558,7 +1577,6 @@
           <w:b/>
           <w:bCs/>
         </w:rPr>
-        <w:lastRenderedPageBreak/>
         <w:t>ABSTRACT</w:t>
       </w:r>
     </w:p>
@@ -1572,7 +1590,28 @@
           <w:rFonts w:ascii="Times New Roman" w:hAnsi="Times New Roman"/>
           <w:sz w:val="24"/>
         </w:rPr>
-        <w:t>Handwritten digit recognition is a foundational computer vision problem vital to automated banking cheque processing, postal sorting, and archival digitization. However, conventional classifiers frequently generate uncalibrated overconfident predictions without interpretability or forensic input-quality validation. This project presents DigitVision AI, an explainable, confidence-aware machine learning platform evaluated on the authentic NIST Special Database 19/3 (MNIST) benchmark. A leak-free canonical preprocessing pipeline standardizes arbitrary sketch and sensor inputs via Otsu adaptive thresholding, aspect-ratio-preserving proportional scaling, and center-of-mass alignment. We empirically train and benchmark seven distinct learning paradigms: Zero-Rule Dummy Baseline (11.35%), Multinomial Logistic Regression (91.49%), Random Forest (95.48%), Multi-Layer Perceptron (95.91%), Support Vector Classifier with RBF kernel (96.11%), Classic LeNet-5 (96.25%), and our proposed DigitVision DeepConvNet, which attains a superior test accuracy of 98.31%, macro F1-score of 0.9831, and inference latency of 9.14 ms on 10,000 isolated test samples. To mitigate uncalibrated overconfidence, post-hoc temperature scaling optimizes the temperature parameter to T = 0.9170, reducing Expected Calibration Error (ECE) from 0.0124 to 0.0031, while Shannon entropy quantification flags high-uncertainty samples. Visual explainability is established using Gradient-weighted Class Activation Mapping (Grad-CAM) at the final convolutional layer, confirming that predictions correlate with genuine morphological stroke contours rather than background artifacts. The entire platform is integrated into a real-time Mission Control dashboard adhering to ethical and sustainable AI principles.</w:t>
+        <w:t>Handwritten digit recognition is a foundational computer vision problem vital to automated banking cheque processing, postal sorting, and archival digitization. However, conventional classifiers frequently generate uncalibrated overconfident predictions without interpretability or forensic input-quality validation. This project presents DigitVision AI, an explainable, confidence-aware machine learning platform evaluated on the authentic NIST Special Database 19/3 (MNIST) benchmark. A leak-free canonical pre</w:t>
+      </w:r>
+      <w:r>
+        <w:rPr>
+          <w:rFonts w:ascii="Times New Roman" w:hAnsi="Times New Roman"/>
+          <w:sz w:val="24"/>
+        </w:rPr>
+        <w:t>processing pipeline standardizes arbitrary sketch and sensor inputs via Otsu adaptive thresholding, aspect-ratio-preserving proportional scaling, and center-of-mass alignment. We empirically train and benchmark seven distinct learning paradigms: Zero-Rule Dummy Baseline (11.35%), Multinomial Logistic Regression (91.49%), Random Forest (95.48%), Multi-Layer Perceptron (95.91%), Support Vector Classifier with RBF kernel (96.11%), Classic LeNet-5 (96.25%), and our proposed DigitVision DeepConvNet, which attain</w:t>
+      </w:r>
+      <w:r>
+        <w:rPr>
+          <w:rFonts w:ascii="Times New Roman" w:hAnsi="Times New Roman"/>
+          <w:sz w:val="24"/>
+        </w:rPr>
+        <w:t>s a superior test accuracy of 98.31%, macro F1-score of 0.9831, and inference latency of 9.14 ms on 10,000 isolated test samples. To mitigate uncalibrated overconfidence, post-hoc temperature scaling optimizes the temperature parameter to T = 0.9170, reducing Expected Calibration Error (ECE) from 0.0124 to 0.0031, while Shannon entropy quantification flags high-uncertainty samples. Visual explainability is established using Gradient-weighted Class Activation Mapping (Grad-CAM) at the final convolutional lay</w:t>
+      </w:r>
+      <w:r>
+        <w:rPr>
+          <w:rFonts w:ascii="Times New Roman" w:hAnsi="Times New Roman"/>
+          <w:sz w:val="24"/>
+        </w:rPr>
+        <w:t>er, confirming that predictions correlate with genuine morphological stroke contours rather than background artifacts. The entire platform is integrated into a real-time Mission Control dashboard adhering to ethical and sustainable AI principles.</w:t>
       </w:r>
     </w:p>
     <w:p>
@@ -1619,7 +1658,6 @@
           <w:b/>
           <w:bCs/>
         </w:rPr>
-        <w:lastRenderedPageBreak/>
         <w:t>TABLE OF CONTENTS</w:t>
       </w:r>
     </w:p>
@@ -1987,8 +2025,17 @@
           <w:p>
             <w:pPr>
               <w:spacing w:after="40" w:line="264" w:lineRule="auto"/>
-              <w:jc w:val="both"/>
-            </w:pPr>
+              <w:jc w:val="center"/>
+              <w:rPr>
+                <w:rFonts w:ascii="Times New Roman" w:hAnsi="Times New Roman"/>
+              </w:rPr>
+            </w:pPr>
+            <w:r>
+              <w:rPr>
+                <w:rFonts w:ascii="Times New Roman" w:hAnsi="Times New Roman"/>
+              </w:rPr>
+              <w:t>1</w:t>
+            </w:r>
           </w:p>
         </w:tc>
       </w:tr>
@@ -2042,8 +2089,17 @@
           <w:p>
             <w:pPr>
               <w:spacing w:after="40" w:line="264" w:lineRule="auto"/>
-              <w:jc w:val="both"/>
-            </w:pPr>
+              <w:jc w:val="center"/>
+              <w:rPr>
+                <w:rFonts w:ascii="Times New Roman" w:hAnsi="Times New Roman"/>
+              </w:rPr>
+            </w:pPr>
+            <w:r>
+              <w:rPr>
+                <w:rFonts w:ascii="Times New Roman" w:hAnsi="Times New Roman"/>
+              </w:rPr>
+              <w:t>5</w:t>
+            </w:r>
           </w:p>
         </w:tc>
       </w:tr>
@@ -2097,8 +2153,17 @@
           <w:p>
             <w:pPr>
               <w:spacing w:after="40" w:line="264" w:lineRule="auto"/>
-              <w:jc w:val="both"/>
-            </w:pPr>
+              <w:jc w:val="center"/>
+              <w:rPr>
+                <w:rFonts w:ascii="Times New Roman" w:hAnsi="Times New Roman"/>
+              </w:rPr>
+            </w:pPr>
+            <w:r>
+              <w:rPr>
+                <w:rFonts w:ascii="Times New Roman" w:hAnsi="Times New Roman"/>
+              </w:rPr>
+              <w:t>8</w:t>
+            </w:r>
           </w:p>
         </w:tc>
       </w:tr>
@@ -2152,8 +2217,17 @@
           <w:p>
             <w:pPr>
               <w:spacing w:after="40" w:line="264" w:lineRule="auto"/>
-              <w:jc w:val="both"/>
-            </w:pPr>
+              <w:jc w:val="center"/>
+              <w:rPr>
+                <w:rFonts w:ascii="Times New Roman" w:hAnsi="Times New Roman"/>
+              </w:rPr>
+            </w:pPr>
+            <w:r>
+              <w:rPr>
+                <w:rFonts w:ascii="Times New Roman" w:hAnsi="Times New Roman"/>
+              </w:rPr>
+              <w:t>14</w:t>
+            </w:r>
           </w:p>
         </w:tc>
       </w:tr>
@@ -2207,8 +2281,17 @@
           <w:p>
             <w:pPr>
               <w:spacing w:after="40" w:line="264" w:lineRule="auto"/>
-              <w:jc w:val="both"/>
-            </w:pPr>
+              <w:jc w:val="center"/>
+              <w:rPr>
+                <w:rFonts w:ascii="Times New Roman" w:hAnsi="Times New Roman"/>
+              </w:rPr>
+            </w:pPr>
+            <w:r>
+              <w:rPr>
+                <w:rFonts w:ascii="Times New Roman" w:hAnsi="Times New Roman"/>
+              </w:rPr>
+              <w:t>17</w:t>
+            </w:r>
           </w:p>
         </w:tc>
       </w:tr>
@@ -2262,8 +2345,17 @@
           <w:p>
             <w:pPr>
               <w:spacing w:after="40" w:line="264" w:lineRule="auto"/>
-              <w:jc w:val="both"/>
-            </w:pPr>
+              <w:jc w:val="center"/>
+              <w:rPr>
+                <w:rFonts w:ascii="Times New Roman" w:hAnsi="Times New Roman"/>
+              </w:rPr>
+            </w:pPr>
+            <w:r>
+              <w:rPr>
+                <w:rFonts w:ascii="Times New Roman" w:hAnsi="Times New Roman"/>
+              </w:rPr>
+              <w:t>21</w:t>
+            </w:r>
           </w:p>
         </w:tc>
       </w:tr>
@@ -2317,8 +2409,17 @@
           <w:p>
             <w:pPr>
               <w:spacing w:after="40" w:line="264" w:lineRule="auto"/>
-              <w:jc w:val="both"/>
-            </w:pPr>
+              <w:jc w:val="center"/>
+              <w:rPr>
+                <w:rFonts w:ascii="Times New Roman" w:hAnsi="Times New Roman"/>
+              </w:rPr>
+            </w:pPr>
+            <w:r>
+              <w:rPr>
+                <w:rFonts w:ascii="Times New Roman" w:hAnsi="Times New Roman"/>
+              </w:rPr>
+              <w:t>28</w:t>
+            </w:r>
           </w:p>
         </w:tc>
       </w:tr>
@@ -2372,8 +2473,17 @@
           <w:p>
             <w:pPr>
               <w:spacing w:after="40" w:line="264" w:lineRule="auto"/>
-              <w:jc w:val="both"/>
-            </w:pPr>
+              <w:jc w:val="center"/>
+              <w:rPr>
+                <w:rFonts w:ascii="Times New Roman" w:hAnsi="Times New Roman"/>
+              </w:rPr>
+            </w:pPr>
+            <w:r>
+              <w:rPr>
+                <w:rFonts w:ascii="Times New Roman" w:hAnsi="Times New Roman"/>
+              </w:rPr>
+              <w:t>34</w:t>
+            </w:r>
           </w:p>
         </w:tc>
       </w:tr>
@@ -2427,8 +2537,17 @@
           <w:p>
             <w:pPr>
               <w:spacing w:after="40" w:line="264" w:lineRule="auto"/>
-              <w:jc w:val="both"/>
-            </w:pPr>
+              <w:jc w:val="center"/>
+              <w:rPr>
+                <w:rFonts w:ascii="Times New Roman" w:hAnsi="Times New Roman"/>
+              </w:rPr>
+            </w:pPr>
+            <w:r>
+              <w:rPr>
+                <w:rFonts w:ascii="Times New Roman" w:hAnsi="Times New Roman"/>
+              </w:rPr>
+              <w:t>35</w:t>
+            </w:r>
           </w:p>
         </w:tc>
       </w:tr>
@@ -2476,8 +2595,17 @@
           <w:p>
             <w:pPr>
               <w:spacing w:after="40" w:line="264" w:lineRule="auto"/>
-              <w:jc w:val="both"/>
-            </w:pPr>
+              <w:jc w:val="center"/>
+              <w:rPr>
+                <w:rFonts w:ascii="Times New Roman" w:hAnsi="Times New Roman"/>
+              </w:rPr>
+            </w:pPr>
+            <w:r>
+              <w:rPr>
+                <w:rFonts w:ascii="Times New Roman" w:hAnsi="Times New Roman"/>
+              </w:rPr>
+              <w:t>37</w:t>
+            </w:r>
           </w:p>
         </w:tc>
       </w:tr>
@@ -2531,8 +2659,17 @@
           <w:p>
             <w:pPr>
               <w:spacing w:after="40" w:line="264" w:lineRule="auto"/>
-              <w:jc w:val="both"/>
-            </w:pPr>
+              <w:jc w:val="center"/>
+              <w:rPr>
+                <w:rFonts w:ascii="Times New Roman" w:hAnsi="Times New Roman"/>
+              </w:rPr>
+            </w:pPr>
+            <w:r>
+              <w:rPr>
+                <w:rFonts w:ascii="Times New Roman" w:hAnsi="Times New Roman"/>
+              </w:rPr>
+              <w:t>38</w:t>
+            </w:r>
           </w:p>
         </w:tc>
       </w:tr>
@@ -2586,8 +2723,17 @@
           <w:p>
             <w:pPr>
               <w:spacing w:after="40" w:line="264" w:lineRule="auto"/>
-              <w:jc w:val="both"/>
-            </w:pPr>
+              <w:jc w:val="center"/>
+              <w:rPr>
+                <w:rFonts w:ascii="Times New Roman" w:hAnsi="Times New Roman"/>
+              </w:rPr>
+            </w:pPr>
+            <w:r>
+              <w:rPr>
+                <w:rFonts w:ascii="Times New Roman" w:hAnsi="Times New Roman"/>
+              </w:rPr>
+              <w:t>39</w:t>
+            </w:r>
           </w:p>
         </w:tc>
       </w:tr>
@@ -2641,8 +2787,17 @@
           <w:p>
             <w:pPr>
               <w:spacing w:after="40" w:line="264" w:lineRule="auto"/>
-              <w:jc w:val="both"/>
-            </w:pPr>
+              <w:jc w:val="center"/>
+              <w:rPr>
+                <w:rFonts w:ascii="Times New Roman" w:hAnsi="Times New Roman"/>
+              </w:rPr>
+            </w:pPr>
+            <w:r>
+              <w:rPr>
+                <w:rFonts w:ascii="Times New Roman" w:hAnsi="Times New Roman"/>
+              </w:rPr>
+              <w:t>40</w:t>
+            </w:r>
           </w:p>
         </w:tc>
       </w:tr>
@@ -2696,8 +2851,17 @@
           <w:p>
             <w:pPr>
               <w:spacing w:after="40" w:line="264" w:lineRule="auto"/>
-              <w:jc w:val="both"/>
-            </w:pPr>
+              <w:jc w:val="center"/>
+              <w:rPr>
+                <w:rFonts w:ascii="Times New Roman" w:hAnsi="Times New Roman"/>
+              </w:rPr>
+            </w:pPr>
+            <w:r>
+              <w:rPr>
+                <w:rFonts w:ascii="Times New Roman" w:hAnsi="Times New Roman"/>
+              </w:rPr>
+              <w:t>41</w:t>
+            </w:r>
           </w:p>
         </w:tc>
       </w:tr>
@@ -2751,8 +2915,17 @@
           <w:p>
             <w:pPr>
               <w:spacing w:after="40" w:line="264" w:lineRule="auto"/>
-              <w:jc w:val="both"/>
-            </w:pPr>
+              <w:jc w:val="center"/>
+              <w:rPr>
+                <w:rFonts w:ascii="Times New Roman" w:hAnsi="Times New Roman"/>
+              </w:rPr>
+            </w:pPr>
+            <w:r>
+              <w:rPr>
+                <w:rFonts w:ascii="Times New Roman" w:hAnsi="Times New Roman"/>
+              </w:rPr>
+              <w:t>42</w:t>
+            </w:r>
           </w:p>
         </w:tc>
       </w:tr>
@@ -2806,8 +2979,17 @@
           <w:p>
             <w:pPr>
               <w:spacing w:after="40" w:line="264" w:lineRule="auto"/>
-              <w:jc w:val="both"/>
-            </w:pPr>
+              <w:jc w:val="center"/>
+              <w:rPr>
+                <w:rFonts w:ascii="Times New Roman" w:hAnsi="Times New Roman"/>
+              </w:rPr>
+            </w:pPr>
+            <w:r>
+              <w:rPr>
+                <w:rFonts w:ascii="Times New Roman" w:hAnsi="Times New Roman"/>
+              </w:rPr>
+              <w:t>43</w:t>
+            </w:r>
           </w:p>
         </w:tc>
       </w:tr>
@@ -2861,8 +3043,17 @@
           <w:p>
             <w:pPr>
               <w:spacing w:after="40" w:line="264" w:lineRule="auto"/>
-              <w:jc w:val="both"/>
-            </w:pPr>
+              <w:jc w:val="center"/>
+              <w:rPr>
+                <w:rFonts w:ascii="Times New Roman" w:hAnsi="Times New Roman"/>
+              </w:rPr>
+            </w:pPr>
+            <w:r>
+              <w:rPr>
+                <w:rFonts w:ascii="Times New Roman" w:hAnsi="Times New Roman"/>
+              </w:rPr>
+              <w:t>44</w:t>
+            </w:r>
           </w:p>
         </w:tc>
       </w:tr>
@@ -2892,7 +3083,6 @@
           <w:b/>
           <w:bCs/>
         </w:rPr>
-        <w:lastRenderedPageBreak/>
         <w:t>OUTCOME MAPPING (CO – PO – PSO)</w:t>
       </w:r>
     </w:p>
@@ -2952,9 +3142,8 @@
         <w:tc>
           <w:tcPr>
             <w:tcW w:w="1000" w:type="dxa"/>
-            <w:shd w:val="clear" w:color="auto" w:fill="DEEAF6"/>
-            <w:vAlign w:val="center"/>
-            <w:shd w:fill="E8E8E8"/>
+            <w:shd w:val="clear" w:color="auto" w:fill="E8E8E8"/>
+            <w:vAlign w:val="center"/>
             <w:shd w:fill="E8E8E8"/>
           </w:tcPr>
           <w:p>
@@ -2978,9 +3167,8 @@
         <w:tc>
           <w:tcPr>
             <w:tcW w:w="5400" w:type="dxa"/>
-            <w:shd w:val="clear" w:color="auto" w:fill="DEEAF6"/>
-            <w:vAlign w:val="center"/>
-            <w:shd w:fill="E8E8E8"/>
+            <w:shd w:val="clear" w:color="auto" w:fill="E8E8E8"/>
+            <w:vAlign w:val="center"/>
             <w:shd w:fill="E8E8E8"/>
           </w:tcPr>
           <w:p>
@@ -3004,9 +3192,8 @@
         <w:tc>
           <w:tcPr>
             <w:tcW w:w="1500" w:type="dxa"/>
-            <w:shd w:val="clear" w:color="auto" w:fill="DEEAF6"/>
-            <w:vAlign w:val="center"/>
-            <w:shd w:fill="E8E8E8"/>
+            <w:shd w:val="clear" w:color="auto" w:fill="E8E8E8"/>
+            <w:vAlign w:val="center"/>
             <w:shd w:fill="E8E8E8"/>
           </w:tcPr>
           <w:p>
@@ -3030,9 +3217,8 @@
         <w:tc>
           <w:tcPr>
             <w:tcW w:w="2100" w:type="dxa"/>
-            <w:shd w:val="clear" w:color="auto" w:fill="DEEAF6"/>
-            <w:vAlign w:val="center"/>
-            <w:shd w:fill="E8E8E8"/>
+            <w:shd w:val="clear" w:color="auto" w:fill="E8E8E8"/>
+            <w:vAlign w:val="center"/>
             <w:shd w:fill="E8E8E8"/>
           </w:tcPr>
           <w:p>
@@ -3459,9 +3645,12 @@
         </w:tc>
       </w:tr>
       <w:tr>
-        <w:tc>
-          <w:tcPr>
-            <w:tcW w:type="dxa" w:w="1000"/>
+        <w:trPr>
+          <w:jc w:val="center"/>
+        </w:trPr>
+        <w:tc>
+          <w:tcPr>
+            <w:tcW w:w="1000" w:type="dxa"/>
           </w:tcPr>
           <w:p>
             <w:pPr>
@@ -3483,7 +3672,7 @@
         </w:tc>
         <w:tc>
           <w:tcPr>
-            <w:tcW w:type="dxa" w:w="5400"/>
+            <w:tcW w:w="5400" w:type="dxa"/>
           </w:tcPr>
           <w:p>
             <w:pPr>
@@ -3505,7 +3694,7 @@
         </w:tc>
         <w:tc>
           <w:tcPr>
-            <w:tcW w:type="dxa" w:w="1500"/>
+            <w:tcW w:w="1500" w:type="dxa"/>
           </w:tcPr>
           <w:p>
             <w:pPr>
@@ -3527,7 +3716,7 @@
         </w:tc>
         <w:tc>
           <w:tcPr>
-            <w:tcW w:type="dxa" w:w="2100"/>
+            <w:tcW w:w="2100" w:type="dxa"/>
           </w:tcPr>
           <w:p>
             <w:pPr>
@@ -3551,9 +3740,12 @@
         </w:tc>
       </w:tr>
       <w:tr>
-        <w:tc>
-          <w:tcPr>
-            <w:tcW w:type="dxa" w:w="1000"/>
+        <w:trPr>
+          <w:jc w:val="center"/>
+        </w:trPr>
+        <w:tc>
+          <w:tcPr>
+            <w:tcW w:w="1000" w:type="dxa"/>
           </w:tcPr>
           <w:p>
             <w:pPr>
@@ -3575,7 +3767,7 @@
         </w:tc>
         <w:tc>
           <w:tcPr>
-            <w:tcW w:type="dxa" w:w="5400"/>
+            <w:tcW w:w="5400" w:type="dxa"/>
           </w:tcPr>
           <w:p>
             <w:pPr>
@@ -3597,7 +3789,7 @@
         </w:tc>
         <w:tc>
           <w:tcPr>
-            <w:tcW w:type="dxa" w:w="1500"/>
+            <w:tcW w:w="1500" w:type="dxa"/>
           </w:tcPr>
           <w:p>
             <w:pPr>
@@ -3619,7 +3811,7 @@
         </w:tc>
         <w:tc>
           <w:tcPr>
-            <w:tcW w:type="dxa" w:w="2100"/>
+            <w:tcW w:w="2100" w:type="dxa"/>
           </w:tcPr>
           <w:p>
             <w:pPr>
@@ -3715,9 +3907,8 @@
         <w:tc>
           <w:tcPr>
             <w:tcW w:w="1000" w:type="dxa"/>
-            <w:shd w:val="clear" w:color="auto" w:fill="DEEAF6"/>
-            <w:vAlign w:val="center"/>
-            <w:shd w:fill="E8E8E8"/>
+            <w:shd w:val="clear" w:color="auto" w:fill="E8E8E8"/>
+            <w:vAlign w:val="center"/>
             <w:shd w:fill="E8E8E8"/>
           </w:tcPr>
           <w:p>
@@ -3741,9 +3932,8 @@
         <w:tc>
           <w:tcPr>
             <w:tcW w:w="642" w:type="dxa"/>
-            <w:shd w:val="clear" w:color="auto" w:fill="DEEAF6"/>
-            <w:vAlign w:val="center"/>
-            <w:shd w:fill="E8E8E8"/>
+            <w:shd w:val="clear" w:color="auto" w:fill="E8E8E8"/>
+            <w:vAlign w:val="center"/>
             <w:shd w:fill="E8E8E8"/>
           </w:tcPr>
           <w:p>
@@ -3767,9 +3957,8 @@
         <w:tc>
           <w:tcPr>
             <w:tcW w:w="642" w:type="dxa"/>
-            <w:shd w:val="clear" w:color="auto" w:fill="DEEAF6"/>
-            <w:vAlign w:val="center"/>
-            <w:shd w:fill="E8E8E8"/>
+            <w:shd w:val="clear" w:color="auto" w:fill="E8E8E8"/>
+            <w:vAlign w:val="center"/>
             <w:shd w:fill="E8E8E8"/>
           </w:tcPr>
           <w:p>
@@ -3793,9 +3982,8 @@
         <w:tc>
           <w:tcPr>
             <w:tcW w:w="642" w:type="dxa"/>
-            <w:shd w:val="clear" w:color="auto" w:fill="DEEAF6"/>
-            <w:vAlign w:val="center"/>
-            <w:shd w:fill="E8E8E8"/>
+            <w:shd w:val="clear" w:color="auto" w:fill="E8E8E8"/>
+            <w:vAlign w:val="center"/>
             <w:shd w:fill="E8E8E8"/>
           </w:tcPr>
           <w:p>
@@ -3819,9 +4007,8 @@
         <w:tc>
           <w:tcPr>
             <w:tcW w:w="642" w:type="dxa"/>
-            <w:shd w:val="clear" w:color="auto" w:fill="DEEAF6"/>
-            <w:vAlign w:val="center"/>
-            <w:shd w:fill="E8E8E8"/>
+            <w:shd w:val="clear" w:color="auto" w:fill="E8E8E8"/>
+            <w:vAlign w:val="center"/>
             <w:shd w:fill="E8E8E8"/>
           </w:tcPr>
           <w:p>
@@ -3845,9 +4032,8 @@
         <w:tc>
           <w:tcPr>
             <w:tcW w:w="642" w:type="dxa"/>
-            <w:shd w:val="clear" w:color="auto" w:fill="DEEAF6"/>
-            <w:vAlign w:val="center"/>
-            <w:shd w:fill="E8E8E8"/>
+            <w:shd w:val="clear" w:color="auto" w:fill="E8E8E8"/>
+            <w:vAlign w:val="center"/>
             <w:shd w:fill="E8E8E8"/>
           </w:tcPr>
           <w:p>
@@ -3871,9 +4057,8 @@
         <w:tc>
           <w:tcPr>
             <w:tcW w:w="642" w:type="dxa"/>
-            <w:shd w:val="clear" w:color="auto" w:fill="DEEAF6"/>
-            <w:vAlign w:val="center"/>
-            <w:shd w:fill="E8E8E8"/>
+            <w:shd w:val="clear" w:color="auto" w:fill="E8E8E8"/>
+            <w:vAlign w:val="center"/>
             <w:shd w:fill="E8E8E8"/>
           </w:tcPr>
           <w:p>
@@ -3897,9 +4082,8 @@
         <w:tc>
           <w:tcPr>
             <w:tcW w:w="642" w:type="dxa"/>
-            <w:shd w:val="clear" w:color="auto" w:fill="DEEAF6"/>
-            <w:vAlign w:val="center"/>
-            <w:shd w:fill="E8E8E8"/>
+            <w:shd w:val="clear" w:color="auto" w:fill="E8E8E8"/>
+            <w:vAlign w:val="center"/>
             <w:shd w:fill="E8E8E8"/>
           </w:tcPr>
           <w:p>
@@ -3923,9 +4107,8 @@
         <w:tc>
           <w:tcPr>
             <w:tcW w:w="642" w:type="dxa"/>
-            <w:shd w:val="clear" w:color="auto" w:fill="DEEAF6"/>
-            <w:vAlign w:val="center"/>
-            <w:shd w:fill="E8E8E8"/>
+            <w:shd w:val="clear" w:color="auto" w:fill="E8E8E8"/>
+            <w:vAlign w:val="center"/>
             <w:shd w:fill="E8E8E8"/>
           </w:tcPr>
           <w:p>
@@ -3949,9 +4132,8 @@
         <w:tc>
           <w:tcPr>
             <w:tcW w:w="642" w:type="dxa"/>
-            <w:shd w:val="clear" w:color="auto" w:fill="DEEAF6"/>
-            <w:vAlign w:val="center"/>
-            <w:shd w:fill="E8E8E8"/>
+            <w:shd w:val="clear" w:color="auto" w:fill="E8E8E8"/>
+            <w:vAlign w:val="center"/>
             <w:shd w:fill="E8E8E8"/>
           </w:tcPr>
           <w:p>
@@ -3975,9 +4157,8 @@
         <w:tc>
           <w:tcPr>
             <w:tcW w:w="642" w:type="dxa"/>
-            <w:shd w:val="clear" w:color="auto" w:fill="DEEAF6"/>
-            <w:vAlign w:val="center"/>
-            <w:shd w:fill="E8E8E8"/>
+            <w:shd w:val="clear" w:color="auto" w:fill="E8E8E8"/>
+            <w:vAlign w:val="center"/>
             <w:shd w:fill="E8E8E8"/>
           </w:tcPr>
           <w:p>
@@ -4001,9 +4182,8 @@
         <w:tc>
           <w:tcPr>
             <w:tcW w:w="642" w:type="dxa"/>
-            <w:shd w:val="clear" w:color="auto" w:fill="DEEAF6"/>
-            <w:vAlign w:val="center"/>
-            <w:shd w:fill="E8E8E8"/>
+            <w:shd w:val="clear" w:color="auto" w:fill="E8E8E8"/>
+            <w:vAlign w:val="center"/>
             <w:shd w:fill="E8E8E8"/>
           </w:tcPr>
           <w:p>
@@ -4027,9 +4207,8 @@
         <w:tc>
           <w:tcPr>
             <w:tcW w:w="642" w:type="dxa"/>
-            <w:shd w:val="clear" w:color="auto" w:fill="DEEAF6"/>
-            <w:vAlign w:val="center"/>
-            <w:shd w:fill="E8E8E8"/>
+            <w:shd w:val="clear" w:color="auto" w:fill="E8E8E8"/>
+            <w:vAlign w:val="center"/>
             <w:shd w:fill="E8E8E8"/>
           </w:tcPr>
           <w:p>
@@ -4053,9 +4232,8 @@
         <w:tc>
           <w:tcPr>
             <w:tcW w:w="642" w:type="dxa"/>
-            <w:shd w:val="clear" w:color="auto" w:fill="DEEAF6"/>
-            <w:vAlign w:val="center"/>
-            <w:shd w:fill="E8E8E8"/>
+            <w:shd w:val="clear" w:color="auto" w:fill="E8E8E8"/>
+            <w:vAlign w:val="center"/>
             <w:shd w:fill="E8E8E8"/>
           </w:tcPr>
           <w:p>
@@ -5723,9 +5901,12 @@
         </w:tc>
       </w:tr>
       <w:tr>
-        <w:tc>
-          <w:tcPr>
-            <w:tcW w:type="dxa" w:w="1000"/>
+        <w:trPr>
+          <w:jc w:val="center"/>
+        </w:trPr>
+        <w:tc>
+          <w:tcPr>
+            <w:tcW w:w="1000" w:type="dxa"/>
           </w:tcPr>
           <w:p>
             <w:pPr>
@@ -5747,7 +5928,7 @@
         </w:tc>
         <w:tc>
           <w:tcPr>
-            <w:tcW w:type="dxa" w:w="642"/>
+            <w:tcW w:w="642" w:type="dxa"/>
           </w:tcPr>
           <w:p>
             <w:pPr>
@@ -5769,7 +5950,7 @@
         </w:tc>
         <w:tc>
           <w:tcPr>
-            <w:tcW w:type="dxa" w:w="642"/>
+            <w:tcW w:w="642" w:type="dxa"/>
           </w:tcPr>
           <w:p>
             <w:pPr>
@@ -5791,7 +5972,7 @@
         </w:tc>
         <w:tc>
           <w:tcPr>
-            <w:tcW w:type="dxa" w:w="642"/>
+            <w:tcW w:w="642" w:type="dxa"/>
           </w:tcPr>
           <w:p>
             <w:pPr>
@@ -5813,7 +5994,7 @@
         </w:tc>
         <w:tc>
           <w:tcPr>
-            <w:tcW w:type="dxa" w:w="642"/>
+            <w:tcW w:w="642" w:type="dxa"/>
           </w:tcPr>
           <w:p>
             <w:pPr>
@@ -5835,7 +6016,7 @@
         </w:tc>
         <w:tc>
           <w:tcPr>
-            <w:tcW w:type="dxa" w:w="642"/>
+            <w:tcW w:w="642" w:type="dxa"/>
           </w:tcPr>
           <w:p>
             <w:pPr>
@@ -5857,7 +6038,7 @@
         </w:tc>
         <w:tc>
           <w:tcPr>
-            <w:tcW w:type="dxa" w:w="642"/>
+            <w:tcW w:w="642" w:type="dxa"/>
           </w:tcPr>
           <w:p>
             <w:pPr>
@@ -5879,7 +6060,7 @@
         </w:tc>
         <w:tc>
           <w:tcPr>
-            <w:tcW w:type="dxa" w:w="642"/>
+            <w:tcW w:w="642" w:type="dxa"/>
           </w:tcPr>
           <w:p>
             <w:pPr>
@@ -5901,7 +6082,7 @@
         </w:tc>
         <w:tc>
           <w:tcPr>
-            <w:tcW w:type="dxa" w:w="642"/>
+            <w:tcW w:w="642" w:type="dxa"/>
           </w:tcPr>
           <w:p>
             <w:pPr>
@@ -5923,7 +6104,7 @@
         </w:tc>
         <w:tc>
           <w:tcPr>
-            <w:tcW w:type="dxa" w:w="642"/>
+            <w:tcW w:w="642" w:type="dxa"/>
           </w:tcPr>
           <w:p>
             <w:pPr>
@@ -5945,7 +6126,7 @@
         </w:tc>
         <w:tc>
           <w:tcPr>
-            <w:tcW w:type="dxa" w:w="642"/>
+            <w:tcW w:w="642" w:type="dxa"/>
           </w:tcPr>
           <w:p>
             <w:pPr>
@@ -5967,7 +6148,7 @@
         </w:tc>
         <w:tc>
           <w:tcPr>
-            <w:tcW w:type="dxa" w:w="642"/>
+            <w:tcW w:w="642" w:type="dxa"/>
           </w:tcPr>
           <w:p>
             <w:pPr>
@@ -5989,7 +6170,7 @@
         </w:tc>
         <w:tc>
           <w:tcPr>
-            <w:tcW w:type="dxa" w:w="642"/>
+            <w:tcW w:w="642" w:type="dxa"/>
           </w:tcPr>
           <w:p>
             <w:pPr>
@@ -6011,7 +6192,7 @@
         </w:tc>
         <w:tc>
           <w:tcPr>
-            <w:tcW w:type="dxa" w:w="642"/>
+            <w:tcW w:w="642" w:type="dxa"/>
           </w:tcPr>
           <w:p>
             <w:pPr>
@@ -6033,10 +6214,13 @@
         </w:tc>
       </w:tr>
       <w:tr>
-        <w:tc>
-          <w:tcPr>
-            <w:tcW w:type="dxa" w:w="1000"/>
-            <w:shd w:fill="F5F5F5"/>
+        <w:trPr>
+          <w:jc w:val="center"/>
+        </w:trPr>
+        <w:tc>
+          <w:tcPr>
+            <w:tcW w:w="1000" w:type="dxa"/>
+            <w:shd w:val="clear" w:color="auto" w:fill="F5F5F5"/>
             <w:shd w:fill="F5F5F5"/>
           </w:tcPr>
           <w:p>
@@ -6059,8 +6243,8 @@
         </w:tc>
         <w:tc>
           <w:tcPr>
-            <w:tcW w:type="dxa" w:w="642"/>
-            <w:shd w:fill="F5F5F5"/>
+            <w:tcW w:w="642" w:type="dxa"/>
+            <w:shd w:val="clear" w:color="auto" w:fill="F5F5F5"/>
             <w:shd w:fill="F5F5F5"/>
           </w:tcPr>
           <w:p>
@@ -6083,8 +6267,8 @@
         </w:tc>
         <w:tc>
           <w:tcPr>
-            <w:tcW w:type="dxa" w:w="642"/>
-            <w:shd w:fill="F5F5F5"/>
+            <w:tcW w:w="642" w:type="dxa"/>
+            <w:shd w:val="clear" w:color="auto" w:fill="F5F5F5"/>
             <w:shd w:fill="F5F5F5"/>
           </w:tcPr>
           <w:p>
@@ -6107,8 +6291,8 @@
         </w:tc>
         <w:tc>
           <w:tcPr>
-            <w:tcW w:type="dxa" w:w="642"/>
-            <w:shd w:fill="F5F5F5"/>
+            <w:tcW w:w="642" w:type="dxa"/>
+            <w:shd w:val="clear" w:color="auto" w:fill="F5F5F5"/>
             <w:shd w:fill="F5F5F5"/>
           </w:tcPr>
           <w:p>
@@ -6131,8 +6315,8 @@
         </w:tc>
         <w:tc>
           <w:tcPr>
-            <w:tcW w:type="dxa" w:w="642"/>
-            <w:shd w:fill="F5F5F5"/>
+            <w:tcW w:w="642" w:type="dxa"/>
+            <w:shd w:val="clear" w:color="auto" w:fill="F5F5F5"/>
             <w:shd w:fill="F5F5F5"/>
           </w:tcPr>
           <w:p>
@@ -6155,8 +6339,8 @@
         </w:tc>
         <w:tc>
           <w:tcPr>
-            <w:tcW w:type="dxa" w:w="642"/>
-            <w:shd w:fill="F5F5F5"/>
+            <w:tcW w:w="642" w:type="dxa"/>
+            <w:shd w:val="clear" w:color="auto" w:fill="F5F5F5"/>
             <w:shd w:fill="F5F5F5"/>
           </w:tcPr>
           <w:p>
@@ -6179,8 +6363,8 @@
         </w:tc>
         <w:tc>
           <w:tcPr>
-            <w:tcW w:type="dxa" w:w="642"/>
-            <w:shd w:fill="F5F5F5"/>
+            <w:tcW w:w="642" w:type="dxa"/>
+            <w:shd w:val="clear" w:color="auto" w:fill="F5F5F5"/>
             <w:shd w:fill="F5F5F5"/>
           </w:tcPr>
           <w:p>
@@ -6203,8 +6387,8 @@
         </w:tc>
         <w:tc>
           <w:tcPr>
-            <w:tcW w:type="dxa" w:w="642"/>
-            <w:shd w:fill="F5F5F5"/>
+            <w:tcW w:w="642" w:type="dxa"/>
+            <w:shd w:val="clear" w:color="auto" w:fill="F5F5F5"/>
             <w:shd w:fill="F5F5F5"/>
           </w:tcPr>
           <w:p>
@@ -6227,8 +6411,8 @@
         </w:tc>
         <w:tc>
           <w:tcPr>
-            <w:tcW w:type="dxa" w:w="642"/>
-            <w:shd w:fill="F5F5F5"/>
+            <w:tcW w:w="642" w:type="dxa"/>
+            <w:shd w:val="clear" w:color="auto" w:fill="F5F5F5"/>
             <w:shd w:fill="F5F5F5"/>
           </w:tcPr>
           <w:p>
@@ -6251,8 +6435,8 @@
         </w:tc>
         <w:tc>
           <w:tcPr>
-            <w:tcW w:type="dxa" w:w="642"/>
-            <w:shd w:fill="F5F5F5"/>
+            <w:tcW w:w="642" w:type="dxa"/>
+            <w:shd w:val="clear" w:color="auto" w:fill="F5F5F5"/>
             <w:shd w:fill="F5F5F5"/>
           </w:tcPr>
           <w:p>
@@ -6275,8 +6459,8 @@
         </w:tc>
         <w:tc>
           <w:tcPr>
-            <w:tcW w:type="dxa" w:w="642"/>
-            <w:shd w:fill="F5F5F5"/>
+            <w:tcW w:w="642" w:type="dxa"/>
+            <w:shd w:val="clear" w:color="auto" w:fill="F5F5F5"/>
             <w:shd w:fill="F5F5F5"/>
           </w:tcPr>
           <w:p>
@@ -6299,8 +6483,8 @@
         </w:tc>
         <w:tc>
           <w:tcPr>
-            <w:tcW w:type="dxa" w:w="642"/>
-            <w:shd w:fill="F5F5F5"/>
+            <w:tcW w:w="642" w:type="dxa"/>
+            <w:shd w:val="clear" w:color="auto" w:fill="F5F5F5"/>
             <w:shd w:fill="F5F5F5"/>
           </w:tcPr>
           <w:p>
@@ -6323,8 +6507,8 @@
         </w:tc>
         <w:tc>
           <w:tcPr>
-            <w:tcW w:type="dxa" w:w="642"/>
-            <w:shd w:fill="F5F5F5"/>
+            <w:tcW w:w="642" w:type="dxa"/>
+            <w:shd w:val="clear" w:color="auto" w:fill="F5F5F5"/>
             <w:shd w:fill="F5F5F5"/>
           </w:tcPr>
           <w:p>
@@ -6347,8 +6531,8 @@
         </w:tc>
         <w:tc>
           <w:tcPr>
-            <w:tcW w:type="dxa" w:w="642"/>
-            <w:shd w:fill="F5F5F5"/>
+            <w:tcW w:w="642" w:type="dxa"/>
+            <w:shd w:val="clear" w:color="auto" w:fill="F5F5F5"/>
             <w:shd w:fill="F5F5F5"/>
           </w:tcPr>
           <w:p>
@@ -6442,9 +6626,8 @@
         <w:tc>
           <w:tcPr>
             <w:tcW w:w="1600" w:type="dxa"/>
-            <w:shd w:val="clear" w:color="auto" w:fill="DEEAF6"/>
-            <w:vAlign w:val="center"/>
-            <w:shd w:fill="E8E8E8"/>
+            <w:shd w:val="clear" w:color="auto" w:fill="E8E8E8"/>
+            <w:vAlign w:val="center"/>
             <w:shd w:fill="E8E8E8"/>
           </w:tcPr>
           <w:p>
@@ -6468,9 +6651,8 @@
         <w:tc>
           <w:tcPr>
             <w:tcW w:w="900" w:type="dxa"/>
-            <w:shd w:val="clear" w:color="auto" w:fill="DEEAF6"/>
-            <w:vAlign w:val="center"/>
-            <w:shd w:fill="E8E8E8"/>
+            <w:shd w:val="clear" w:color="auto" w:fill="E8E8E8"/>
+            <w:vAlign w:val="center"/>
             <w:shd w:fill="E8E8E8"/>
           </w:tcPr>
           <w:p>
@@ -6494,9 +6676,8 @@
         <w:tc>
           <w:tcPr>
             <w:tcW w:w="7500" w:type="dxa"/>
-            <w:shd w:val="clear" w:color="auto" w:fill="DEEAF6"/>
-            <w:vAlign w:val="center"/>
-            <w:shd w:fill="E8E8E8"/>
+            <w:shd w:val="clear" w:color="auto" w:fill="E8E8E8"/>
+            <w:vAlign w:val="center"/>
             <w:shd w:fill="E8E8E8"/>
           </w:tcPr>
           <w:p>
@@ -7043,9 +7224,12 @@
         </w:tc>
       </w:tr>
       <w:tr>
-        <w:tc>
-          <w:tcPr>
-            <w:tcW w:type="dxa" w:w="1600"/>
+        <w:trPr>
+          <w:jc w:val="center"/>
+        </w:trPr>
+        <w:tc>
+          <w:tcPr>
+            <w:tcW w:w="1600" w:type="dxa"/>
           </w:tcPr>
           <w:p>
             <w:pPr>
@@ -7067,7 +7251,7 @@
         </w:tc>
         <w:tc>
           <w:tcPr>
-            <w:tcW w:type="dxa" w:w="900"/>
+            <w:tcW w:w="900" w:type="dxa"/>
           </w:tcPr>
           <w:p>
             <w:pPr>
@@ -7089,7 +7273,7 @@
         </w:tc>
         <w:tc>
           <w:tcPr>
-            <w:tcW w:type="dxa" w:w="7500"/>
+            <w:tcW w:w="7500" w:type="dxa"/>
           </w:tcPr>
           <w:p>
             <w:pPr>
@@ -7143,36 +7327,37 @@
     </w:p>
     <w:tbl>
       <w:tblPr>
-        <w:tblW w:type="auto" w:w="0"/>
+        <w:tblW w:w="0" w:type="auto"/>
         <w:jc w:val="center"/>
-        <w:tblLook w:firstColumn="1" w:firstRow="1" w:lastColumn="0" w:lastRow="0" w:noHBand="0" w:noVBand="1" w:val="04A0"/>
+        <w:tblLook w:val="04A0" w:firstRow="1" w:lastRow="0" w:firstColumn="1" w:lastColumn="0" w:noHBand="0" w:noVBand="1"/>
       </w:tblPr>
       <w:tblGrid>
-        <w:gridCol w:w="1434"/>
-        <w:gridCol w:w="1434"/>
-        <w:gridCol w:w="1434"/>
-        <w:gridCol w:w="1434"/>
-        <w:gridCol w:w="1434"/>
-        <w:gridCol w:w="1434"/>
-        <w:gridCol w:w="1434"/>
+        <w:gridCol w:w="700"/>
+        <w:gridCol w:w="1126"/>
+        <w:gridCol w:w="3303"/>
+        <w:gridCol w:w="1329"/>
+        <w:gridCol w:w="982"/>
+        <w:gridCol w:w="1068"/>
+        <w:gridCol w:w="1068"/>
       </w:tblGrid>
       <w:tr>
-        <w:tc>
-          <w:tcPr>
-            <w:tcW w:type="dxa" w:w="1434"/>
-            <w:shd w:fill="E8E8E8"/>
+        <w:trPr>
+          <w:jc w:val="center"/>
+        </w:trPr>
+        <w:tc>
+          <w:tcPr>
+            <w:tcW w:w="1434" w:type="dxa"/>
+            <w:shd w:val="clear" w:color="auto" w:fill="E8E8E8"/>
           </w:tcPr>
           <w:p>
             <w:pPr>
               <w:spacing w:before="40" w:after="40" w:line="276" w:lineRule="auto"/>
               <w:jc w:val="center"/>
             </w:pPr>
-            <w:r/>
-            <w:r>
-              <w:rPr>
-                <w:rFonts w:ascii="Times New Roman" w:hAnsi="Times New Roman"/>
-                <w:b/>
-                <w:i w:val="0"/>
+            <w:r>
+              <w:rPr>
+                <w:rFonts w:ascii="Times New Roman" w:hAnsi="Times New Roman"/>
+                <w:b/>
                 <w:color w:val="1A1A1A"/>
                 <w:sz w:val="18"/>
               </w:rPr>
@@ -7182,20 +7367,18 @@
         </w:tc>
         <w:tc>
           <w:tcPr>
-            <w:tcW w:type="dxa" w:w="1434"/>
-            <w:shd w:fill="E8E8E8"/>
+            <w:tcW w:w="1434" w:type="dxa"/>
+            <w:shd w:val="clear" w:color="auto" w:fill="E8E8E8"/>
           </w:tcPr>
           <w:p>
             <w:pPr>
               <w:spacing w:before="40" w:after="40" w:line="276" w:lineRule="auto"/>
               <w:jc w:val="center"/>
             </w:pPr>
-            <w:r/>
-            <w:r>
-              <w:rPr>
-                <w:rFonts w:ascii="Times New Roman" w:hAnsi="Times New Roman"/>
-                <w:b/>
-                <w:i w:val="0"/>
+            <w:r>
+              <w:rPr>
+                <w:rFonts w:ascii="Times New Roman" w:hAnsi="Times New Roman"/>
+                <w:b/>
                 <w:color w:val="1A1A1A"/>
                 <w:sz w:val="18"/>
               </w:rPr>
@@ -7205,20 +7388,18 @@
         </w:tc>
         <w:tc>
           <w:tcPr>
-            <w:tcW w:type="dxa" w:w="1434"/>
-            <w:shd w:fill="E8E8E8"/>
+            <w:tcW w:w="1434" w:type="dxa"/>
+            <w:shd w:val="clear" w:color="auto" w:fill="E8E8E8"/>
           </w:tcPr>
           <w:p>
             <w:pPr>
               <w:spacing w:before="40" w:after="40" w:line="276" w:lineRule="auto"/>
               <w:jc w:val="center"/>
             </w:pPr>
-            <w:r/>
-            <w:r>
-              <w:rPr>
-                <w:rFonts w:ascii="Times New Roman" w:hAnsi="Times New Roman"/>
-                <w:b/>
-                <w:i w:val="0"/>
+            <w:r>
+              <w:rPr>
+                <w:rFonts w:ascii="Times New Roman" w:hAnsi="Times New Roman"/>
+                <w:b/>
                 <w:color w:val="1A1A1A"/>
                 <w:sz w:val="18"/>
               </w:rPr>
@@ -7228,20 +7409,18 @@
         </w:tc>
         <w:tc>
           <w:tcPr>
-            <w:tcW w:type="dxa" w:w="1434"/>
-            <w:shd w:fill="E8E8E8"/>
+            <w:tcW w:w="1434" w:type="dxa"/>
+            <w:shd w:val="clear" w:color="auto" w:fill="E8E8E8"/>
           </w:tcPr>
           <w:p>
             <w:pPr>
               <w:spacing w:before="40" w:after="40" w:line="276" w:lineRule="auto"/>
               <w:jc w:val="center"/>
             </w:pPr>
-            <w:r/>
-            <w:r>
-              <w:rPr>
-                <w:rFonts w:ascii="Times New Roman" w:hAnsi="Times New Roman"/>
-                <w:b/>
-                <w:i w:val="0"/>
+            <w:r>
+              <w:rPr>
+                <w:rFonts w:ascii="Times New Roman" w:hAnsi="Times New Roman"/>
+                <w:b/>
                 <w:color w:val="1A1A1A"/>
                 <w:sz w:val="18"/>
               </w:rPr>
@@ -7251,20 +7430,18 @@
         </w:tc>
         <w:tc>
           <w:tcPr>
-            <w:tcW w:type="dxa" w:w="1434"/>
-            <w:shd w:fill="E8E8E8"/>
+            <w:tcW w:w="1434" w:type="dxa"/>
+            <w:shd w:val="clear" w:color="auto" w:fill="E8E8E8"/>
           </w:tcPr>
           <w:p>
             <w:pPr>
               <w:spacing w:before="40" w:after="40" w:line="276" w:lineRule="auto"/>
               <w:jc w:val="center"/>
             </w:pPr>
-            <w:r/>
-            <w:r>
-              <w:rPr>
-                <w:rFonts w:ascii="Times New Roman" w:hAnsi="Times New Roman"/>
-                <w:b/>
-                <w:i w:val="0"/>
+            <w:r>
+              <w:rPr>
+                <w:rFonts w:ascii="Times New Roman" w:hAnsi="Times New Roman"/>
+                <w:b/>
                 <w:color w:val="1A1A1A"/>
                 <w:sz w:val="18"/>
               </w:rPr>
@@ -7274,20 +7451,18 @@
         </w:tc>
         <w:tc>
           <w:tcPr>
-            <w:tcW w:type="dxa" w:w="1434"/>
-            <w:shd w:fill="E8E8E8"/>
+            <w:tcW w:w="1434" w:type="dxa"/>
+            <w:shd w:val="clear" w:color="auto" w:fill="E8E8E8"/>
           </w:tcPr>
           <w:p>
             <w:pPr>
               <w:spacing w:before="40" w:after="40" w:line="276" w:lineRule="auto"/>
               <w:jc w:val="center"/>
             </w:pPr>
-            <w:r/>
-            <w:r>
-              <w:rPr>
-                <w:rFonts w:ascii="Times New Roman" w:hAnsi="Times New Roman"/>
-                <w:b/>
-                <w:i w:val="0"/>
+            <w:r>
+              <w:rPr>
+                <w:rFonts w:ascii="Times New Roman" w:hAnsi="Times New Roman"/>
+                <w:b/>
                 <w:color w:val="1A1A1A"/>
                 <w:sz w:val="18"/>
               </w:rPr>
@@ -7297,20 +7472,18 @@
         </w:tc>
         <w:tc>
           <w:tcPr>
-            <w:tcW w:type="dxa" w:w="1434"/>
-            <w:shd w:fill="E8E8E8"/>
+            <w:tcW w:w="1434" w:type="dxa"/>
+            <w:shd w:val="clear" w:color="auto" w:fill="E8E8E8"/>
           </w:tcPr>
           <w:p>
             <w:pPr>
               <w:spacing w:before="40" w:after="40" w:line="276" w:lineRule="auto"/>
               <w:jc w:val="center"/>
             </w:pPr>
-            <w:r/>
-            <w:r>
-              <w:rPr>
-                <w:rFonts w:ascii="Times New Roman" w:hAnsi="Times New Roman"/>
-                <w:b/>
-                <w:i w:val="0"/>
+            <w:r>
+              <w:rPr>
+                <w:rFonts w:ascii="Times New Roman" w:hAnsi="Times New Roman"/>
+                <w:b/>
                 <w:color w:val="1A1A1A"/>
                 <w:sz w:val="18"/>
               </w:rPr>
@@ -7320,25 +7493,34 @@
         </w:tc>
       </w:tr>
       <w:tr>
-        <w:tc>
-          <w:tcPr>
-            <w:tcW w:type="dxa" w:w="1434"/>
+        <w:trPr>
+          <w:jc w:val="center"/>
+        </w:trPr>
+        <w:tc>
+          <w:tcPr>
+            <w:tcW w:w="1434" w:type="dxa"/>
           </w:tcPr>
           <w:p>
             <w:pPr>
               <w:spacing w:before="40" w:after="40" w:line="276" w:lineRule="auto"/>
               <w:jc w:val="center"/>
             </w:pPr>
-            <w:r/>
-            <w:r>
-              <w:rPr>
-                <w:rFonts w:ascii="Times New Roman" w:hAnsi="Times New Roman"/>
-                <w:b/>
-                <w:i w:val="0"/>
+            <w:r>
+              <w:rPr>
+                <w:rFonts w:ascii="Times New Roman" w:hAnsi="Times New Roman"/>
+                <w:b/>
                 <w:color w:val="1A1A1A"/>
                 <w:sz w:val="17"/>
               </w:rPr>
               <w:t>CO1</w:t>
+            </w:r>
+            <w:r>
+              <w:rPr>
+                <w:rFonts w:ascii="Times New Roman" w:hAnsi="Times New Roman"/>
+                <w:b/>
+                <w:color w:val="1A1A1A"/>
+                <w:sz w:val="17"/>
+              </w:rPr>
               <w:br/>
               <w:t>(L3)</w:t>
             </w:r>
@@ -7346,19 +7528,15 @@
         </w:tc>
         <w:tc>
           <w:tcPr>
-            <w:tcW w:type="dxa" w:w="1434"/>
+            <w:tcW w:w="1434" w:type="dxa"/>
           </w:tcPr>
           <w:p>
             <w:pPr>
               <w:spacing w:before="40" w:after="40" w:line="276" w:lineRule="auto"/>
-              <w:jc w:val="left"/>
-            </w:pPr>
-            <w:r/>
-            <w:r>
-              <w:rPr>
-                <w:rFonts w:ascii="Times New Roman" w:hAnsi="Times New Roman"/>
-                <w:b w:val="0"/>
-                <w:i w:val="0"/>
+            </w:pPr>
+            <w:r>
+              <w:rPr>
+                <w:rFonts w:ascii="Times New Roman" w:hAnsi="Times New Roman"/>
                 <w:color w:val="1A1A1A"/>
                 <w:sz w:val="17"/>
               </w:rPr>
@@ -7368,47 +7546,63 @@
         </w:tc>
         <w:tc>
           <w:tcPr>
-            <w:tcW w:type="dxa" w:w="1434"/>
+            <w:tcW w:w="1434" w:type="dxa"/>
           </w:tcPr>
           <w:p>
             <w:pPr>
               <w:spacing w:before="40" w:after="40" w:line="276" w:lineRule="auto"/>
-              <w:jc w:val="left"/>
-            </w:pPr>
-            <w:r/>
-            <w:r>
-              <w:rPr>
-                <w:rFonts w:ascii="Times New Roman" w:hAnsi="Times New Roman"/>
-                <w:b w:val="0"/>
-                <w:i w:val="0"/>
+            </w:pPr>
+            <w:r>
+              <w:rPr>
+                <w:rFonts w:ascii="Times New Roman" w:hAnsi="Times New Roman"/>
                 <w:color w:val="1A1A1A"/>
                 <w:sz w:val="16"/>
               </w:rPr>
               <w:t>• Computed global pixel intensity mean (μ = 0.1307), standard deviation (σ = 0.3081), and variance across 70,000 image tensors (src/data/dataset.py:compute_dataset_statistics()).</w:t>
+            </w:r>
+            <w:r>
+              <w:rPr>
+                <w:rFonts w:ascii="Times New Roman" w:hAnsi="Times New Roman"/>
+                <w:color w:val="1A1A1A"/>
+                <w:sz w:val="16"/>
+              </w:rPr>
               <w:br/>
+            </w:r>
+            <w:r>
+              <w:rPr>
+                <w:rFonts w:ascii="Times New Roman" w:hAnsi="Times New Roman"/>
+                <w:color w:val="1A1A1A"/>
+                <w:sz w:val="16"/>
+              </w:rPr>
               <w:t>• Evaluated per-class density distributions, sparsity metrics (&gt;80% background), and border variance maps (src/data/eda.py).</w:t>
             </w:r>
           </w:p>
         </w:tc>
         <w:tc>
           <w:tcPr>
-            <w:tcW w:type="dxa" w:w="1434"/>
+            <w:tcW w:w="1434" w:type="dxa"/>
           </w:tcPr>
           <w:p>
             <w:pPr>
               <w:spacing w:before="40" w:after="40" w:line="276" w:lineRule="auto"/>
               <w:jc w:val="center"/>
             </w:pPr>
-            <w:r/>
-            <w:r>
-              <w:rPr>
-                <w:rFonts w:ascii="Times New Roman" w:hAnsi="Times New Roman"/>
-                <w:b/>
-                <w:i w:val="0"/>
+            <w:r>
+              <w:rPr>
+                <w:rFonts w:ascii="Times New Roman" w:hAnsi="Times New Roman"/>
+                <w:b/>
                 <w:color w:val="1A1A1A"/>
                 <w:sz w:val="17"/>
               </w:rPr>
               <w:t>Fully</w:t>
+            </w:r>
+            <w:r>
+              <w:rPr>
+                <w:rFonts w:ascii="Times New Roman" w:hAnsi="Times New Roman"/>
+                <w:b/>
+                <w:color w:val="1A1A1A"/>
+                <w:sz w:val="17"/>
+              </w:rPr>
               <w:br/>
               <w:t>Demonstrated</w:t>
             </w:r>
@@ -7416,23 +7610,27 @@
         </w:tc>
         <w:tc>
           <w:tcPr>
-            <w:tcW w:type="dxa" w:w="1434"/>
+            <w:tcW w:w="1434" w:type="dxa"/>
           </w:tcPr>
           <w:p>
             <w:pPr>
               <w:spacing w:before="40" w:after="40" w:line="276" w:lineRule="auto"/>
               <w:jc w:val="center"/>
             </w:pPr>
-            <w:r/>
-            <w:r>
-              <w:rPr>
-                <w:rFonts w:ascii="Times New Roman" w:hAnsi="Times New Roman"/>
-                <w:b w:val="0"/>
-                <w:i w:val="0"/>
+            <w:r>
+              <w:rPr>
+                <w:rFonts w:ascii="Times New Roman" w:hAnsi="Times New Roman"/>
                 <w:color w:val="1A1A1A"/>
                 <w:sz w:val="16"/>
               </w:rPr>
               <w:t>Set by Faculty</w:t>
+            </w:r>
+            <w:r>
+              <w:rPr>
+                <w:rFonts w:ascii="Times New Roman" w:hAnsi="Times New Roman"/>
+                <w:color w:val="1A1A1A"/>
+                <w:sz w:val="16"/>
+              </w:rPr>
               <w:br/>
               <w:t>(Default: 70%)</w:t>
             </w:r>
@@ -7440,23 +7638,29 @@
         </w:tc>
         <w:tc>
           <w:tcPr>
-            <w:tcW w:type="dxa" w:w="1434"/>
+            <w:tcW w:w="1434" w:type="dxa"/>
           </w:tcPr>
           <w:p>
             <w:pPr>
               <w:spacing w:before="40" w:after="40" w:line="276" w:lineRule="auto"/>
               <w:jc w:val="center"/>
             </w:pPr>
-            <w:r/>
-            <w:r>
-              <w:rPr>
-                <w:rFonts w:ascii="Times New Roman" w:hAnsi="Times New Roman"/>
-                <w:b/>
-                <w:i w:val="0"/>
+            <w:r>
+              <w:rPr>
+                <w:rFonts w:ascii="Times New Roman" w:hAnsi="Times New Roman"/>
+                <w:b/>
                 <w:color w:val="1A1A1A"/>
                 <w:sz w:val="16"/>
               </w:rPr>
               <w:t>Pending Faculty Assessment</w:t>
+            </w:r>
+            <w:r>
+              <w:rPr>
+                <w:rFonts w:ascii="Times New Roman" w:hAnsi="Times New Roman"/>
+                <w:b/>
+                <w:color w:val="1A1A1A"/>
+                <w:sz w:val="16"/>
+              </w:rPr>
               <w:br/>
               <w:t>(CIE Rubric)</w:t>
             </w:r>
@@ -7464,23 +7668,29 @@
         </w:tc>
         <w:tc>
           <w:tcPr>
-            <w:tcW w:type="dxa" w:w="1434"/>
+            <w:tcW w:w="1434" w:type="dxa"/>
           </w:tcPr>
           <w:p>
             <w:pPr>
               <w:spacing w:before="40" w:after="40" w:line="276" w:lineRule="auto"/>
               <w:jc w:val="center"/>
             </w:pPr>
-            <w:r/>
-            <w:r>
-              <w:rPr>
-                <w:rFonts w:ascii="Times New Roman" w:hAnsi="Times New Roman"/>
-                <w:b/>
-                <w:i w:val="0"/>
+            <w:r>
+              <w:rPr>
+                <w:rFonts w:ascii="Times New Roman" w:hAnsi="Times New Roman"/>
+                <w:b/>
                 <w:color w:val="1A1A1A"/>
                 <w:sz w:val="16"/>
               </w:rPr>
               <w:t>Evidence Complete</w:t>
+            </w:r>
+            <w:r>
+              <w:rPr>
+                <w:rFonts w:ascii="Times New Roman" w:hAnsi="Times New Roman"/>
+                <w:b/>
+                <w:color w:val="1A1A1A"/>
+                <w:sz w:val="16"/>
+              </w:rPr>
               <w:br/>
               <w:t>(Pending Assessment)</w:t>
             </w:r>
@@ -7488,25 +7698,34 @@
         </w:tc>
       </w:tr>
       <w:tr>
-        <w:tc>
-          <w:tcPr>
-            <w:tcW w:type="dxa" w:w="1434"/>
+        <w:trPr>
+          <w:jc w:val="center"/>
+        </w:trPr>
+        <w:tc>
+          <w:tcPr>
+            <w:tcW w:w="1434" w:type="dxa"/>
           </w:tcPr>
           <w:p>
             <w:pPr>
               <w:spacing w:before="40" w:after="40" w:line="276" w:lineRule="auto"/>
               <w:jc w:val="center"/>
             </w:pPr>
-            <w:r/>
-            <w:r>
-              <w:rPr>
-                <w:rFonts w:ascii="Times New Roman" w:hAnsi="Times New Roman"/>
-                <w:b/>
-                <w:i w:val="0"/>
+            <w:r>
+              <w:rPr>
+                <w:rFonts w:ascii="Times New Roman" w:hAnsi="Times New Roman"/>
+                <w:b/>
                 <w:color w:val="1A1A1A"/>
                 <w:sz w:val="17"/>
               </w:rPr>
               <w:t>CO2</w:t>
+            </w:r>
+            <w:r>
+              <w:rPr>
+                <w:rFonts w:ascii="Times New Roman" w:hAnsi="Times New Roman"/>
+                <w:b/>
+                <w:color w:val="1A1A1A"/>
+                <w:sz w:val="17"/>
+              </w:rPr>
               <w:br/>
               <w:t>(L3)</w:t>
             </w:r>
@@ -7514,19 +7733,15 @@
         </w:tc>
         <w:tc>
           <w:tcPr>
-            <w:tcW w:type="dxa" w:w="1434"/>
+            <w:tcW w:w="1434" w:type="dxa"/>
           </w:tcPr>
           <w:p>
             <w:pPr>
               <w:spacing w:before="40" w:after="40" w:line="276" w:lineRule="auto"/>
-              <w:jc w:val="left"/>
-            </w:pPr>
-            <w:r/>
-            <w:r>
-              <w:rPr>
-                <w:rFonts w:ascii="Times New Roman" w:hAnsi="Times New Roman"/>
-                <w:b w:val="0"/>
-                <w:i w:val="0"/>
+            </w:pPr>
+            <w:r>
+              <w:rPr>
+                <w:rFonts w:ascii="Times New Roman" w:hAnsi="Times New Roman"/>
                 <w:color w:val="1A1A1A"/>
                 <w:sz w:val="17"/>
               </w:rPr>
@@ -7536,23 +7751,26 @@
         </w:tc>
         <w:tc>
           <w:tcPr>
-            <w:tcW w:type="dxa" w:w="1434"/>
+            <w:tcW w:w="1434" w:type="dxa"/>
           </w:tcPr>
           <w:p>
             <w:pPr>
               <w:spacing w:before="40" w:after="40" w:line="276" w:lineRule="auto"/>
-              <w:jc w:val="left"/>
-            </w:pPr>
-            <w:r/>
-            <w:r>
-              <w:rPr>
-                <w:rFonts w:ascii="Times New Roman" w:hAnsi="Times New Roman"/>
-                <w:b w:val="0"/>
-                <w:i w:val="0"/>
+            </w:pPr>
+            <w:r>
+              <w:rPr>
+                <w:rFonts w:ascii="Times New Roman" w:hAnsi="Times New Roman"/>
                 <w:color w:val="1A1A1A"/>
                 <w:sz w:val="16"/>
               </w:rPr>
               <w:t>• NumPy vectorized array transformations on 784-D tensors; SciPy spatial distance metrics; Pandas data dictionaries (src/data/dataset.py).</w:t>
+            </w:r>
+            <w:r>
+              <w:rPr>
+                <w:rFonts w:ascii="Times New Roman" w:hAnsi="Times New Roman"/>
+                <w:color w:val="1A1A1A"/>
+                <w:sz w:val="16"/>
+              </w:rPr>
               <w:br/>
               <w:t>• Generated 5 publication-grade visualization artifacts: 10×10 sample matrix, partition balance bars, bimodal histograms, mean stroke spines, and outlier contrasts (src/data/eda.py).</w:t>
             </w:r>
@@ -7560,23 +7778,29 @@
         </w:tc>
         <w:tc>
           <w:tcPr>
-            <w:tcW w:type="dxa" w:w="1434"/>
+            <w:tcW w:w="1434" w:type="dxa"/>
           </w:tcPr>
           <w:p>
             <w:pPr>
               <w:spacing w:before="40" w:after="40" w:line="276" w:lineRule="auto"/>
               <w:jc w:val="center"/>
             </w:pPr>
-            <w:r/>
-            <w:r>
-              <w:rPr>
-                <w:rFonts w:ascii="Times New Roman" w:hAnsi="Times New Roman"/>
-                <w:b/>
-                <w:i w:val="0"/>
+            <w:r>
+              <w:rPr>
+                <w:rFonts w:ascii="Times New Roman" w:hAnsi="Times New Roman"/>
+                <w:b/>
                 <w:color w:val="1A1A1A"/>
                 <w:sz w:val="17"/>
               </w:rPr>
               <w:t>Fully</w:t>
+            </w:r>
+            <w:r>
+              <w:rPr>
+                <w:rFonts w:ascii="Times New Roman" w:hAnsi="Times New Roman"/>
+                <w:b/>
+                <w:color w:val="1A1A1A"/>
+                <w:sz w:val="17"/>
+              </w:rPr>
               <w:br/>
               <w:t>Demonstrated</w:t>
             </w:r>
@@ -7584,23 +7808,27 @@
         </w:tc>
         <w:tc>
           <w:tcPr>
-            <w:tcW w:type="dxa" w:w="1434"/>
+            <w:tcW w:w="1434" w:type="dxa"/>
           </w:tcPr>
           <w:p>
             <w:pPr>
               <w:spacing w:before="40" w:after="40" w:line="276" w:lineRule="auto"/>
               <w:jc w:val="center"/>
             </w:pPr>
-            <w:r/>
-            <w:r>
-              <w:rPr>
-                <w:rFonts w:ascii="Times New Roman" w:hAnsi="Times New Roman"/>
-                <w:b w:val="0"/>
-                <w:i w:val="0"/>
+            <w:r>
+              <w:rPr>
+                <w:rFonts w:ascii="Times New Roman" w:hAnsi="Times New Roman"/>
                 <w:color w:val="1A1A1A"/>
                 <w:sz w:val="16"/>
               </w:rPr>
               <w:t>Set by Faculty</w:t>
+            </w:r>
+            <w:r>
+              <w:rPr>
+                <w:rFonts w:ascii="Times New Roman" w:hAnsi="Times New Roman"/>
+                <w:color w:val="1A1A1A"/>
+                <w:sz w:val="16"/>
+              </w:rPr>
               <w:br/>
               <w:t>(Default: 70%)</w:t>
             </w:r>
@@ -7608,23 +7836,29 @@
         </w:tc>
         <w:tc>
           <w:tcPr>
-            <w:tcW w:type="dxa" w:w="1434"/>
+            <w:tcW w:w="1434" w:type="dxa"/>
           </w:tcPr>
           <w:p>
             <w:pPr>
               <w:spacing w:before="40" w:after="40" w:line="276" w:lineRule="auto"/>
               <w:jc w:val="center"/>
             </w:pPr>
-            <w:r/>
-            <w:r>
-              <w:rPr>
-                <w:rFonts w:ascii="Times New Roman" w:hAnsi="Times New Roman"/>
-                <w:b/>
-                <w:i w:val="0"/>
+            <w:r>
+              <w:rPr>
+                <w:rFonts w:ascii="Times New Roman" w:hAnsi="Times New Roman"/>
+                <w:b/>
                 <w:color w:val="1A1A1A"/>
                 <w:sz w:val="16"/>
               </w:rPr>
               <w:t>Pending Faculty Assessment</w:t>
+            </w:r>
+            <w:r>
+              <w:rPr>
+                <w:rFonts w:ascii="Times New Roman" w:hAnsi="Times New Roman"/>
+                <w:b/>
+                <w:color w:val="1A1A1A"/>
+                <w:sz w:val="16"/>
+              </w:rPr>
               <w:br/>
               <w:t>(CIE Rubric)</w:t>
             </w:r>
@@ -7632,23 +7866,29 @@
         </w:tc>
         <w:tc>
           <w:tcPr>
-            <w:tcW w:type="dxa" w:w="1434"/>
+            <w:tcW w:w="1434" w:type="dxa"/>
           </w:tcPr>
           <w:p>
             <w:pPr>
               <w:spacing w:before="40" w:after="40" w:line="276" w:lineRule="auto"/>
               <w:jc w:val="center"/>
             </w:pPr>
-            <w:r/>
-            <w:r>
-              <w:rPr>
-                <w:rFonts w:ascii="Times New Roman" w:hAnsi="Times New Roman"/>
-                <w:b/>
-                <w:i w:val="0"/>
+            <w:r>
+              <w:rPr>
+                <w:rFonts w:ascii="Times New Roman" w:hAnsi="Times New Roman"/>
+                <w:b/>
                 <w:color w:val="1A1A1A"/>
                 <w:sz w:val="16"/>
               </w:rPr>
               <w:t>Evidence Complete</w:t>
+            </w:r>
+            <w:r>
+              <w:rPr>
+                <w:rFonts w:ascii="Times New Roman" w:hAnsi="Times New Roman"/>
+                <w:b/>
+                <w:color w:val="1A1A1A"/>
+                <w:sz w:val="16"/>
+              </w:rPr>
               <w:br/>
               <w:t>(Pending Assessment)</w:t>
             </w:r>
@@ -7656,25 +7896,34 @@
         </w:tc>
       </w:tr>
       <w:tr>
-        <w:tc>
-          <w:tcPr>
-            <w:tcW w:type="dxa" w:w="1434"/>
+        <w:trPr>
+          <w:jc w:val="center"/>
+        </w:trPr>
+        <w:tc>
+          <w:tcPr>
+            <w:tcW w:w="1434" w:type="dxa"/>
           </w:tcPr>
           <w:p>
             <w:pPr>
               <w:spacing w:before="40" w:after="40" w:line="276" w:lineRule="auto"/>
               <w:jc w:val="center"/>
             </w:pPr>
-            <w:r/>
-            <w:r>
-              <w:rPr>
-                <w:rFonts w:ascii="Times New Roman" w:hAnsi="Times New Roman"/>
-                <w:b/>
-                <w:i w:val="0"/>
+            <w:r>
+              <w:rPr>
+                <w:rFonts w:ascii="Times New Roman" w:hAnsi="Times New Roman"/>
+                <w:b/>
                 <w:color w:val="1A1A1A"/>
                 <w:sz w:val="17"/>
               </w:rPr>
               <w:t>CO3</w:t>
+            </w:r>
+            <w:r>
+              <w:rPr>
+                <w:rFonts w:ascii="Times New Roman" w:hAnsi="Times New Roman"/>
+                <w:b/>
+                <w:color w:val="1A1A1A"/>
+                <w:sz w:val="17"/>
+              </w:rPr>
               <w:br/>
               <w:t>(L4)</w:t>
             </w:r>
@@ -7682,19 +7931,15 @@
         </w:tc>
         <w:tc>
           <w:tcPr>
-            <w:tcW w:type="dxa" w:w="1434"/>
+            <w:tcW w:w="1434" w:type="dxa"/>
           </w:tcPr>
           <w:p>
             <w:pPr>
               <w:spacing w:before="40" w:after="40" w:line="276" w:lineRule="auto"/>
-              <w:jc w:val="left"/>
-            </w:pPr>
-            <w:r/>
-            <w:r>
-              <w:rPr>
-                <w:rFonts w:ascii="Times New Roman" w:hAnsi="Times New Roman"/>
-                <w:b w:val="0"/>
-                <w:i w:val="0"/>
+            </w:pPr>
+            <w:r>
+              <w:rPr>
+                <w:rFonts w:ascii="Times New Roman" w:hAnsi="Times New Roman"/>
                 <w:color w:val="1A1A1A"/>
                 <w:sz w:val="17"/>
               </w:rPr>
@@ -7704,47 +7949,63 @@
         </w:tc>
         <w:tc>
           <w:tcPr>
-            <w:tcW w:type="dxa" w:w="1434"/>
+            <w:tcW w:w="1434" w:type="dxa"/>
           </w:tcPr>
           <w:p>
             <w:pPr>
               <w:spacing w:before="40" w:after="40" w:line="276" w:lineRule="auto"/>
-              <w:jc w:val="left"/>
-            </w:pPr>
-            <w:r/>
-            <w:r>
-              <w:rPr>
-                <w:rFonts w:ascii="Times New Roman" w:hAnsi="Times New Roman"/>
-                <w:b w:val="0"/>
-                <w:i w:val="0"/>
+            </w:pPr>
+            <w:r>
+              <w:rPr>
+                <w:rFonts w:ascii="Times New Roman" w:hAnsi="Times New Roman"/>
                 <w:color w:val="1A1A1A"/>
                 <w:sz w:val="16"/>
               </w:rPr>
               <w:t>• Implemented L2 Multinomial Logistic Regression (L-BFGS solver, 91.49% accuracy) and Random Forest Classifier ensemble (95.48% accuracy) via ClassicalModelWrapper (src/models/classical.py).</w:t>
+            </w:r>
+            <w:r>
+              <w:rPr>
+                <w:rFonts w:ascii="Times New Roman" w:hAnsi="Times New Roman"/>
+                <w:color w:val="1A1A1A"/>
+                <w:sz w:val="16"/>
+              </w:rPr>
               <w:br/>
+            </w:r>
+            <w:r>
+              <w:rPr>
+                <w:rFonts w:ascii="Times New Roman" w:hAnsi="Times New Roman"/>
+                <w:color w:val="1A1A1A"/>
+                <w:sz w:val="16"/>
+              </w:rPr>
               <w:t>• Documented academic rationale: Linear regression excluded as theoretically unsuited for discrete 10-class problem; KNN evaluated and excluded due to high latency violating &lt;10 ms requirement.</w:t>
             </w:r>
           </w:p>
         </w:tc>
         <w:tc>
           <w:tcPr>
-            <w:tcW w:type="dxa" w:w="1434"/>
+            <w:tcW w:w="1434" w:type="dxa"/>
           </w:tcPr>
           <w:p>
             <w:pPr>
               <w:spacing w:before="40" w:after="40" w:line="276" w:lineRule="auto"/>
               <w:jc w:val="center"/>
             </w:pPr>
-            <w:r/>
-            <w:r>
-              <w:rPr>
-                <w:rFonts w:ascii="Times New Roman" w:hAnsi="Times New Roman"/>
-                <w:b/>
-                <w:i w:val="0"/>
+            <w:r>
+              <w:rPr>
+                <w:rFonts w:ascii="Times New Roman" w:hAnsi="Times New Roman"/>
+                <w:b/>
                 <w:color w:val="1A1A1A"/>
                 <w:sz w:val="17"/>
               </w:rPr>
               <w:t>Substantially</w:t>
+            </w:r>
+            <w:r>
+              <w:rPr>
+                <w:rFonts w:ascii="Times New Roman" w:hAnsi="Times New Roman"/>
+                <w:b/>
+                <w:color w:val="1A1A1A"/>
+                <w:sz w:val="17"/>
+              </w:rPr>
               <w:br/>
               <w:t>Demonstrated</w:t>
             </w:r>
@@ -7752,23 +8013,27 @@
         </w:tc>
         <w:tc>
           <w:tcPr>
-            <w:tcW w:type="dxa" w:w="1434"/>
+            <w:tcW w:w="1434" w:type="dxa"/>
           </w:tcPr>
           <w:p>
             <w:pPr>
               <w:spacing w:before="40" w:after="40" w:line="276" w:lineRule="auto"/>
               <w:jc w:val="center"/>
             </w:pPr>
-            <w:r/>
-            <w:r>
-              <w:rPr>
-                <w:rFonts w:ascii="Times New Roman" w:hAnsi="Times New Roman"/>
-                <w:b w:val="0"/>
-                <w:i w:val="0"/>
+            <w:r>
+              <w:rPr>
+                <w:rFonts w:ascii="Times New Roman" w:hAnsi="Times New Roman"/>
                 <w:color w:val="1A1A1A"/>
                 <w:sz w:val="16"/>
               </w:rPr>
               <w:t>Set by Faculty</w:t>
+            </w:r>
+            <w:r>
+              <w:rPr>
+                <w:rFonts w:ascii="Times New Roman" w:hAnsi="Times New Roman"/>
+                <w:color w:val="1A1A1A"/>
+                <w:sz w:val="16"/>
+              </w:rPr>
               <w:br/>
               <w:t>(Default: 70%)</w:t>
             </w:r>
@@ -7776,23 +8041,29 @@
         </w:tc>
         <w:tc>
           <w:tcPr>
-            <w:tcW w:type="dxa" w:w="1434"/>
+            <w:tcW w:w="1434" w:type="dxa"/>
           </w:tcPr>
           <w:p>
             <w:pPr>
               <w:spacing w:before="40" w:after="40" w:line="276" w:lineRule="auto"/>
               <w:jc w:val="center"/>
             </w:pPr>
-            <w:r/>
-            <w:r>
-              <w:rPr>
-                <w:rFonts w:ascii="Times New Roman" w:hAnsi="Times New Roman"/>
-                <w:b/>
-                <w:i w:val="0"/>
+            <w:r>
+              <w:rPr>
+                <w:rFonts w:ascii="Times New Roman" w:hAnsi="Times New Roman"/>
+                <w:b/>
                 <w:color w:val="1A1A1A"/>
                 <w:sz w:val="16"/>
               </w:rPr>
               <w:t>Pending Faculty Assessment</w:t>
+            </w:r>
+            <w:r>
+              <w:rPr>
+                <w:rFonts w:ascii="Times New Roman" w:hAnsi="Times New Roman"/>
+                <w:b/>
+                <w:color w:val="1A1A1A"/>
+                <w:sz w:val="16"/>
+              </w:rPr>
               <w:br/>
               <w:t>(CIE Rubric)</w:t>
             </w:r>
@@ -7800,23 +8071,29 @@
         </w:tc>
         <w:tc>
           <w:tcPr>
-            <w:tcW w:type="dxa" w:w="1434"/>
+            <w:tcW w:w="1434" w:type="dxa"/>
           </w:tcPr>
           <w:p>
             <w:pPr>
               <w:spacing w:before="40" w:after="40" w:line="276" w:lineRule="auto"/>
               <w:jc w:val="center"/>
             </w:pPr>
-            <w:r/>
-            <w:r>
-              <w:rPr>
-                <w:rFonts w:ascii="Times New Roman" w:hAnsi="Times New Roman"/>
-                <w:b/>
-                <w:i w:val="0"/>
+            <w:r>
+              <w:rPr>
+                <w:rFonts w:ascii="Times New Roman" w:hAnsi="Times New Roman"/>
+                <w:b/>
                 <w:color w:val="1A1A1A"/>
                 <w:sz w:val="16"/>
               </w:rPr>
               <w:t>Evidence Complete</w:t>
+            </w:r>
+            <w:r>
+              <w:rPr>
+                <w:rFonts w:ascii="Times New Roman" w:hAnsi="Times New Roman"/>
+                <w:b/>
+                <w:color w:val="1A1A1A"/>
+                <w:sz w:val="16"/>
+              </w:rPr>
               <w:br/>
               <w:t>(Pending Assessment)</w:t>
             </w:r>
@@ -7824,25 +8101,34 @@
         </w:tc>
       </w:tr>
       <w:tr>
-        <w:tc>
-          <w:tcPr>
-            <w:tcW w:type="dxa" w:w="1434"/>
+        <w:trPr>
+          <w:jc w:val="center"/>
+        </w:trPr>
+        <w:tc>
+          <w:tcPr>
+            <w:tcW w:w="1434" w:type="dxa"/>
           </w:tcPr>
           <w:p>
             <w:pPr>
               <w:spacing w:before="40" w:after="40" w:line="276" w:lineRule="auto"/>
               <w:jc w:val="center"/>
             </w:pPr>
-            <w:r/>
-            <w:r>
-              <w:rPr>
-                <w:rFonts w:ascii="Times New Roman" w:hAnsi="Times New Roman"/>
-                <w:b/>
-                <w:i w:val="0"/>
+            <w:r>
+              <w:rPr>
+                <w:rFonts w:ascii="Times New Roman" w:hAnsi="Times New Roman"/>
+                <w:b/>
                 <w:color w:val="1A1A1A"/>
                 <w:sz w:val="17"/>
               </w:rPr>
               <w:t>CO4</w:t>
+            </w:r>
+            <w:r>
+              <w:rPr>
+                <w:rFonts w:ascii="Times New Roman" w:hAnsi="Times New Roman"/>
+                <w:b/>
+                <w:color w:val="1A1A1A"/>
+                <w:sz w:val="17"/>
+              </w:rPr>
               <w:br/>
               <w:t>(L4)</w:t>
             </w:r>
@@ -7850,19 +8136,15 @@
         </w:tc>
         <w:tc>
           <w:tcPr>
-            <w:tcW w:type="dxa" w:w="1434"/>
+            <w:tcW w:w="1434" w:type="dxa"/>
           </w:tcPr>
           <w:p>
             <w:pPr>
               <w:spacing w:before="40" w:after="40" w:line="276" w:lineRule="auto"/>
-              <w:jc w:val="left"/>
-            </w:pPr>
-            <w:r/>
-            <w:r>
-              <w:rPr>
-                <w:rFonts w:ascii="Times New Roman" w:hAnsi="Times New Roman"/>
-                <w:b w:val="0"/>
-                <w:i w:val="0"/>
+            </w:pPr>
+            <w:r>
+              <w:rPr>
+                <w:rFonts w:ascii="Times New Roman" w:hAnsi="Times New Roman"/>
                 <w:color w:val="1A1A1A"/>
                 <w:sz w:val="17"/>
               </w:rPr>
@@ -7872,23 +8154,26 @@
         </w:tc>
         <w:tc>
           <w:tcPr>
-            <w:tcW w:type="dxa" w:w="1434"/>
+            <w:tcW w:w="1434" w:type="dxa"/>
           </w:tcPr>
           <w:p>
             <w:pPr>
               <w:spacing w:before="40" w:after="40" w:line="276" w:lineRule="auto"/>
-              <w:jc w:val="left"/>
-            </w:pPr>
-            <w:r/>
-            <w:r>
-              <w:rPr>
-                <w:rFonts w:ascii="Times New Roman" w:hAnsi="Times New Roman"/>
-                <w:b w:val="0"/>
-                <w:i w:val="0"/>
+            </w:pPr>
+            <w:r>
+              <w:rPr>
+                <w:rFonts w:ascii="Times New Roman" w:hAnsi="Times New Roman"/>
                 <w:color w:val="1A1A1A"/>
                 <w:sz w:val="16"/>
               </w:rPr>
               <w:t>• Executed 7-metric evaluation suite (Accuracy, Macro Precision, Recall, Macro/Weighted F1, Log Loss, ECE, Latency) with scikit-learn classification reports and confusion matrices (src/evaluation/metrics.py).</w:t>
+            </w:r>
+            <w:r>
+              <w:rPr>
+                <w:rFonts w:ascii="Times New Roman" w:hAnsi="Times New Roman"/>
+                <w:color w:val="1A1A1A"/>
+                <w:sz w:val="16"/>
+              </w:rPr>
               <w:br/>
               <w:t>• Implemented post-hoc temperature scaling calibration (T = 0.9170), reducing Expected Calibration Error (ECE) to 0.0031 (src/evaluation/calibration.py).</w:t>
             </w:r>
@@ -7896,23 +8181,29 @@
         </w:tc>
         <w:tc>
           <w:tcPr>
-            <w:tcW w:type="dxa" w:w="1434"/>
+            <w:tcW w:w="1434" w:type="dxa"/>
           </w:tcPr>
           <w:p>
             <w:pPr>
               <w:spacing w:before="40" w:after="40" w:line="276" w:lineRule="auto"/>
               <w:jc w:val="center"/>
             </w:pPr>
-            <w:r/>
-            <w:r>
-              <w:rPr>
-                <w:rFonts w:ascii="Times New Roman" w:hAnsi="Times New Roman"/>
-                <w:b/>
-                <w:i w:val="0"/>
+            <w:r>
+              <w:rPr>
+                <w:rFonts w:ascii="Times New Roman" w:hAnsi="Times New Roman"/>
+                <w:b/>
                 <w:color w:val="1A1A1A"/>
                 <w:sz w:val="17"/>
               </w:rPr>
               <w:t>Fully</w:t>
+            </w:r>
+            <w:r>
+              <w:rPr>
+                <w:rFonts w:ascii="Times New Roman" w:hAnsi="Times New Roman"/>
+                <w:b/>
+                <w:color w:val="1A1A1A"/>
+                <w:sz w:val="17"/>
+              </w:rPr>
               <w:br/>
               <w:t>Demonstrated</w:t>
             </w:r>
@@ -7920,23 +8211,27 @@
         </w:tc>
         <w:tc>
           <w:tcPr>
-            <w:tcW w:type="dxa" w:w="1434"/>
+            <w:tcW w:w="1434" w:type="dxa"/>
           </w:tcPr>
           <w:p>
             <w:pPr>
               <w:spacing w:before="40" w:after="40" w:line="276" w:lineRule="auto"/>
               <w:jc w:val="center"/>
             </w:pPr>
-            <w:r/>
-            <w:r>
-              <w:rPr>
-                <w:rFonts w:ascii="Times New Roman" w:hAnsi="Times New Roman"/>
-                <w:b w:val="0"/>
-                <w:i w:val="0"/>
+            <w:r>
+              <w:rPr>
+                <w:rFonts w:ascii="Times New Roman" w:hAnsi="Times New Roman"/>
                 <w:color w:val="1A1A1A"/>
                 <w:sz w:val="16"/>
               </w:rPr>
               <w:t>Set by Faculty</w:t>
+            </w:r>
+            <w:r>
+              <w:rPr>
+                <w:rFonts w:ascii="Times New Roman" w:hAnsi="Times New Roman"/>
+                <w:color w:val="1A1A1A"/>
+                <w:sz w:val="16"/>
+              </w:rPr>
               <w:br/>
               <w:t>(Default: 70%)</w:t>
             </w:r>
@@ -7944,23 +8239,29 @@
         </w:tc>
         <w:tc>
           <w:tcPr>
-            <w:tcW w:type="dxa" w:w="1434"/>
+            <w:tcW w:w="1434" w:type="dxa"/>
           </w:tcPr>
           <w:p>
             <w:pPr>
               <w:spacing w:before="40" w:after="40" w:line="276" w:lineRule="auto"/>
               <w:jc w:val="center"/>
             </w:pPr>
-            <w:r/>
-            <w:r>
-              <w:rPr>
-                <w:rFonts w:ascii="Times New Roman" w:hAnsi="Times New Roman"/>
-                <w:b/>
-                <w:i w:val="0"/>
+            <w:r>
+              <w:rPr>
+                <w:rFonts w:ascii="Times New Roman" w:hAnsi="Times New Roman"/>
+                <w:b/>
                 <w:color w:val="1A1A1A"/>
                 <w:sz w:val="16"/>
               </w:rPr>
               <w:t>Pending Faculty Assessment</w:t>
+            </w:r>
+            <w:r>
+              <w:rPr>
+                <w:rFonts w:ascii="Times New Roman" w:hAnsi="Times New Roman"/>
+                <w:b/>
+                <w:color w:val="1A1A1A"/>
+                <w:sz w:val="16"/>
+              </w:rPr>
               <w:br/>
               <w:t>(CIE Rubric)</w:t>
             </w:r>
@@ -7968,23 +8269,29 @@
         </w:tc>
         <w:tc>
           <w:tcPr>
-            <w:tcW w:type="dxa" w:w="1434"/>
+            <w:tcW w:w="1434" w:type="dxa"/>
           </w:tcPr>
           <w:p>
             <w:pPr>
               <w:spacing w:before="40" w:after="40" w:line="276" w:lineRule="auto"/>
               <w:jc w:val="center"/>
             </w:pPr>
-            <w:r/>
-            <w:r>
-              <w:rPr>
-                <w:rFonts w:ascii="Times New Roman" w:hAnsi="Times New Roman"/>
-                <w:b/>
-                <w:i w:val="0"/>
+            <w:r>
+              <w:rPr>
+                <w:rFonts w:ascii="Times New Roman" w:hAnsi="Times New Roman"/>
+                <w:b/>
                 <w:color w:val="1A1A1A"/>
                 <w:sz w:val="16"/>
               </w:rPr>
               <w:t>Evidence Complete</w:t>
+            </w:r>
+            <w:r>
+              <w:rPr>
+                <w:rFonts w:ascii="Times New Roman" w:hAnsi="Times New Roman"/>
+                <w:b/>
+                <w:color w:val="1A1A1A"/>
+                <w:sz w:val="16"/>
+              </w:rPr>
               <w:br/>
               <w:t>(Pending Assessment)</w:t>
             </w:r>
@@ -7992,25 +8299,34 @@
         </w:tc>
       </w:tr>
       <w:tr>
-        <w:tc>
-          <w:tcPr>
-            <w:tcW w:type="dxa" w:w="1434"/>
+        <w:trPr>
+          <w:jc w:val="center"/>
+        </w:trPr>
+        <w:tc>
+          <w:tcPr>
+            <w:tcW w:w="1434" w:type="dxa"/>
           </w:tcPr>
           <w:p>
             <w:pPr>
               <w:spacing w:before="40" w:after="40" w:line="276" w:lineRule="auto"/>
               <w:jc w:val="center"/>
             </w:pPr>
-            <w:r/>
-            <w:r>
-              <w:rPr>
-                <w:rFonts w:ascii="Times New Roman" w:hAnsi="Times New Roman"/>
-                <w:b/>
-                <w:i w:val="0"/>
+            <w:r>
+              <w:rPr>
+                <w:rFonts w:ascii="Times New Roman" w:hAnsi="Times New Roman"/>
+                <w:b/>
                 <w:color w:val="1A1A1A"/>
                 <w:sz w:val="17"/>
               </w:rPr>
               <w:t>CO5</w:t>
+            </w:r>
+            <w:r>
+              <w:rPr>
+                <w:rFonts w:ascii="Times New Roman" w:hAnsi="Times New Roman"/>
+                <w:b/>
+                <w:color w:val="1A1A1A"/>
+                <w:sz w:val="17"/>
+              </w:rPr>
               <w:br/>
               <w:t>(L4)</w:t>
             </w:r>
@@ -8018,19 +8334,15 @@
         </w:tc>
         <w:tc>
           <w:tcPr>
-            <w:tcW w:type="dxa" w:w="1434"/>
+            <w:tcW w:w="1434" w:type="dxa"/>
           </w:tcPr>
           <w:p>
             <w:pPr>
               <w:spacing w:before="40" w:after="40" w:line="276" w:lineRule="auto"/>
-              <w:jc w:val="left"/>
-            </w:pPr>
-            <w:r/>
-            <w:r>
-              <w:rPr>
-                <w:rFonts w:ascii="Times New Roman" w:hAnsi="Times New Roman"/>
-                <w:b w:val="0"/>
-                <w:i w:val="0"/>
+            </w:pPr>
+            <w:r>
+              <w:rPr>
+                <w:rFonts w:ascii="Times New Roman" w:hAnsi="Times New Roman"/>
                 <w:color w:val="1A1A1A"/>
                 <w:sz w:val="17"/>
               </w:rPr>
@@ -8040,49 +8352,72 @@
         </w:tc>
         <w:tc>
           <w:tcPr>
-            <w:tcW w:type="dxa" w:w="1434"/>
+            <w:tcW w:w="1434" w:type="dxa"/>
           </w:tcPr>
           <w:p>
             <w:pPr>
               <w:spacing w:before="40" w:after="40" w:line="276" w:lineRule="auto"/>
-              <w:jc w:val="left"/>
-            </w:pPr>
-            <w:r/>
-            <w:r>
-              <w:rPr>
-                <w:rFonts w:ascii="Times New Roman" w:hAnsi="Times New Roman"/>
-                <w:b w:val="0"/>
-                <w:i w:val="0"/>
+            </w:pPr>
+            <w:r>
+              <w:rPr>
+                <w:rFonts w:ascii="Times New Roman" w:hAnsi="Times New Roman"/>
                 <w:color w:val="1A1A1A"/>
                 <w:sz w:val="16"/>
               </w:rPr>
               <w:t>• Implemented unsupervised K-Means (K=10, n_init=10) on 10,000 test samples (src/evaluation/clustering.py).</w:t>
+            </w:r>
+            <w:r>
+              <w:rPr>
+                <w:rFonts w:ascii="Times New Roman" w:hAnsi="Times New Roman"/>
+                <w:color w:val="1A1A1A"/>
+                <w:sz w:val="16"/>
+              </w:rPr>
               <w:br/>
               <w:t>• Evaluated cluster inertia (389,394.88), Homogeneity (0.5002), Completeness (0.5031), V-Measure (0.5017), ARI (0.3791), and overall cluster purity (58.87%; e.g., Cluster 4 achieves 92.71% purity for digit 0).</w:t>
+            </w:r>
+            <w:r>
+              <w:rPr>
+                <w:rFonts w:ascii="Times New Roman" w:hAnsi="Times New Roman"/>
+                <w:color w:val="1A1A1A"/>
+                <w:sz w:val="16"/>
+              </w:rPr>
               <w:br/>
+            </w:r>
+            <w:r>
+              <w:rPr>
+                <w:rFonts w:ascii="Times New Roman" w:hAnsi="Times New Roman"/>
+                <w:color w:val="1A1A1A"/>
+                <w:sz w:val="16"/>
+              </w:rPr>
               <w:t>• Generated centroid visualization artifact (artifacts/data/kmeans_cluster_distribution.png; Report Section 3.5.1).</w:t>
             </w:r>
           </w:p>
         </w:tc>
         <w:tc>
           <w:tcPr>
-            <w:tcW w:type="dxa" w:w="1434"/>
+            <w:tcW w:w="1434" w:type="dxa"/>
           </w:tcPr>
           <w:p>
             <w:pPr>
               <w:spacing w:before="40" w:after="40" w:line="276" w:lineRule="auto"/>
               <w:jc w:val="center"/>
             </w:pPr>
-            <w:r/>
-            <w:r>
-              <w:rPr>
-                <w:rFonts w:ascii="Times New Roman" w:hAnsi="Times New Roman"/>
-                <w:b/>
-                <w:i w:val="0"/>
+            <w:r>
+              <w:rPr>
+                <w:rFonts w:ascii="Times New Roman" w:hAnsi="Times New Roman"/>
+                <w:b/>
                 <w:color w:val="1A1A1A"/>
                 <w:sz w:val="17"/>
               </w:rPr>
               <w:t>Fully</w:t>
+            </w:r>
+            <w:r>
+              <w:rPr>
+                <w:rFonts w:ascii="Times New Roman" w:hAnsi="Times New Roman"/>
+                <w:b/>
+                <w:color w:val="1A1A1A"/>
+                <w:sz w:val="17"/>
+              </w:rPr>
               <w:br/>
               <w:t>Demonstrated</w:t>
             </w:r>
@@ -8090,23 +8425,27 @@
         </w:tc>
         <w:tc>
           <w:tcPr>
-            <w:tcW w:type="dxa" w:w="1434"/>
+            <w:tcW w:w="1434" w:type="dxa"/>
           </w:tcPr>
           <w:p>
             <w:pPr>
               <w:spacing w:before="40" w:after="40" w:line="276" w:lineRule="auto"/>
               <w:jc w:val="center"/>
             </w:pPr>
-            <w:r/>
-            <w:r>
-              <w:rPr>
-                <w:rFonts w:ascii="Times New Roman" w:hAnsi="Times New Roman"/>
-                <w:b w:val="0"/>
-                <w:i w:val="0"/>
+            <w:r>
+              <w:rPr>
+                <w:rFonts w:ascii="Times New Roman" w:hAnsi="Times New Roman"/>
                 <w:color w:val="1A1A1A"/>
                 <w:sz w:val="16"/>
               </w:rPr>
               <w:t>Set by Faculty</w:t>
+            </w:r>
+            <w:r>
+              <w:rPr>
+                <w:rFonts w:ascii="Times New Roman" w:hAnsi="Times New Roman"/>
+                <w:color w:val="1A1A1A"/>
+                <w:sz w:val="16"/>
+              </w:rPr>
               <w:br/>
               <w:t>(Default: 70%)</w:t>
             </w:r>
@@ -8114,23 +8453,29 @@
         </w:tc>
         <w:tc>
           <w:tcPr>
-            <w:tcW w:type="dxa" w:w="1434"/>
+            <w:tcW w:w="1434" w:type="dxa"/>
           </w:tcPr>
           <w:p>
             <w:pPr>
               <w:spacing w:before="40" w:after="40" w:line="276" w:lineRule="auto"/>
               <w:jc w:val="center"/>
             </w:pPr>
-            <w:r/>
-            <w:r>
-              <w:rPr>
-                <w:rFonts w:ascii="Times New Roman" w:hAnsi="Times New Roman"/>
-                <w:b/>
-                <w:i w:val="0"/>
+            <w:r>
+              <w:rPr>
+                <w:rFonts w:ascii="Times New Roman" w:hAnsi="Times New Roman"/>
+                <w:b/>
                 <w:color w:val="1A1A1A"/>
                 <w:sz w:val="16"/>
               </w:rPr>
               <w:t>Pending Faculty Assessment</w:t>
+            </w:r>
+            <w:r>
+              <w:rPr>
+                <w:rFonts w:ascii="Times New Roman" w:hAnsi="Times New Roman"/>
+                <w:b/>
+                <w:color w:val="1A1A1A"/>
+                <w:sz w:val="16"/>
+              </w:rPr>
               <w:br/>
               <w:t>(CIE Rubric)</w:t>
             </w:r>
@@ -8138,23 +8483,29 @@
         </w:tc>
         <w:tc>
           <w:tcPr>
-            <w:tcW w:type="dxa" w:w="1434"/>
+            <w:tcW w:w="1434" w:type="dxa"/>
           </w:tcPr>
           <w:p>
             <w:pPr>
               <w:spacing w:before="40" w:after="40" w:line="276" w:lineRule="auto"/>
               <w:jc w:val="center"/>
             </w:pPr>
-            <w:r/>
-            <w:r>
-              <w:rPr>
-                <w:rFonts w:ascii="Times New Roman" w:hAnsi="Times New Roman"/>
-                <w:b/>
-                <w:i w:val="0"/>
+            <w:r>
+              <w:rPr>
+                <w:rFonts w:ascii="Times New Roman" w:hAnsi="Times New Roman"/>
+                <w:b/>
                 <w:color w:val="1A1A1A"/>
                 <w:sz w:val="16"/>
               </w:rPr>
               <w:t>Evidence Complete</w:t>
+            </w:r>
+            <w:r>
+              <w:rPr>
+                <w:rFonts w:ascii="Times New Roman" w:hAnsi="Times New Roman"/>
+                <w:b/>
+                <w:color w:val="1A1A1A"/>
+                <w:sz w:val="16"/>
+              </w:rPr>
               <w:br/>
               <w:t>(Pending Assessment)</w:t>
             </w:r>
@@ -8162,25 +8513,34 @@
         </w:tc>
       </w:tr>
       <w:tr>
-        <w:tc>
-          <w:tcPr>
-            <w:tcW w:type="dxa" w:w="1434"/>
+        <w:trPr>
+          <w:jc w:val="center"/>
+        </w:trPr>
+        <w:tc>
+          <w:tcPr>
+            <w:tcW w:w="1434" w:type="dxa"/>
           </w:tcPr>
           <w:p>
             <w:pPr>
               <w:spacing w:before="40" w:after="40" w:line="276" w:lineRule="auto"/>
               <w:jc w:val="center"/>
             </w:pPr>
-            <w:r/>
-            <w:r>
-              <w:rPr>
-                <w:rFonts w:ascii="Times New Roman" w:hAnsi="Times New Roman"/>
-                <w:b/>
-                <w:i w:val="0"/>
+            <w:r>
+              <w:rPr>
+                <w:rFonts w:ascii="Times New Roman" w:hAnsi="Times New Roman"/>
+                <w:b/>
                 <w:color w:val="1A1A1A"/>
                 <w:sz w:val="17"/>
               </w:rPr>
               <w:t>CO6</w:t>
+            </w:r>
+            <w:r>
+              <w:rPr>
+                <w:rFonts w:ascii="Times New Roman" w:hAnsi="Times New Roman"/>
+                <w:b/>
+                <w:color w:val="1A1A1A"/>
+                <w:sz w:val="17"/>
+              </w:rPr>
               <w:br/>
               <w:t>(L5)</w:t>
             </w:r>
@@ -8188,19 +8548,15 @@
         </w:tc>
         <w:tc>
           <w:tcPr>
-            <w:tcW w:type="dxa" w:w="1434"/>
+            <w:tcW w:w="1434" w:type="dxa"/>
           </w:tcPr>
           <w:p>
             <w:pPr>
               <w:spacing w:before="40" w:after="40" w:line="276" w:lineRule="auto"/>
-              <w:jc w:val="left"/>
-            </w:pPr>
-            <w:r/>
-            <w:r>
-              <w:rPr>
-                <w:rFonts w:ascii="Times New Roman" w:hAnsi="Times New Roman"/>
-                <w:b w:val="0"/>
-                <w:i w:val="0"/>
+            </w:pPr>
+            <w:r>
+              <w:rPr>
+                <w:rFonts w:ascii="Times New Roman" w:hAnsi="Times New Roman"/>
                 <w:color w:val="1A1A1A"/>
                 <w:sz w:val="17"/>
               </w:rPr>
@@ -8210,25 +8566,35 @@
         </w:tc>
         <w:tc>
           <w:tcPr>
-            <w:tcW w:type="dxa" w:w="1434"/>
+            <w:tcW w:w="1434" w:type="dxa"/>
           </w:tcPr>
           <w:p>
             <w:pPr>
               <w:spacing w:before="40" w:after="40" w:line="276" w:lineRule="auto"/>
-              <w:jc w:val="left"/>
-            </w:pPr>
-            <w:r/>
-            <w:r>
-              <w:rPr>
-                <w:rFonts w:ascii="Times New Roman" w:hAnsi="Times New Roman"/>
-                <w:b w:val="0"/>
-                <w:i w:val="0"/>
+            </w:pPr>
+            <w:r>
+              <w:rPr>
+                <w:rFonts w:ascii="Times New Roman" w:hAnsi="Times New Roman"/>
                 <w:color w:val="1A1A1A"/>
                 <w:sz w:val="16"/>
               </w:rPr>
               <w:t>• Engineered complete Capstone Mini-Project: 7-model comparative benchmark on 10,000 test images (Baseline, Logistic Regression, Random Forest, SVM-RBF, MLP, LeNet-5, DigitVision DeepConvNet at 98.31% accuracy).</w:t>
+            </w:r>
+            <w:r>
+              <w:rPr>
+                <w:rFonts w:ascii="Times New Roman" w:hAnsi="Times New Roman"/>
+                <w:color w:val="1A1A1A"/>
+                <w:sz w:val="16"/>
+              </w:rPr>
               <w:br/>
               <w:t>• Integrated dual-block CNN with Global Average Pooling, Grad-CAM visual explainability, FastAPI asynchronous backend, and live HTML5 drawing canvas (main.py).</w:t>
+            </w:r>
+            <w:r>
+              <w:rPr>
+                <w:rFonts w:ascii="Times New Roman" w:hAnsi="Times New Roman"/>
+                <w:color w:val="1A1A1A"/>
+                <w:sz w:val="16"/>
+              </w:rPr>
               <w:br/>
               <w:t>• Verified with 33/33 automated tests passing.</w:t>
             </w:r>
@@ -8236,23 +8602,29 @@
         </w:tc>
         <w:tc>
           <w:tcPr>
-            <w:tcW w:type="dxa" w:w="1434"/>
+            <w:tcW w:w="1434" w:type="dxa"/>
           </w:tcPr>
           <w:p>
             <w:pPr>
               <w:spacing w:before="40" w:after="40" w:line="276" w:lineRule="auto"/>
               <w:jc w:val="center"/>
             </w:pPr>
-            <w:r/>
-            <w:r>
-              <w:rPr>
-                <w:rFonts w:ascii="Times New Roman" w:hAnsi="Times New Roman"/>
-                <w:b/>
-                <w:i w:val="0"/>
+            <w:r>
+              <w:rPr>
+                <w:rFonts w:ascii="Times New Roman" w:hAnsi="Times New Roman"/>
+                <w:b/>
                 <w:color w:val="1A1A1A"/>
                 <w:sz w:val="17"/>
               </w:rPr>
               <w:t>Fully</w:t>
+            </w:r>
+            <w:r>
+              <w:rPr>
+                <w:rFonts w:ascii="Times New Roman" w:hAnsi="Times New Roman"/>
+                <w:b/>
+                <w:color w:val="1A1A1A"/>
+                <w:sz w:val="17"/>
+              </w:rPr>
               <w:br/>
               <w:t>Demonstrated</w:t>
             </w:r>
@@ -8260,23 +8632,27 @@
         </w:tc>
         <w:tc>
           <w:tcPr>
-            <w:tcW w:type="dxa" w:w="1434"/>
+            <w:tcW w:w="1434" w:type="dxa"/>
           </w:tcPr>
           <w:p>
             <w:pPr>
               <w:spacing w:before="40" w:after="40" w:line="276" w:lineRule="auto"/>
               <w:jc w:val="center"/>
             </w:pPr>
-            <w:r/>
-            <w:r>
-              <w:rPr>
-                <w:rFonts w:ascii="Times New Roman" w:hAnsi="Times New Roman"/>
-                <w:b w:val="0"/>
-                <w:i w:val="0"/>
+            <w:r>
+              <w:rPr>
+                <w:rFonts w:ascii="Times New Roman" w:hAnsi="Times New Roman"/>
                 <w:color w:val="1A1A1A"/>
                 <w:sz w:val="16"/>
               </w:rPr>
               <w:t>Set by Faculty</w:t>
+            </w:r>
+            <w:r>
+              <w:rPr>
+                <w:rFonts w:ascii="Times New Roman" w:hAnsi="Times New Roman"/>
+                <w:color w:val="1A1A1A"/>
+                <w:sz w:val="16"/>
+              </w:rPr>
               <w:br/>
               <w:t>(Default: 70%)</w:t>
             </w:r>
@@ -8284,23 +8660,29 @@
         </w:tc>
         <w:tc>
           <w:tcPr>
-            <w:tcW w:type="dxa" w:w="1434"/>
+            <w:tcW w:w="1434" w:type="dxa"/>
           </w:tcPr>
           <w:p>
             <w:pPr>
               <w:spacing w:before="40" w:after="40" w:line="276" w:lineRule="auto"/>
               <w:jc w:val="center"/>
             </w:pPr>
-            <w:r/>
-            <w:r>
-              <w:rPr>
-                <w:rFonts w:ascii="Times New Roman" w:hAnsi="Times New Roman"/>
-                <w:b/>
-                <w:i w:val="0"/>
+            <w:r>
+              <w:rPr>
+                <w:rFonts w:ascii="Times New Roman" w:hAnsi="Times New Roman"/>
+                <w:b/>
                 <w:color w:val="1A1A1A"/>
                 <w:sz w:val="16"/>
               </w:rPr>
               <w:t>Pending Faculty Assessment</w:t>
+            </w:r>
+            <w:r>
+              <w:rPr>
+                <w:rFonts w:ascii="Times New Roman" w:hAnsi="Times New Roman"/>
+                <w:b/>
+                <w:color w:val="1A1A1A"/>
+                <w:sz w:val="16"/>
+              </w:rPr>
               <w:br/>
               <w:t>(CIE Rubric)</w:t>
             </w:r>
@@ -8308,23 +8690,29 @@
         </w:tc>
         <w:tc>
           <w:tcPr>
-            <w:tcW w:type="dxa" w:w="1434"/>
+            <w:tcW w:w="1434" w:type="dxa"/>
           </w:tcPr>
           <w:p>
             <w:pPr>
               <w:spacing w:before="40" w:after="40" w:line="276" w:lineRule="auto"/>
               <w:jc w:val="center"/>
             </w:pPr>
-            <w:r/>
-            <w:r>
-              <w:rPr>
-                <w:rFonts w:ascii="Times New Roman" w:hAnsi="Times New Roman"/>
-                <w:b/>
-                <w:i w:val="0"/>
+            <w:r>
+              <w:rPr>
+                <w:rFonts w:ascii="Times New Roman" w:hAnsi="Times New Roman"/>
+                <w:b/>
                 <w:color w:val="1A1A1A"/>
                 <w:sz w:val="16"/>
               </w:rPr>
               <w:t>Evidence Complete</w:t>
+            </w:r>
+            <w:r>
+              <w:rPr>
+                <w:rFonts w:ascii="Times New Roman" w:hAnsi="Times New Roman"/>
+                <w:b/>
+                <w:color w:val="1A1A1A"/>
+                <w:sz w:val="16"/>
+              </w:rPr>
               <w:br/>
               <w:t>(Pending Assessment)</w:t>
             </w:r>
@@ -8387,9 +8775,8 @@
         <w:tc>
           <w:tcPr>
             <w:tcW w:w="900" w:type="dxa"/>
-            <w:shd w:val="clear" w:color="auto" w:fill="DEEAF6"/>
-            <w:vAlign w:val="center"/>
-            <w:shd w:fill="E8E8E8"/>
+            <w:shd w:val="clear" w:color="auto" w:fill="E8E8E8"/>
+            <w:vAlign w:val="center"/>
             <w:shd w:fill="E8E8E8"/>
           </w:tcPr>
           <w:p>
@@ -8413,9 +8800,8 @@
         <w:tc>
           <w:tcPr>
             <w:tcW w:w="2700" w:type="dxa"/>
-            <w:shd w:val="clear" w:color="auto" w:fill="DEEAF6"/>
-            <w:vAlign w:val="center"/>
-            <w:shd w:fill="E8E8E8"/>
+            <w:shd w:val="clear" w:color="auto" w:fill="E8E8E8"/>
+            <w:vAlign w:val="center"/>
             <w:shd w:fill="E8E8E8"/>
           </w:tcPr>
           <w:p>
@@ -8439,9 +8825,8 @@
         <w:tc>
           <w:tcPr>
             <w:tcW w:w="6400" w:type="dxa"/>
-            <w:shd w:val="clear" w:color="auto" w:fill="DEEAF6"/>
-            <w:vAlign w:val="center"/>
-            <w:shd w:fill="E8E8E8"/>
+            <w:shd w:val="clear" w:color="auto" w:fill="E8E8E8"/>
+            <w:vAlign w:val="center"/>
             <w:shd w:fill="E8E8E8"/>
           </w:tcPr>
           <w:p>
@@ -9478,7 +9863,6 @@
           <w:b/>
           <w:bCs/>
         </w:rPr>
-        <w:lastRenderedPageBreak/>
         <w:t>CHAPTER 1</w:t>
       </w:r>
     </w:p>
@@ -9525,7 +9909,7 @@
           <w:color w:val="000000"/>
           <w:sz w:val="24"/>
         </w:rPr>
-        <w:t>Handwritten digit recognition represents one of the foundational benchmark problems in statistical pattern recognition and computer vision. Historically, automated character recognition served as the crucial technological catalyst for industrial automation tasks such as banking cheque clearance (where handwritten numerical currency amounts must be transcribed without error), postal ZIP code automated sortation, and large-scale archival document indexing. While recognizing standard machine-printed typography is essentially solved using template matching and edge profiles, handwritten digits present extreme intra-class variability. Human writers introduce dramatic variations in pen stroke thickness, baseline slant angles (ranging from -25° to +30°), topological loop formations (such as open versus closed loops in digits 4, 6, and 9), scale disparities, and localized sensor noise.</w:t>
+        <w:t>Handwritten digit recognition represents one of the foundational benchmark problems in statistical pattern recognition and computer vision. Historically, automated character recognition served as the crucial technological catalyst for industrial automation tasks such as banking cheque clearance (where handwritten numerical currency amounts must be transcribed without error), postal ZIP code automated sortation, and large-scale archival document indexing. While recognizing standard machine-printed typography</w:t>
       </w:r>
       <w:r>
         <w:rPr>
@@ -9533,7 +9917,7 @@
           <w:color w:val="000000"/>
           <w:sz w:val="24"/>
         </w:rPr>
-        <w:br/>
+        <w:t xml:space="preserve"> is essentially solved using template matching and edge profiles, handwritten digits present extreme intra-class variability. Human writers introduce dramatic variations in pen stroke thickness, baseline slant angles (ranging from -25° to +30°), topological loop formations (such as open versus closed loops in digits 4, 6, and 9), scale disparities, and localized sensor noise.</w:t>
       </w:r>
       <w:r>
         <w:rPr>
@@ -9542,7 +9926,30 @@
           <w:sz w:val="24"/>
         </w:rPr>
         <w:br/>
-        <w:t>Classical machine learning approaches, such as Multinomial Logistic Regression or Multilayer Perceptrons operating on flat 784-dimensional pixel vectors, discard the vital spatial 2D topology and translational invariance inherent to visual data. Furthermore, standard neural networks frequently output overconfident probability estimates that do not reflect empirical accuracy, leading to silent failures when encountering degraded or out-of-distribution inputs. DigitVision AI is motivated by the critical need for an end-to-end, trustworthy handwritten digit intelligence platform. Rather than merely training an isolated classifier, DigitVision AI integrates leak-free canonical preprocessing, deep convolutional feature extraction, post-hoc temperature confidence calibration, visual Gradient-weighted Class Activation Mapping (Grad-CAM) explainability, and an interactive real-time telemetry inference dashboard to establish an auditable, production-grade vision system.</w:t>
+      </w:r>
+      <w:r>
+        <w:rPr>
+          <w:rFonts w:ascii="Times New Roman" w:hAnsi="Times New Roman"/>
+          <w:color w:val="000000"/>
+          <w:sz w:val="24"/>
+        </w:rPr>
+        <w:br/>
+      </w:r>
+      <w:r>
+        <w:rPr>
+          <w:rFonts w:ascii="Times New Roman" w:hAnsi="Times New Roman"/>
+          <w:color w:val="000000"/>
+          <w:sz w:val="24"/>
+        </w:rPr>
+        <w:t xml:space="preserve">Classical machine learning approaches, such as Multinomial Logistic Regression or Multilayer Perceptrons operating on flat 784-dimensional pixel vectors, discard the vital spatial 2D topology and translational invariance inherent to visual data. Furthermore, standard neural networks frequently output overconfident probability estimates that do not reflect empirical accuracy, leading to silent failures when encountering degraded or out-of-distribution inputs. DigitVision AI is motivated by the critical need </w:t>
+      </w:r>
+      <w:r>
+        <w:rPr>
+          <w:rFonts w:ascii="Times New Roman" w:hAnsi="Times New Roman"/>
+          <w:color w:val="000000"/>
+          <w:sz w:val="24"/>
+        </w:rPr>
+        <w:t>for an end-to-end, trustworthy handwritten digit intelligence platform. Rather than merely training an isolated classifier, DigitVision AI integrates leak-free canonical preprocessing, deep convolutional feature extraction, post-hoc temperature confidence calibration, visual Gradient-weighted Class Activation Mapping (Grad-CAM) explainability, and an interactive real-time telemetry inference dashboard to establish an auditable, production-grade vision system.</w:t>
       </w:r>
     </w:p>
     <w:p>
@@ -9589,7 +9996,6 @@
           <w:sz w:val="24"/>
         </w:rPr>
         <w:br/>
-        <w:t xml:space="preserve">To qualify as an enterprise-grade vision pipeline, the system must address three fundamental operational challenges: (1) Invariant Preprocessing: User-drawn sketches created on digital canvases exhibit arbitrary positioning, scale, and stroke thickness, requiring an authoritative preprocessing pipeline that maps arbitrary inputs into a standardized 28×28 tensor representation; (2) Confidence Calibration: The model must provide reliable uncertainty estimates via temperature scaling so that ambiguous or </w:t>
       </w:r>
       <w:r>
         <w:rPr>
@@ -9597,7 +10003,14 @@
           <w:color w:val="000000"/>
           <w:sz w:val="24"/>
         </w:rPr>
-        <w:lastRenderedPageBreak/>
+        <w:t xml:space="preserve">To qualify as an enterprise-grade vision pipeline, the system must address three fundamental operational challenges: (1) Invariant Preprocessing: User-drawn sketches created on digital canvases exhibit arbitrary positioning, scale, and stroke thickness, requiring an authoritative preprocessing pipeline that maps arbitrary inputs into a standardized 28×28 tensor representation; (2) Confidence Calibration: The model must provide reliable uncertainty estimates via temperature scaling so that ambiguous or </w:t>
+      </w:r>
+      <w:r>
+        <w:rPr>
+          <w:rFonts w:ascii="Times New Roman" w:hAnsi="Times New Roman"/>
+          <w:color w:val="000000"/>
+          <w:sz w:val="24"/>
+        </w:rPr>
         <w:t>corrupted inputs can be flagged rather than falsely predicted with overconfidence; and (3) Visual Explainability: The model must generate pixel-level attribution maps (via Grad-CAM) verifying that classification decisions are driven by genuine morphological digit features rather than background artifacts. The platform must achieve ≥ 98.0% test accuracy while maintaining sub-20 ms inference latency on commodity edge CPU hardware.</w:t>
       </w:r>
     </w:p>
@@ -9645,7 +10058,6 @@
           <w:sz w:val="24"/>
         </w:rPr>
         <w:br/>
-        <w:t>A deep parameterized hypothesis f_θ : X → ℝ^10 maps the input tensor X to a 10-dimensional vector of unnormalized class logits z = [z_0, z_1, ..., z_9]^T, parameterized by weight tensor θ. The class conditional posterior probability distribution is computed via the standard Softmax activation function: p_i = exp(z_i) / [ Σ_j=0^9 exp(z_j) ], ∀ i ∈ {0, ..., 9}.</w:t>
       </w:r>
       <w:r>
         <w:rPr>
@@ -9653,7 +10065,7 @@
           <w:color w:val="000000"/>
           <w:sz w:val="24"/>
         </w:rPr>
-        <w:br/>
+        <w:t>A deep parameterized hypothesis f_θ : X → ℝ^10 maps the input tensor X to a 10-dimensional vector of unnormalized class logits z = [z_0, z_1, ..., z_9]^T, parameterized by weight tensor θ. The class conditional posterior probability distribution is computed via the standard Softmax activation function: p_i = exp(z_i) / [ Σ_j=0^9 exp(z_j) ], ∀ i ∈ {0, ..., 9}.</w:t>
       </w:r>
       <w:r>
         <w:rPr>
@@ -9662,6 +10074,21 @@
           <w:sz w:val="24"/>
         </w:rPr>
         <w:br/>
+      </w:r>
+      <w:r>
+        <w:rPr>
+          <w:rFonts w:ascii="Times New Roman" w:hAnsi="Times New Roman"/>
+          <w:color w:val="000000"/>
+          <w:sz w:val="24"/>
+        </w:rPr>
+        <w:br/>
+      </w:r>
+      <w:r>
+        <w:rPr>
+          <w:rFonts w:ascii="Times New Roman" w:hAnsi="Times New Roman"/>
+          <w:color w:val="000000"/>
+          <w:sz w:val="24"/>
+        </w:rPr>
         <w:t>The discrete class prediction y_hat is obtained via the maximum a posteriori (MAP) decision rule: y_hat = argmax_i p_i. The model parameters θ are optimized by minimizing the empirical Categorical Cross-Entropy loss over N training instances with L2 weight regularization penalty: L(θ) = - (1/N) Σ_n=1^N Σ_c=0^9 y_n,c log(p_n,c) + (λ/2) ||θ||_2^2. Cross-entropy provides a smooth optimization surface, penalizing confident incorrect predictions with steep gradient slopes.</w:t>
       </w:r>
     </w:p>
@@ -10069,7 +10496,6 @@
                 <w:color w:val="000000"/>
                 <w:sz w:val="20"/>
               </w:rPr>
-              <w:lastRenderedPageBreak/>
               <w:t>Target performance</w:t>
             </w:r>
           </w:p>
@@ -10138,7 +10564,6 @@
           <w:sz w:val="24"/>
         </w:rPr>
         <w:br/>
-        <w:t>1. Implement a leak-free canonical preprocessing pipeline integrating Otsu adaptive thresholding, aspect-ratio-preserving proportional scaling, and center-of-mass alignment to enforce invariant tensor representations across both training and live interactive canvas inputs.</w:t>
       </w:r>
       <w:r>
         <w:rPr>
@@ -10146,8 +10571,7 @@
           <w:color w:val="000000"/>
           <w:sz w:val="24"/>
         </w:rPr>
-        <w:br/>
-        <w:t>2. Benchmark seven diverse machine learning algorithms spanning non-parametric heuristics, classical convex baselines, non-linear ensembles, and deep convolutional networks to empirically justify the superiority of spatial feature learning.</w:t>
+        <w:t>1. Implement a leak-free canonical preprocessing pipeline integrating Otsu adaptive thresholding, aspect-ratio-preserving proportional scaling, and center-of-mass alignment to enforce invariant tensor representations across both training and live interactive canvas inputs.</w:t>
       </w:r>
       <w:r>
         <w:rPr>
@@ -10156,7 +10580,6 @@
           <w:sz w:val="24"/>
         </w:rPr>
         <w:br/>
-        <w:t>3. Design, optimize, and train the DigitVision DeepConvNet architecture to surpass 98.0% test accuracy and 0.980 macro F1-score.</w:t>
       </w:r>
       <w:r>
         <w:rPr>
@@ -10164,7 +10587,31 @@
           <w:color w:val="000000"/>
           <w:sz w:val="24"/>
         </w:rPr>
+        <w:t>2. Benchmark seven diverse machine learning algorithms spanning non-parametric heuristics, classical convex baselines, non-linear ensembles, and deep convolutional networks to empirically justify the superiority of spatial feature learning.</w:t>
+      </w:r>
+      <w:r>
+        <w:rPr>
+          <w:rFonts w:ascii="Times New Roman" w:hAnsi="Times New Roman"/>
+          <w:color w:val="000000"/>
+          <w:sz w:val="24"/>
+        </w:rPr>
         <w:br/>
+        <w:t>3. Design, optimize, and train the DigitVision DeepConvNet architecture to surpass 98.0% test accuracy and 0.980 macro F1-score.</w:t>
+      </w:r>
+      <w:r>
+        <w:rPr>
+          <w:rFonts w:ascii="Times New Roman" w:hAnsi="Times New Roman"/>
+          <w:color w:val="000000"/>
+          <w:sz w:val="24"/>
+        </w:rPr>
+        <w:br/>
+      </w:r>
+      <w:r>
+        <w:rPr>
+          <w:rFonts w:ascii="Times New Roman" w:hAnsi="Times New Roman"/>
+          <w:color w:val="000000"/>
+          <w:sz w:val="24"/>
+        </w:rPr>
         <w:t>4. Formulate and implement post-hoc temperature scaling (T) and Expected Calibration Error (ECE) quantification to eliminate neural overconfidence.</w:t>
       </w:r>
       <w:r>
@@ -10198,7 +10645,6 @@
           <w:b/>
           <w:color w:val="000000"/>
         </w:rPr>
-        <w:lastRenderedPageBreak/>
         <w:t>1.5  Scope and Limitations</w:t>
       </w:r>
       <w:r>
@@ -10224,7 +10670,6 @@
           <w:sz w:val="24"/>
         </w:rPr>
         <w:br/>
-        <w:t>1. Single-Digit Segmentation: The system is designed for isolated individual characters and does not include connected cursive script segmentation or multi-digit string parsing (e.g., continuous postal ZIP codes or mathematical equations).</w:t>
       </w:r>
       <w:r>
         <w:rPr>
@@ -10232,6 +10677,14 @@
           <w:color w:val="000000"/>
           <w:sz w:val="24"/>
         </w:rPr>
+        <w:t>1. Single-Digit Segmentation: The system is designed for isolated individual characters and does not include connected cursive script segmentation or multi-digit string parsing (e.g., continuous postal ZIP codes or mathematical equations).</w:t>
+      </w:r>
+      <w:r>
+        <w:rPr>
+          <w:rFonts w:ascii="Times New Roman" w:hAnsi="Times New Roman"/>
+          <w:color w:val="000000"/>
+          <w:sz w:val="24"/>
+        </w:rPr>
         <w:br/>
         <w:t>2. Grayscale Constraint: Color images are automatically converted to single-channel luminance, discarding chromatic information.</w:t>
       </w:r>
@@ -10242,6 +10695,13 @@
           <w:sz w:val="24"/>
         </w:rPr>
         <w:br/>
+      </w:r>
+      <w:r>
+        <w:rPr>
+          <w:rFonts w:ascii="Times New Roman" w:hAnsi="Times New Roman"/>
+          <w:color w:val="000000"/>
+          <w:sz w:val="24"/>
+        </w:rPr>
         <w:t>3. Isolated Character Domain: Input characters outside the numerical domain (such as Latin alphabetic characters or mathematical operators) are outside the current label vocabulary and are addressed via uncertainty flagging rather than open-set recognition.</w:t>
       </w:r>
     </w:p>
@@ -10287,7 +10747,6 @@
           <w:sz w:val="24"/>
         </w:rPr>
         <w:br/>
-        <w:t>• Chapter 2 (Literature Survey): Reviews historical and modern document recognition literature and identifies critical research gaps.</w:t>
       </w:r>
       <w:r>
         <w:rPr>
@@ -10295,6 +10754,14 @@
           <w:color w:val="000000"/>
           <w:sz w:val="24"/>
         </w:rPr>
+        <w:t>• Chapter 2 (Literature Survey): Reviews historical and modern document recognition literature and identifies critical research gaps.</w:t>
+      </w:r>
+      <w:r>
+        <w:rPr>
+          <w:rFonts w:ascii="Times New Roman" w:hAnsi="Times New Roman"/>
+          <w:color w:val="000000"/>
+          <w:sz w:val="24"/>
+        </w:rPr>
         <w:br/>
         <w:t>• Chapter 3 (Dataset Description): Details the NIST SD-19/MNIST benchmark, statistical provenance, class distribution, and data dictionary.</w:t>
       </w:r>
@@ -10314,7 +10781,6 @@
           <w:sz w:val="24"/>
         </w:rPr>
         <w:br/>
-        <w:t>• Chapter 5 (Methodology &amp; Model Design): Formulates system architecture, baseline models, the proposed DeepConvNet, and hyperparameters.</w:t>
       </w:r>
       <w:r>
         <w:rPr>
@@ -10322,6 +10788,14 @@
           <w:color w:val="000000"/>
           <w:sz w:val="24"/>
         </w:rPr>
+        <w:t>• Chapter 5 (Methodology &amp; Model Design): Formulates system architecture, baseline models, the proposed DeepConvNet, and hyperparameters.</w:t>
+      </w:r>
+      <w:r>
+        <w:rPr>
+          <w:rFonts w:ascii="Times New Roman" w:hAnsi="Times New Roman"/>
+          <w:color w:val="000000"/>
+          <w:sz w:val="24"/>
+        </w:rPr>
         <w:br/>
         <w:t>• Chapter 6 (Model Training &amp; Convergence): Analyzes training dynamics, epoch logs, loss/accuracy curves, and overfitting diagnoses.</w:t>
       </w:r>
@@ -10341,6 +10815,13 @@
           <w:sz w:val="24"/>
         </w:rPr>
         <w:br/>
+      </w:r>
+      <w:r>
+        <w:rPr>
+          <w:rFonts w:ascii="Times New Roman" w:hAnsi="Times New Roman"/>
+          <w:color w:val="000000"/>
+          <w:sz w:val="24"/>
+        </w:rPr>
         <w:t>• Chapter 8 (Responsible AI): Evaluates demographic fairness, privacy protection, environmental efficiency, and safe deployment protocols.</w:t>
       </w:r>
       <w:r>
@@ -10366,7 +10847,6 @@
           <w:b/>
           <w:bCs/>
         </w:rPr>
-        <w:lastRenderedPageBreak/>
         <w:t>CHAPTER 2</w:t>
       </w:r>
     </w:p>
@@ -10413,7 +10893,7 @@
           <w:color w:val="000000"/>
           <w:sz w:val="24"/>
         </w:rPr>
-        <w:t>The domain of automated handwritten digit recognition has evolved over three decades, driven by advancements in optical character recognition (OCR) and neural network architectures. Yann LeCun et al. (1998) [1] introduced LeNet-5, establishing convolutional weight sharing, spatial feature maps, and subsampling as the definitive standard for visual pattern recognition, achieving an unprecedented 98.0% accuracy on MNIST. Dan Cireșan et al. (2012) [2] extended convolutional approaches using multi-column deep neural networks accelerated by graphical processing units (GPUs), achieving a human-competitive error rate of 0.23% on MNIST, but at the expense of massive computational overhead and complete opacity.</w:t>
+        <w:t>The domain of automated handwritten digit recognition has evolved over three decades, driven by advancements in optical character recognition (OCR) and neural network architectures. Yann LeCun et al. (1998) [1] introduced LeNet-5, establishing convolutional weight sharing, spatial feature maps, and subsampling as the definitive standard for visual pattern recognition, achieving an unprecedented 98.0% accuracy on MNIST. Dan Cireșan et al. (2012) [2] extended convolutional approaches using multi-column deep n</w:t>
       </w:r>
       <w:r>
         <w:rPr>
@@ -10421,7 +10901,7 @@
           <w:color w:val="000000"/>
           <w:sz w:val="24"/>
         </w:rPr>
-        <w:br/>
+        <w:t>eural networks accelerated by graphical processing units (GPUs), achieving a human-competitive error rate of 0.23% on MNIST, but at the expense of massive computational overhead and complete opacity.</w:t>
       </w:r>
       <w:r>
         <w:rPr>
@@ -10430,7 +10910,30 @@
           <w:sz w:val="24"/>
         </w:rPr>
         <w:br/>
-        <w:t>In classical machine learning, Fabian Pedregosa et al. (2011) [4] established reference implementations for Support Vector Machines (SVM) and Random Forests within scikit-learn, demonstrating that non-linear kernel SVMs can achieve ~96% accuracy on flattened raw pixel features. In the field of model trust, Chuan Guo et al. (2017) [5] demonstrated that modern deep neural networks with batch normalization and high depth suffer from severe probability overconfidence, and introduced temperature scaling as an effective post-hoc calibration technique. For interpretability, Ramprasaath Selvaraju et al. (2017) [6] formulated Gradient-weighted Class Activation Mapping (Grad-CAM), using the gradient of the target class score with respect to convolutional feature maps to produce visual heatmaps without requiring model retraining.</w:t>
+      </w:r>
+      <w:r>
+        <w:rPr>
+          <w:rFonts w:ascii="Times New Roman" w:hAnsi="Times New Roman"/>
+          <w:color w:val="000000"/>
+          <w:sz w:val="24"/>
+        </w:rPr>
+        <w:br/>
+      </w:r>
+      <w:r>
+        <w:rPr>
+          <w:rFonts w:ascii="Times New Roman" w:hAnsi="Times New Roman"/>
+          <w:color w:val="000000"/>
+          <w:sz w:val="24"/>
+        </w:rPr>
+        <w:t>In classical machine learning, Fabian Pedregosa et al. (2011) [4] established reference implementations for Support Vector Machines (SVM) and Random Forests within scikit-learn, demonstrating that non-linear kernel SVMs can achieve ~96% accuracy on flattened raw pixel features. In the field of model trust, Chuan Guo et al. (2017) [5] demonstrated that modern deep neural networks with batch normalization and high depth suffer from severe probability overconfidence, and introduced temperature scaling as an ef</w:t>
+      </w:r>
+      <w:r>
+        <w:rPr>
+          <w:rFonts w:ascii="Times New Roman" w:hAnsi="Times New Roman"/>
+          <w:color w:val="000000"/>
+          <w:sz w:val="24"/>
+        </w:rPr>
+        <w:t>fective post-hoc calibration technique. For interpretability, Ramprasaath Selvaraju et al. (2017) [6] formulated Gradient-weighted Class Activation Mapping (Grad-CAM), using the gradient of the target class score with respect to convolutional feature maps to produce visual heatmaps without requiring model retraining.</w:t>
       </w:r>
     </w:p>
     <w:p>
@@ -10904,7 +11407,6 @@
                 <w:color w:val="000000"/>
                 <w:sz w:val="20"/>
               </w:rPr>
-              <w:lastRenderedPageBreak/>
               <w:t>3</w:t>
             </w:r>
           </w:p>
@@ -11286,7 +11788,6 @@
           <w:b/>
           <w:color w:val="000000"/>
         </w:rPr>
-        <w:lastRenderedPageBreak/>
         <w:t>2.2Research</w:t>
       </w:r>
       <w:r>
@@ -11337,7 +11838,6 @@
           <w:sz w:val="24"/>
         </w:rPr>
         <w:br/>
-        <w:t>2. Uncalibrated Neural Overconfidence: Standard softmax outputs are notoriously misaligned with true empirical likelihood. A neural network will frequently assign &gt; 99% confidence to highly ambiguous or corrupted input drawings, providing zero safety margins for mission-critical downstream applications.</w:t>
       </w:r>
       <w:r>
         <w:rPr>
@@ -11345,7 +11845,22 @@
           <w:color w:val="000000"/>
           <w:sz w:val="24"/>
         </w:rPr>
+        <w:t>2. Uncalibrated Neural Overconfidence: Standard softmax outputs are notoriously misaligned with true empirical likelihood. A neural network will frequently assign &gt; 99% confidence to highly ambiguous or corrupted input drawings, providing zero safety margins for mission-critical downstream applications.</w:t>
+      </w:r>
+      <w:r>
+        <w:rPr>
+          <w:rFonts w:ascii="Times New Roman" w:hAnsi="Times New Roman"/>
+          <w:color w:val="000000"/>
+          <w:sz w:val="24"/>
+        </w:rPr>
         <w:br/>
+      </w:r>
+      <w:r>
+        <w:rPr>
+          <w:rFonts w:ascii="Times New Roman" w:hAnsi="Times New Roman"/>
+          <w:color w:val="000000"/>
+          <w:sz w:val="24"/>
+        </w:rPr>
         <w:t>3. Black-Box Opacity: Standard classification pipelines output a discrete integer prediction without visual attribution, preventing human auditors from verifying whether the decision was based on genuine digit strokes or peripheral background artifacts.</w:t>
       </w:r>
       <w:r>
@@ -11404,7 +11919,6 @@
           <w:sz w:val="24"/>
         </w:rPr>
         <w:br/>
-        <w:t>• Multi-Paradigm Benchmarking: Evaluates seven distinct learning algorithms to establish rigorous empirical baselines before selecting the optimal architecture.</w:t>
       </w:r>
       <w:r>
         <w:rPr>
@@ -11412,6 +11926,14 @@
           <w:color w:val="000000"/>
           <w:sz w:val="24"/>
         </w:rPr>
+        <w:t>• Multi-Paradigm Benchmarking: Evaluates seven distinct learning algorithms to establish rigorous empirical baselines before selecting the optimal architecture.</w:t>
+      </w:r>
+      <w:r>
+        <w:rPr>
+          <w:rFonts w:ascii="Times New Roman" w:hAnsi="Times New Roman"/>
+          <w:color w:val="000000"/>
+          <w:sz w:val="24"/>
+        </w:rPr>
         <w:br/>
         <w:t>• DigitVision DeepConvNet: A specialized dual-block convolutional architecture equipped with batch normalization and spatial dropout, achieving 98.31% test accuracy.</w:t>
       </w:r>
@@ -11422,6 +11944,13 @@
           <w:sz w:val="24"/>
         </w:rPr>
         <w:br/>
+      </w:r>
+      <w:r>
+        <w:rPr>
+          <w:rFonts w:ascii="Times New Roman" w:hAnsi="Times New Roman"/>
+          <w:color w:val="000000"/>
+          <w:sz w:val="24"/>
+        </w:rPr>
         <w:t>• Post-Hoc Temperature Calibration: Optimizes temperature parameter T = 0.9170, reducing Expected Calibration Error (ECE) to 0.0031 while using Shannon entropy to detect out-of-distribution inputs.</w:t>
       </w:r>
       <w:r>
@@ -11462,7 +11991,6 @@
           <w:b/>
           <w:bCs/>
         </w:rPr>
-        <w:lastRenderedPageBreak/>
         <w:t>CHAPTER 3</w:t>
       </w:r>
     </w:p>
@@ -11515,7 +12043,15 @@
           <w:color w:val="000000"/>
           <w:sz w:val="24"/>
         </w:rPr>
-        <w:t>The experimental foundation of DigitVision AI is established upon the authoritative Modified National Institute of Standards and Technology (MNIST) benchmark database, derived from NIST Special Database 19 (SD-19) and Special Database 3 (SD-3). MNIST was selected due to its gold-standard status in academic computer vision literature, its perfectly balanced 10-class distribution, its rigorous standardized 28×28 grayscale format, and the availability of extensive peer-reviewed historical benchmarks that enable rigorous scientific model comparison.</w:t>
+        <w:t>The experimental foundation of DigitVision AI is established upon the authoritative Modified National Institute of Standards and Technology (MNIST) benchmark database, derived from NIST Special Database 19 (SD-19) and Special Database 3 (SD-3). MNIST was selected due to its gold-standard status in academic computer vision literature, its perfectly balanced 10-class distribution, its rigorous standardized 28×28 grayscale format, and the availability of extensive peer-reviewed historical benchmarks that enabl</w:t>
+      </w:r>
+      <w:r>
+        <w:rPr>
+          <w:rFonts w:ascii="Times New Roman" w:hAnsi="Times New Roman"/>
+          <w:color w:val="000000"/>
+          <w:sz w:val="24"/>
+        </w:rPr>
+        <w:t>e rigorous scientific model comparison.</w:t>
       </w:r>
     </w:p>
     <w:p>
@@ -12060,18 +12596,21 @@
             <w:tcW w:w="3800" w:type="dxa"/>
             <w:shd w:val="clear" w:color="auto" w:fill="DEEAF6"/>
             <w:vAlign w:val="center"/>
-          </w:tcPr>
-          <w:p>
-            <w:pPr>
-              <w:spacing w:before="40" w:after="40"/>
-              <w:jc w:val="both"/>
-            </w:pPr>
-            <w:r>
-              <w:rPr>
-                <w:rFonts w:ascii="Times New Roman" w:hAnsi="Times New Roman"/>
-                <w:b/>
-                <w:color w:val="000000"/>
-                <w:sz w:val="20"/>
+            <w:shd w:fill="F2F2F2"/>
+          </w:tcPr>
+          <w:p>
+            <w:pPr>
+              <w:spacing w:before="40" w:after="40" w:line="276" w:lineRule="auto"/>
+              <w:jc w:val="left"/>
+            </w:pPr>
+            <w:r/>
+            <w:r>
+              <w:rPr>
+                <w:rFonts w:ascii="Times New Roman" w:hAnsi="Times New Roman"/>
+                <w:b/>
+                <w:i w:val="0"/>
+                <w:color w:val="1A1A1A"/>
+                <w:sz w:val="19"/>
               </w:rPr>
               <w:t>Dataset name</w:t>
             </w:r>
@@ -12085,14 +12624,17 @@
           </w:tcPr>
           <w:p>
             <w:pPr>
-              <w:spacing w:before="40" w:after="40"/>
-              <w:jc w:val="both"/>
-            </w:pPr>
-            <w:r>
-              <w:rPr>
-                <w:rFonts w:ascii="Times New Roman" w:hAnsi="Times New Roman"/>
-                <w:color w:val="000000"/>
-                <w:sz w:val="20"/>
+              <w:spacing w:before="40" w:after="40" w:line="276" w:lineRule="auto"/>
+              <w:jc w:val="left"/>
+            </w:pPr>
+            <w:r/>
+            <w:r>
+              <w:rPr>
+                <w:rFonts w:ascii="Times New Roman" w:hAnsi="Times New Roman"/>
+                <w:b w:val="0"/>
+                <w:i w:val="0"/>
+                <w:color w:val="1A1A1A"/>
+                <w:sz w:val="19"/>
               </w:rPr>
               <w:t>MNIST (Modified National Institute of Standards and Technology database)</w:t>
             </w:r>
@@ -12109,20 +12651,23 @@
           <w:tcPr>
             <w:tcW w:w="3800" w:type="dxa"/>
             <w:vAlign w:val="center"/>
-          </w:tcPr>
-          <w:p>
-            <w:pPr>
-              <w:spacing w:before="40" w:after="40"/>
-              <w:jc w:val="both"/>
-            </w:pPr>
-            <w:r>
-              <w:rPr>
-                <w:rFonts w:ascii="Times New Roman" w:hAnsi="Times New Roman"/>
-                <w:b/>
-                <w:color w:val="000000"/>
-                <w:sz w:val="20"/>
-              </w:rPr>
-              <w:t>Dataset name</w:t>
+            <w:shd w:fill="F2F2F2"/>
+          </w:tcPr>
+          <w:p>
+            <w:pPr>
+              <w:spacing w:before="40" w:after="40" w:line="276" w:lineRule="auto"/>
+              <w:jc w:val="left"/>
+            </w:pPr>
+            <w:r/>
+            <w:r>
+              <w:rPr>
+                <w:rFonts w:ascii="Times New Roman" w:hAnsi="Times New Roman"/>
+                <w:b/>
+                <w:i w:val="0"/>
+                <w:color w:val="1A1A1A"/>
+                <w:sz w:val="19"/>
+              </w:rPr>
+              <w:t>Originating Curators</w:t>
             </w:r>
           </w:p>
         </w:tc>
@@ -12133,16 +12678,19 @@
           </w:tcPr>
           <w:p>
             <w:pPr>
-              <w:spacing w:before="40" w:after="40"/>
-              <w:jc w:val="both"/>
-            </w:pPr>
-            <w:r>
-              <w:rPr>
-                <w:rFonts w:ascii="Times New Roman" w:hAnsi="Times New Roman"/>
-                <w:color w:val="000000"/>
-                <w:sz w:val="20"/>
-              </w:rPr>
-              <w:t>MNIST (Modified National Institute of Standards and Technology)</w:t>
+              <w:spacing w:before="40" w:after="40" w:line="276" w:lineRule="auto"/>
+              <w:jc w:val="left"/>
+            </w:pPr>
+            <w:r/>
+            <w:r>
+              <w:rPr>
+                <w:rFonts w:ascii="Times New Roman" w:hAnsi="Times New Roman"/>
+                <w:b w:val="0"/>
+                <w:i w:val="0"/>
+                <w:color w:val="1A1A1A"/>
+                <w:sz w:val="19"/>
+              </w:rPr>
+              <w:t>Yann LeCun (Courant Institute, NYU) and Corinna Cortes (Google Research)</w:t>
             </w:r>
           </w:p>
         </w:tc>
@@ -12157,20 +12705,23 @@
           <w:tcPr>
             <w:tcW w:w="3800" w:type="dxa"/>
             <w:vAlign w:val="center"/>
-          </w:tcPr>
-          <w:p>
-            <w:pPr>
-              <w:spacing w:before="40" w:after="40"/>
-              <w:jc w:val="both"/>
-            </w:pPr>
-            <w:r>
-              <w:rPr>
-                <w:rFonts w:ascii="Times New Roman" w:hAnsi="Times New Roman"/>
-                <w:b/>
-                <w:color w:val="000000"/>
-                <w:sz w:val="20"/>
-              </w:rPr>
-              <w:t>Source / Repository</w:t>
+            <w:shd w:fill="F2F2F2"/>
+          </w:tcPr>
+          <w:p>
+            <w:pPr>
+              <w:spacing w:before="40" w:after="40" w:line="276" w:lineRule="auto"/>
+              <w:jc w:val="left"/>
+            </w:pPr>
+            <w:r/>
+            <w:r>
+              <w:rPr>
+                <w:rFonts w:ascii="Times New Roman" w:hAnsi="Times New Roman"/>
+                <w:b/>
+                <w:i w:val="0"/>
+                <w:color w:val="1A1A1A"/>
+                <w:sz w:val="19"/>
+              </w:rPr>
+              <w:t>Source Corpora</w:t>
             </w:r>
           </w:p>
         </w:tc>
@@ -12181,16 +12732,19 @@
           </w:tcPr>
           <w:p>
             <w:pPr>
-              <w:spacing w:before="40" w:after="40"/>
-              <w:jc w:val="both"/>
-            </w:pPr>
-            <w:r>
-              <w:rPr>
-                <w:rFonts w:ascii="Times New Roman" w:hAnsi="Times New Roman"/>
-                <w:color w:val="000000"/>
-                <w:sz w:val="20"/>
-              </w:rPr>
-              <w:t>Yann LeCun, Corinna Cortes, Christopher Burges / NIST Special Database 19/3</w:t>
+              <w:spacing w:before="40" w:after="40" w:line="276" w:lineRule="auto"/>
+              <w:jc w:val="left"/>
+            </w:pPr>
+            <w:r/>
+            <w:r>
+              <w:rPr>
+                <w:rFonts w:ascii="Times New Roman" w:hAnsi="Times New Roman"/>
+                <w:b w:val="0"/>
+                <w:i w:val="0"/>
+                <w:color w:val="1A1A1A"/>
+                <w:sz w:val="19"/>
+              </w:rPr>
+              <w:t>NIST Special Database 3 (SD-3) and Special Database 19 (SD-19)</w:t>
             </w:r>
           </w:p>
         </w:tc>
@@ -12205,18 +12759,21 @@
           <w:tcPr>
             <w:tcW w:w="3800" w:type="dxa"/>
             <w:vAlign w:val="center"/>
-          </w:tcPr>
-          <w:p>
-            <w:pPr>
-              <w:spacing w:before="40" w:after="40"/>
-              <w:jc w:val="both"/>
-            </w:pPr>
-            <w:r>
-              <w:rPr>
-                <w:rFonts w:ascii="Times New Roman" w:hAnsi="Times New Roman"/>
-                <w:b/>
-                <w:color w:val="000000"/>
-                <w:sz w:val="20"/>
+            <w:shd w:fill="F2F2F2"/>
+          </w:tcPr>
+          <w:p>
+            <w:pPr>
+              <w:spacing w:before="40" w:after="40" w:line="276" w:lineRule="auto"/>
+              <w:jc w:val="left"/>
+            </w:pPr>
+            <w:r/>
+            <w:r>
+              <w:rPr>
+                <w:rFonts w:ascii="Times New Roman" w:hAnsi="Times New Roman"/>
+                <w:b/>
+                <w:i w:val="0"/>
+                <w:color w:val="1A1A1A"/>
+                <w:sz w:val="19"/>
               </w:rPr>
               <w:t>Access URL / DOI</w:t>
             </w:r>
@@ -12229,16 +12786,19 @@
           </w:tcPr>
           <w:p>
             <w:pPr>
-              <w:spacing w:before="40" w:after="40"/>
-              <w:jc w:val="both"/>
-            </w:pPr>
-            <w:r>
-              <w:rPr>
-                <w:rFonts w:ascii="Times New Roman" w:hAnsi="Times New Roman"/>
-                <w:color w:val="000000"/>
-                <w:sz w:val="20"/>
-              </w:rPr>
-              <w:t>http://yann.lecun.com/exdb/mnist/ | IEEE DOI: 10.1109/5.726791 [1]</w:t>
+              <w:spacing w:before="40" w:after="40" w:line="276" w:lineRule="auto"/>
+              <w:jc w:val="left"/>
+            </w:pPr>
+            <w:r/>
+            <w:r>
+              <w:rPr>
+                <w:rFonts w:ascii="Times New Roman" w:hAnsi="Times New Roman"/>
+                <w:b w:val="0"/>
+                <w:i w:val="0"/>
+                <w:color w:val="1A1A1A"/>
+                <w:sz w:val="19"/>
+              </w:rPr>
+              <w:t>http://yann.lecun.com/exdb/mnist/ | https://storage.googleapis.com/tensorflow/tf-keras-datasets/mnist.npz | IEEE DOI: 10.1109/5.726791 [1]</w:t>
             </w:r>
           </w:p>
         </w:tc>
@@ -12253,18 +12813,21 @@
           <w:tcPr>
             <w:tcW w:w="3800" w:type="dxa"/>
             <w:vAlign w:val="center"/>
-          </w:tcPr>
-          <w:p>
-            <w:pPr>
-              <w:spacing w:before="40" w:after="40"/>
-              <w:jc w:val="both"/>
-            </w:pPr>
-            <w:r>
-              <w:rPr>
-                <w:rFonts w:ascii="Times New Roman" w:hAnsi="Times New Roman"/>
-                <w:b/>
-                <w:color w:val="000000"/>
-                <w:sz w:val="20"/>
+            <w:shd w:fill="F2F2F2"/>
+          </w:tcPr>
+          <w:p>
+            <w:pPr>
+              <w:spacing w:before="40" w:after="40" w:line="276" w:lineRule="auto"/>
+              <w:jc w:val="left"/>
+            </w:pPr>
+            <w:r/>
+            <w:r>
+              <w:rPr>
+                <w:rFonts w:ascii="Times New Roman" w:hAnsi="Times New Roman"/>
+                <w:b/>
+                <w:i w:val="0"/>
+                <w:color w:val="1A1A1A"/>
+                <w:sz w:val="19"/>
               </w:rPr>
               <w:t>Version / Release date</w:t>
             </w:r>
@@ -12277,16 +12840,19 @@
           </w:tcPr>
           <w:p>
             <w:pPr>
-              <w:spacing w:before="40" w:after="40"/>
-              <w:jc w:val="both"/>
-            </w:pPr>
-            <w:r>
-              <w:rPr>
-                <w:rFonts w:ascii="Times New Roman" w:hAnsi="Times New Roman"/>
-                <w:color w:val="000000"/>
-                <w:sz w:val="20"/>
-              </w:rPr>
-              <w:t>Original Release: 1998 | Current Canonical Distribution: v1.0</w:t>
+              <w:spacing w:before="40" w:after="40" w:line="276" w:lineRule="auto"/>
+              <w:jc w:val="left"/>
+            </w:pPr>
+            <w:r/>
+            <w:r>
+              <w:rPr>
+                <w:rFonts w:ascii="Times New Roman" w:hAnsi="Times New Roman"/>
+                <w:b w:val="0"/>
+                <w:i w:val="0"/>
+                <w:color w:val="1A1A1A"/>
+                <w:sz w:val="19"/>
+              </w:rPr>
+              <w:t>Original Release: 1998 | Canonical NPZ Distribution</w:t>
             </w:r>
           </w:p>
         </w:tc>
@@ -12301,20 +12867,22 @@
           <w:tcPr>
             <w:tcW w:w="3800" w:type="dxa"/>
             <w:vAlign w:val="center"/>
-          </w:tcPr>
-          <w:p>
-            <w:pPr>
-              <w:spacing w:before="40" w:after="40"/>
-              <w:jc w:val="both"/>
-            </w:pPr>
-            <w:r>
-              <w:rPr>
-                <w:rFonts w:ascii="Times New Roman" w:hAnsi="Times New Roman"/>
-                <w:b/>
-                <w:color w:val="000000"/>
-                <w:sz w:val="20"/>
-              </w:rPr>
-              <w:lastRenderedPageBreak/>
+            <w:shd w:fill="F2F2F2"/>
+          </w:tcPr>
+          <w:p>
+            <w:pPr>
+              <w:spacing w:before="40" w:after="40" w:line="276" w:lineRule="auto"/>
+              <w:jc w:val="left"/>
+            </w:pPr>
+            <w:r/>
+            <w:r>
+              <w:rPr>
+                <w:rFonts w:ascii="Times New Roman" w:hAnsi="Times New Roman"/>
+                <w:b/>
+                <w:i w:val="0"/>
+                <w:color w:val="1A1A1A"/>
+                <w:sz w:val="19"/>
+              </w:rPr>
               <w:t>License / Terms of use</w:t>
             </w:r>
           </w:p>
@@ -12326,16 +12894,19 @@
           </w:tcPr>
           <w:p>
             <w:pPr>
-              <w:spacing w:before="40" w:after="40"/>
-              <w:jc w:val="both"/>
-            </w:pPr>
-            <w:r>
-              <w:rPr>
-                <w:rFonts w:ascii="Times New Roman" w:hAnsi="Times New Roman"/>
-                <w:color w:val="000000"/>
-                <w:sz w:val="20"/>
-              </w:rPr>
-              <w:t>Creative Commons Attribution-ShareAlike 3.0 (CC BY-SA 3.0)</w:t>
+              <w:spacing w:before="40" w:after="40" w:line="276" w:lineRule="auto"/>
+              <w:jc w:val="left"/>
+            </w:pPr>
+            <w:r/>
+            <w:r>
+              <w:rPr>
+                <w:rFonts w:ascii="Times New Roman" w:hAnsi="Times New Roman"/>
+                <w:b w:val="0"/>
+                <w:i w:val="0"/>
+                <w:color w:val="1A1A1A"/>
+                <w:sz w:val="19"/>
+              </w:rPr>
+              <w:t>Creative Commons Attribution-Share Alike 3.0 (CC BY-SA 3.0)</w:t>
             </w:r>
           </w:p>
         </w:tc>
@@ -12350,20 +12921,23 @@
           <w:tcPr>
             <w:tcW w:w="3800" w:type="dxa"/>
             <w:vAlign w:val="center"/>
-          </w:tcPr>
-          <w:p>
-            <w:pPr>
-              <w:spacing w:before="40" w:after="40"/>
-              <w:jc w:val="both"/>
-            </w:pPr>
-            <w:r>
-              <w:rPr>
-                <w:rFonts w:ascii="Times New Roman" w:hAnsi="Times New Roman"/>
-                <w:b/>
-                <w:color w:val="000000"/>
-                <w:sz w:val="20"/>
-              </w:rPr>
-              <w:t>Collection methodology</w:t>
+            <w:shd w:fill="F2F2F2"/>
+          </w:tcPr>
+          <w:p>
+            <w:pPr>
+              <w:spacing w:before="40" w:after="40" w:line="276" w:lineRule="auto"/>
+              <w:jc w:val="left"/>
+            </w:pPr>
+            <w:r/>
+            <w:r>
+              <w:rPr>
+                <w:rFonts w:ascii="Times New Roman" w:hAnsi="Times New Roman"/>
+                <w:b/>
+                <w:i w:val="0"/>
+                <w:color w:val="1A1A1A"/>
+                <w:sz w:val="19"/>
+              </w:rPr>
+              <w:t>Local Storage &amp; Checksum</w:t>
             </w:r>
           </w:p>
         </w:tc>
@@ -12374,16 +12948,19 @@
           </w:tcPr>
           <w:p>
             <w:pPr>
-              <w:spacing w:before="40" w:after="40"/>
-              <w:jc w:val="both"/>
-            </w:pPr>
-            <w:r>
-              <w:rPr>
-                <w:rFonts w:ascii="Times New Roman" w:hAnsi="Times New Roman"/>
-                <w:color w:val="000000"/>
-                <w:sz w:val="20"/>
-              </w:rPr>
-              <w:t>High school students (SD-3) and Census Bureau employees (SD-19)</w:t>
+              <w:spacing w:before="40" w:after="40" w:line="276" w:lineRule="auto"/>
+              <w:jc w:val="left"/>
+            </w:pPr>
+            <w:r/>
+            <w:r>
+              <w:rPr>
+                <w:rFonts w:ascii="Times New Roman" w:hAnsi="Times New Roman"/>
+                <w:b w:val="0"/>
+                <w:i w:val="0"/>
+                <w:color w:val="1A1A1A"/>
+                <w:sz w:val="19"/>
+              </w:rPr>
+              <w:t>data/raw/mnist.npz (11,490,434 bytes / 10.96 MiB) | SHA-256: 731c5ac602752760c8e48fbffcf8c3b850d9dc2a2aedcf2cc48468fc17b673d1</w:t>
             </w:r>
           </w:p>
         </w:tc>
@@ -12398,20 +12975,23 @@
           <w:tcPr>
             <w:tcW w:w="3800" w:type="dxa"/>
             <w:vAlign w:val="center"/>
-          </w:tcPr>
-          <w:p>
-            <w:pPr>
-              <w:spacing w:before="40" w:after="40"/>
-              <w:jc w:val="both"/>
-            </w:pPr>
-            <w:r>
-              <w:rPr>
-                <w:rFonts w:ascii="Times New Roman" w:hAnsi="Times New Roman"/>
-                <w:b/>
-                <w:color w:val="000000"/>
-                <w:sz w:val="20"/>
-              </w:rPr>
-              <w:t>Date accessed / downloaded</w:t>
+            <w:shd w:fill="F2F2F2"/>
+          </w:tcPr>
+          <w:p>
+            <w:pPr>
+              <w:spacing w:before="40" w:after="40" w:line="276" w:lineRule="auto"/>
+              <w:jc w:val="left"/>
+            </w:pPr>
+            <w:r/>
+            <w:r>
+              <w:rPr>
+                <w:rFonts w:ascii="Times New Roman" w:hAnsi="Times New Roman"/>
+                <w:b/>
+                <w:i w:val="0"/>
+                <w:color w:val="1A1A1A"/>
+                <w:sz w:val="19"/>
+              </w:rPr>
+              <w:t>Date accessed / audited</w:t>
             </w:r>
           </w:p>
         </w:tc>
@@ -12422,16 +13002,19 @@
           </w:tcPr>
           <w:p>
             <w:pPr>
-              <w:spacing w:before="40" w:after="40"/>
-              <w:jc w:val="both"/>
-            </w:pPr>
-            <w:r>
-              <w:rPr>
-                <w:rFonts w:ascii="Times New Roman" w:hAnsi="Times New Roman"/>
-                <w:color w:val="000000"/>
-                <w:sz w:val="20"/>
-              </w:rPr>
-              <w:t>January 2026 (Verified via SHA-256 integrity checksums)</w:t>
+              <w:spacing w:before="40" w:after="40" w:line="276" w:lineRule="auto"/>
+              <w:jc w:val="left"/>
+            </w:pPr>
+            <w:r/>
+            <w:r>
+              <w:rPr>
+                <w:rFonts w:ascii="Times New Roman" w:hAnsi="Times New Roman"/>
+                <w:b w:val="0"/>
+                <w:i w:val="0"/>
+                <w:color w:val="1A1A1A"/>
+                <w:sz w:val="19"/>
+              </w:rPr>
+              <w:t>2026-10-12 (Verified 100% bit-for-bit identical via MNISTPipeline.verify_integrity())</w:t>
             </w:r>
           </w:p>
         </w:tc>
@@ -12534,18 +13117,21 @@
             <w:tcW w:w="4400" w:type="dxa"/>
             <w:shd w:val="clear" w:color="auto" w:fill="DEEAF6"/>
             <w:vAlign w:val="center"/>
-          </w:tcPr>
-          <w:p>
-            <w:pPr>
-              <w:spacing w:before="40" w:after="40"/>
-              <w:jc w:val="both"/>
-            </w:pPr>
-            <w:r>
-              <w:rPr>
-                <w:rFonts w:ascii="Times New Roman" w:hAnsi="Times New Roman"/>
-                <w:b/>
-                <w:color w:val="000000"/>
-                <w:sz w:val="20"/>
+            <w:shd w:fill="F2F2F2"/>
+          </w:tcPr>
+          <w:p>
+            <w:pPr>
+              <w:spacing w:before="40" w:after="40" w:line="276" w:lineRule="auto"/>
+              <w:jc w:val="left"/>
+            </w:pPr>
+            <w:r/>
+            <w:r>
+              <w:rPr>
+                <w:rFonts w:ascii="Times New Roman" w:hAnsi="Times New Roman"/>
+                <w:b/>
+                <w:i w:val="0"/>
+                <w:color w:val="1A1A1A"/>
+                <w:sz w:val="19"/>
               </w:rPr>
               <w:t>Total instances</w:t>
             </w:r>
@@ -12559,16 +13145,19 @@
           </w:tcPr>
           <w:p>
             <w:pPr>
-              <w:spacing w:before="40" w:after="40"/>
-              <w:jc w:val="both"/>
-            </w:pPr>
-            <w:r>
-              <w:rPr>
-                <w:rFonts w:ascii="Times New Roman" w:hAnsi="Times New Roman"/>
-                <w:color w:val="000000"/>
-                <w:sz w:val="20"/>
-              </w:rPr>
-              <w:t>70,000 (60,000 official training pool + 10,000 held-out test set)</w:t>
+              <w:spacing w:before="40" w:after="40" w:line="276" w:lineRule="auto"/>
+              <w:jc w:val="left"/>
+            </w:pPr>
+            <w:r/>
+            <w:r>
+              <w:rPr>
+                <w:rFonts w:ascii="Times New Roman" w:hAnsi="Times New Roman"/>
+                <w:b w:val="0"/>
+                <w:i w:val="0"/>
+                <w:color w:val="1A1A1A"/>
+                <w:sz w:val="19"/>
+              </w:rPr>
+              <w:t>70,000 images (60,000 raw training pool + 10,000 isolated official test set)</w:t>
             </w:r>
           </w:p>
         </w:tc>
@@ -12583,20 +13172,23 @@
           <w:tcPr>
             <w:tcW w:w="4400" w:type="dxa"/>
             <w:vAlign w:val="center"/>
-          </w:tcPr>
-          <w:p>
-            <w:pPr>
-              <w:spacing w:before="40" w:after="40"/>
-              <w:jc w:val="both"/>
-            </w:pPr>
-            <w:r>
-              <w:rPr>
-                <w:rFonts w:ascii="Times New Roman" w:hAnsi="Times New Roman"/>
-                <w:b/>
-                <w:color w:val="000000"/>
-                <w:sz w:val="20"/>
-              </w:rPr>
-              <w:t>Total instances</w:t>
+            <w:shd w:fill="F2F2F2"/>
+          </w:tcPr>
+          <w:p>
+            <w:pPr>
+              <w:spacing w:before="40" w:after="40" w:line="276" w:lineRule="auto"/>
+              <w:jc w:val="left"/>
+            </w:pPr>
+            <w:r/>
+            <w:r>
+              <w:rPr>
+                <w:rFonts w:ascii="Times New Roman" w:hAnsi="Times New Roman"/>
+                <w:b/>
+                <w:i w:val="0"/>
+                <w:color w:val="1A1A1A"/>
+                <w:sz w:val="19"/>
+              </w:rPr>
+              <w:t>Partitioning Breakdown</w:t>
             </w:r>
           </w:p>
         </w:tc>
@@ -12607,16 +13199,19 @@
           </w:tcPr>
           <w:p>
             <w:pPr>
-              <w:spacing w:before="40" w:after="40"/>
-              <w:jc w:val="both"/>
-            </w:pPr>
-            <w:r>
-              <w:rPr>
-                <w:rFonts w:ascii="Times New Roman" w:hAnsi="Times New Roman"/>
-                <w:color w:val="000000"/>
-                <w:sz w:val="20"/>
-              </w:rPr>
-              <w:t>70,000 images (60,000 official training set + 10,000 isolated official test set)</w:t>
+              <w:spacing w:before="40" w:after="40" w:line="276" w:lineRule="auto"/>
+              <w:jc w:val="left"/>
+            </w:pPr>
+            <w:r/>
+            <w:r>
+              <w:rPr>
+                <w:rFonts w:ascii="Times New Roman" w:hAnsi="Times New Roman"/>
+                <w:b w:val="0"/>
+                <w:i w:val="0"/>
+                <w:color w:val="1A1A1A"/>
+                <w:sz w:val="19"/>
+              </w:rPr>
+              <w:t>20,000 active train (28.57%), 3,000 validation (4.29%), 37,000 reserved (52.86%), 10,000 isolated test (14.29%)</w:t>
             </w:r>
           </w:p>
         </w:tc>
@@ -12631,18 +13226,21 @@
           <w:tcPr>
             <w:tcW w:w="4400" w:type="dxa"/>
             <w:vAlign w:val="center"/>
-          </w:tcPr>
-          <w:p>
-            <w:pPr>
-              <w:spacing w:before="40" w:after="40"/>
-              <w:jc w:val="both"/>
-            </w:pPr>
-            <w:r>
-              <w:rPr>
-                <w:rFonts w:ascii="Times New Roman" w:hAnsi="Times New Roman"/>
-                <w:b/>
-                <w:color w:val="000000"/>
-                <w:sz w:val="20"/>
+            <w:shd w:fill="F2F2F2"/>
+          </w:tcPr>
+          <w:p>
+            <w:pPr>
+              <w:spacing w:before="40" w:after="40" w:line="276" w:lineRule="auto"/>
+              <w:jc w:val="left"/>
+            </w:pPr>
+            <w:r/>
+            <w:r>
+              <w:rPr>
+                <w:rFonts w:ascii="Times New Roman" w:hAnsi="Times New Roman"/>
+                <w:b/>
+                <w:i w:val="0"/>
+                <w:color w:val="1A1A1A"/>
+                <w:sz w:val="19"/>
               </w:rPr>
               <w:t>Number of features</w:t>
             </w:r>
@@ -12655,14 +13253,17 @@
           </w:tcPr>
           <w:p>
             <w:pPr>
-              <w:spacing w:before="40" w:after="40"/>
-              <w:jc w:val="both"/>
-            </w:pPr>
-            <w:r>
-              <w:rPr>
-                <w:rFonts w:ascii="Times New Roman" w:hAnsi="Times New Roman"/>
-                <w:color w:val="000000"/>
-                <w:sz w:val="20"/>
+              <w:spacing w:before="40" w:after="40" w:line="276" w:lineRule="auto"/>
+              <w:jc w:val="left"/>
+            </w:pPr>
+            <w:r/>
+            <w:r>
+              <w:rPr>
+                <w:rFonts w:ascii="Times New Roman" w:hAnsi="Times New Roman"/>
+                <w:b w:val="0"/>
+                <w:i w:val="0"/>
+                <w:color w:val="1A1A1A"/>
+                <w:sz w:val="19"/>
               </w:rPr>
               <w:t>784 continuous pixel intensities (unrolled 28×28 single-channel grayscale raster)</w:t>
             </w:r>
@@ -12679,20 +13280,23 @@
           <w:tcPr>
             <w:tcW w:w="4400" w:type="dxa"/>
             <w:vAlign w:val="center"/>
-          </w:tcPr>
-          <w:p>
-            <w:pPr>
-              <w:spacing w:before="40" w:after="40"/>
-              <w:jc w:val="both"/>
-            </w:pPr>
-            <w:r>
-              <w:rPr>
-                <w:rFonts w:ascii="Times New Roman" w:hAnsi="Times New Roman"/>
-                <w:b/>
-                <w:color w:val="000000"/>
-                <w:sz w:val="20"/>
-              </w:rPr>
-              <w:t>Feature types</w:t>
+            <w:shd w:fill="F2F2F2"/>
+          </w:tcPr>
+          <w:p>
+            <w:pPr>
+              <w:spacing w:before="40" w:after="40" w:line="276" w:lineRule="auto"/>
+              <w:jc w:val="left"/>
+            </w:pPr>
+            <w:r/>
+            <w:r>
+              <w:rPr>
+                <w:rFonts w:ascii="Times New Roman" w:hAnsi="Times New Roman"/>
+                <w:b/>
+                <w:i w:val="0"/>
+                <w:color w:val="1A1A1A"/>
+                <w:sz w:val="19"/>
+              </w:rPr>
+              <w:t>Feature types &amp; Bounds</w:t>
             </w:r>
           </w:p>
         </w:tc>
@@ -12703,16 +13307,19 @@
           </w:tcPr>
           <w:p>
             <w:pPr>
-              <w:spacing w:before="40" w:after="40"/>
-              <w:jc w:val="both"/>
-            </w:pPr>
-            <w:r>
-              <w:rPr>
-                <w:rFonts w:ascii="Times New Roman" w:hAnsi="Times New Roman"/>
-                <w:color w:val="000000"/>
-                <w:sz w:val="20"/>
-              </w:rPr>
-              <w:t>Numerical continuous pixel intensities in [0.0, 1.0] (raw 8-bit unsigned integers [0, 255])</w:t>
+              <w:spacing w:before="40" w:after="40" w:line="276" w:lineRule="auto"/>
+              <w:jc w:val="left"/>
+            </w:pPr>
+            <w:r/>
+            <w:r>
+              <w:rPr>
+                <w:rFonts w:ascii="Times New Roman" w:hAnsi="Times New Roman"/>
+                <w:b w:val="0"/>
+                <w:i w:val="0"/>
+                <w:color w:val="1A1A1A"/>
+                <w:sz w:val="19"/>
+              </w:rPr>
+              <w:t>Normalized float32 in [0.0, 1.0] (raw 8-bit unsigned integers [0, 255])</w:t>
             </w:r>
           </w:p>
         </w:tc>
@@ -12727,20 +13334,23 @@
           <w:tcPr>
             <w:tcW w:w="4400" w:type="dxa"/>
             <w:vAlign w:val="center"/>
-          </w:tcPr>
-          <w:p>
-            <w:pPr>
-              <w:spacing w:before="40" w:after="40"/>
-              <w:jc w:val="both"/>
-            </w:pPr>
-            <w:r>
-              <w:rPr>
-                <w:rFonts w:ascii="Times New Roman" w:hAnsi="Times New Roman"/>
-                <w:b/>
-                <w:color w:val="000000"/>
-                <w:sz w:val="20"/>
-              </w:rPr>
-              <w:t>Target variable name</w:t>
+            <w:shd w:fill="F2F2F2"/>
+          </w:tcPr>
+          <w:p>
+            <w:pPr>
+              <w:spacing w:before="40" w:after="40" w:line="276" w:lineRule="auto"/>
+              <w:jc w:val="left"/>
+            </w:pPr>
+            <w:r/>
+            <w:r>
+              <w:rPr>
+                <w:rFonts w:ascii="Times New Roman" w:hAnsi="Times New Roman"/>
+                <w:b/>
+                <w:i w:val="0"/>
+                <w:color w:val="1A1A1A"/>
+                <w:sz w:val="19"/>
+              </w:rPr>
+              <w:t>Statistical Moments</w:t>
             </w:r>
           </w:p>
         </w:tc>
@@ -12751,16 +13361,19 @@
           </w:tcPr>
           <w:p>
             <w:pPr>
-              <w:spacing w:before="40" w:after="40"/>
-              <w:jc w:val="both"/>
-            </w:pPr>
-            <w:r>
-              <w:rPr>
-                <w:rFonts w:ascii="Times New Roman" w:hAnsi="Times New Roman"/>
-                <w:color w:val="000000"/>
-                <w:sz w:val="20"/>
-              </w:rPr>
-              <w:t>Digit Class Label (Target class integer)</w:t>
+              <w:spacing w:before="40" w:after="40" w:line="276" w:lineRule="auto"/>
+              <w:jc w:val="left"/>
+            </w:pPr>
+            <w:r/>
+            <w:r>
+              <w:rPr>
+                <w:rFonts w:ascii="Times New Roman" w:hAnsi="Times New Roman"/>
+                <w:b w:val="0"/>
+                <w:i w:val="0"/>
+                <w:color w:val="1A1A1A"/>
+                <w:sz w:val="19"/>
+              </w:rPr>
+              <w:t>Global Mean μ = 0.13093, Standard Deviation σ = 0.30845, Variance σ² = 0.09514</w:t>
             </w:r>
           </w:p>
         </w:tc>
@@ -12775,20 +13388,23 @@
           <w:tcPr>
             <w:tcW w:w="4400" w:type="dxa"/>
             <w:vAlign w:val="center"/>
-          </w:tcPr>
-          <w:p>
-            <w:pPr>
-              <w:spacing w:before="40" w:after="40"/>
-              <w:jc w:val="both"/>
-            </w:pPr>
-            <w:r>
-              <w:rPr>
-                <w:rFonts w:ascii="Times New Roman" w:hAnsi="Times New Roman"/>
-                <w:b/>
-                <w:color w:val="000000"/>
-                <w:sz w:val="20"/>
-              </w:rPr>
-              <w:t>Target variable type</w:t>
+            <w:shd w:fill="F2F2F2"/>
+          </w:tcPr>
+          <w:p>
+            <w:pPr>
+              <w:spacing w:before="40" w:after="40" w:line="276" w:lineRule="auto"/>
+              <w:jc w:val="left"/>
+            </w:pPr>
+            <w:r/>
+            <w:r>
+              <w:rPr>
+                <w:rFonts w:ascii="Times New Roman" w:hAnsi="Times New Roman"/>
+                <w:b/>
+                <w:i w:val="0"/>
+                <w:color w:val="1A1A1A"/>
+                <w:sz w:val="19"/>
+              </w:rPr>
+              <w:t>Sparsity Metrics</w:t>
             </w:r>
           </w:p>
         </w:tc>
@@ -12799,16 +13415,19 @@
           </w:tcPr>
           <w:p>
             <w:pPr>
-              <w:spacing w:before="40" w:after="40"/>
-              <w:jc w:val="both"/>
-            </w:pPr>
-            <w:r>
-              <w:rPr>
-                <w:rFonts w:ascii="Times New Roman" w:hAnsi="Times New Roman"/>
-                <w:color w:val="000000"/>
-                <w:sz w:val="20"/>
-              </w:rPr>
-              <w:t>Categorical / Discrete nominal with 10 mutually exclusive classes (0 to 9)</w:t>
+              <w:spacing w:before="40" w:after="40" w:line="276" w:lineRule="auto"/>
+              <w:jc w:val="left"/>
+            </w:pPr>
+            <w:r/>
+            <w:r>
+              <w:rPr>
+                <w:rFonts w:ascii="Times New Roman" w:hAnsi="Times New Roman"/>
+                <w:b w:val="0"/>
+                <w:i w:val="0"/>
+                <w:color w:val="1A1A1A"/>
+                <w:sz w:val="19"/>
+              </w:rPr>
+              <w:t>80.86% pure black background (0.0), 18.25% active foreground stroke (&gt;0.05)</w:t>
             </w:r>
           </w:p>
         </w:tc>
@@ -12823,20 +13442,23 @@
           <w:tcPr>
             <w:tcW w:w="4400" w:type="dxa"/>
             <w:vAlign w:val="center"/>
-          </w:tcPr>
-          <w:p>
-            <w:pPr>
-              <w:spacing w:before="40" w:after="40"/>
-              <w:jc w:val="both"/>
-            </w:pPr>
-            <w:r>
-              <w:rPr>
-                <w:rFonts w:ascii="Times New Roman" w:hAnsi="Times New Roman"/>
-                <w:b/>
-                <w:color w:val="000000"/>
-                <w:sz w:val="20"/>
-              </w:rPr>
-              <w:t>Number of classes</w:t>
+            <w:shd w:fill="F2F2F2"/>
+          </w:tcPr>
+          <w:p>
+            <w:pPr>
+              <w:spacing w:before="40" w:after="40" w:line="276" w:lineRule="auto"/>
+              <w:jc w:val="left"/>
+            </w:pPr>
+            <w:r/>
+            <w:r>
+              <w:rPr>
+                <w:rFonts w:ascii="Times New Roman" w:hAnsi="Times New Roman"/>
+                <w:b/>
+                <w:i w:val="0"/>
+                <w:color w:val="1A1A1A"/>
+                <w:sz w:val="19"/>
+              </w:rPr>
+              <w:t>Target variable name</w:t>
             </w:r>
           </w:p>
         </w:tc>
@@ -12847,16 +13469,19 @@
           </w:tcPr>
           <w:p>
             <w:pPr>
-              <w:spacing w:before="40" w:after="40"/>
-              <w:jc w:val="both"/>
-            </w:pPr>
-            <w:r>
-              <w:rPr>
-                <w:rFonts w:ascii="Times New Roman" w:hAnsi="Times New Roman"/>
-                <w:color w:val="000000"/>
-                <w:sz w:val="20"/>
-              </w:rPr>
-              <w:t>10 classes ({0, 1, 2, 3, 4, 5, 6, 7, 8, 9})</w:t>
+              <w:spacing w:before="40" w:after="40" w:line="276" w:lineRule="auto"/>
+              <w:jc w:val="left"/>
+            </w:pPr>
+            <w:r/>
+            <w:r>
+              <w:rPr>
+                <w:rFonts w:ascii="Times New Roman" w:hAnsi="Times New Roman"/>
+                <w:b w:val="0"/>
+                <w:i w:val="0"/>
+                <w:color w:val="1A1A1A"/>
+                <w:sz w:val="19"/>
+              </w:rPr>
+              <w:t>Digit Class Label (Target class integer {0, 1, ..., 9})</w:t>
             </w:r>
           </w:p>
         </w:tc>
@@ -12871,20 +13496,23 @@
           <w:tcPr>
             <w:tcW w:w="4400" w:type="dxa"/>
             <w:vAlign w:val="center"/>
-          </w:tcPr>
-          <w:p>
-            <w:pPr>
-              <w:spacing w:before="40" w:after="40"/>
-              <w:jc w:val="both"/>
-            </w:pPr>
-            <w:r>
-              <w:rPr>
-                <w:rFonts w:ascii="Times New Roman" w:hAnsi="Times New Roman"/>
-                <w:b/>
-                <w:color w:val="000000"/>
-                <w:sz w:val="20"/>
-              </w:rPr>
-              <w:t>Missing values</w:t>
+            <w:shd w:fill="F2F2F2"/>
+          </w:tcPr>
+          <w:p>
+            <w:pPr>
+              <w:spacing w:before="40" w:after="40" w:line="276" w:lineRule="auto"/>
+              <w:jc w:val="left"/>
+            </w:pPr>
+            <w:r/>
+            <w:r>
+              <w:rPr>
+                <w:rFonts w:ascii="Times New Roman" w:hAnsi="Times New Roman"/>
+                <w:b/>
+                <w:i w:val="0"/>
+                <w:color w:val="1A1A1A"/>
+                <w:sz w:val="19"/>
+              </w:rPr>
+              <w:t>Number of classes</w:t>
             </w:r>
           </w:p>
         </w:tc>
@@ -12895,16 +13523,19 @@
           </w:tcPr>
           <w:p>
             <w:pPr>
-              <w:spacing w:before="40" w:after="40"/>
-              <w:jc w:val="both"/>
-            </w:pPr>
-            <w:r>
-              <w:rPr>
-                <w:rFonts w:ascii="Times New Roman" w:hAnsi="Times New Roman"/>
-                <w:color w:val="000000"/>
-                <w:sz w:val="20"/>
-              </w:rPr>
-              <w:t>0 instances (0.00% missing; perfectly complete matrix representation)</w:t>
+              <w:spacing w:before="40" w:after="40" w:line="276" w:lineRule="auto"/>
+              <w:jc w:val="left"/>
+            </w:pPr>
+            <w:r/>
+            <w:r>
+              <w:rPr>
+                <w:rFonts w:ascii="Times New Roman" w:hAnsi="Times New Roman"/>
+                <w:b w:val="0"/>
+                <w:i w:val="0"/>
+                <w:color w:val="1A1A1A"/>
+                <w:sz w:val="19"/>
+              </w:rPr>
+              <w:t>10 mutually exclusive classes ({0, 1, 2, 3, 4, 5, 6, 7, 8, 9})</w:t>
             </w:r>
           </w:p>
         </w:tc>
@@ -12919,20 +13550,23 @@
           <w:tcPr>
             <w:tcW w:w="4400" w:type="dxa"/>
             <w:vAlign w:val="center"/>
-          </w:tcPr>
-          <w:p>
-            <w:pPr>
-              <w:spacing w:before="40" w:after="40"/>
-              <w:jc w:val="both"/>
-            </w:pPr>
-            <w:r>
-              <w:rPr>
-                <w:rFonts w:ascii="Times New Roman" w:hAnsi="Times New Roman"/>
-                <w:b/>
-                <w:color w:val="000000"/>
-                <w:sz w:val="20"/>
-              </w:rPr>
-              <w:t>Class distribution</w:t>
+            <w:shd w:fill="F2F2F2"/>
+          </w:tcPr>
+          <w:p>
+            <w:pPr>
+              <w:spacing w:before="40" w:after="40" w:line="276" w:lineRule="auto"/>
+              <w:jc w:val="left"/>
+            </w:pPr>
+            <w:r/>
+            <w:r>
+              <w:rPr>
+                <w:rFonts w:ascii="Times New Roman" w:hAnsi="Times New Roman"/>
+                <w:b/>
+                <w:i w:val="0"/>
+                <w:color w:val="1A1A1A"/>
+                <w:sz w:val="19"/>
+              </w:rPr>
+              <w:t>Missing / Corrupt / Leakage</w:t>
             </w:r>
           </w:p>
         </w:tc>
@@ -12943,16 +13577,19 @@
           </w:tcPr>
           <w:p>
             <w:pPr>
-              <w:spacing w:before="40" w:after="40"/>
-              <w:jc w:val="both"/>
-            </w:pPr>
-            <w:r>
-              <w:rPr>
-                <w:rFonts w:ascii="Times New Roman" w:hAnsi="Times New Roman"/>
-                <w:color w:val="000000"/>
-                <w:sz w:val="20"/>
-              </w:rPr>
-              <w:t>Balanced across digits: ~7,000 instances per class (~10% per class)</w:t>
+              <w:spacing w:before="40" w:after="40" w:line="276" w:lineRule="auto"/>
+              <w:jc w:val="left"/>
+            </w:pPr>
+            <w:r/>
+            <w:r>
+              <w:rPr>
+                <w:rFonts w:ascii="Times New Roman" w:hAnsi="Times New Roman"/>
+                <w:b w:val="0"/>
+                <w:i w:val="0"/>
+                <w:color w:val="1A1A1A"/>
+                <w:sz w:val="19"/>
+              </w:rPr>
+              <w:t>0 missing (0.00%), 0 corrupt, 0 cross-partition leakage, 0 internal raster duplicates</w:t>
             </w:r>
           </w:p>
         </w:tc>
@@ -12967,20 +13604,23 @@
           <w:tcPr>
             <w:tcW w:w="4400" w:type="dxa"/>
             <w:vAlign w:val="center"/>
-          </w:tcPr>
-          <w:p>
-            <w:pPr>
-              <w:spacing w:before="40" w:after="40"/>
-              <w:jc w:val="both"/>
-            </w:pPr>
-            <w:r>
-              <w:rPr>
-                <w:rFonts w:ascii="Times New Roman" w:hAnsi="Times New Roman"/>
-                <w:b/>
-                <w:color w:val="000000"/>
-                <w:sz w:val="20"/>
-              </w:rPr>
-              <w:t>Domain-specific notes</w:t>
+            <w:shd w:fill="F2F2F2"/>
+          </w:tcPr>
+          <w:p>
+            <w:pPr>
+              <w:spacing w:before="40" w:after="40" w:line="276" w:lineRule="auto"/>
+              <w:jc w:val="left"/>
+            </w:pPr>
+            <w:r/>
+            <w:r>
+              <w:rPr>
+                <w:rFonts w:ascii="Times New Roman" w:hAnsi="Times New Roman"/>
+                <w:b/>
+                <w:i w:val="0"/>
+                <w:color w:val="1A1A1A"/>
+                <w:sz w:val="19"/>
+              </w:rPr>
+              <w:t>Class distribution</w:t>
             </w:r>
           </w:p>
         </w:tc>
@@ -12991,16 +13631,19 @@
           </w:tcPr>
           <w:p>
             <w:pPr>
-              <w:spacing w:before="40" w:after="40"/>
-              <w:jc w:val="both"/>
-            </w:pPr>
-            <w:r>
-              <w:rPr>
-                <w:rFonts w:ascii="Times New Roman" w:hAnsi="Times New Roman"/>
-                <w:color w:val="000000"/>
-                <w:sz w:val="20"/>
-              </w:rPr>
-              <w:t>Pre-filtered, size-normalized to fit 20×20 box, anti-aliased into 28×28 canvas</w:t>
+              <w:spacing w:before="40" w:after="40" w:line="276" w:lineRule="auto"/>
+              <w:jc w:val="left"/>
+            </w:pPr>
+            <w:r/>
+            <w:r>
+              <w:rPr>
+                <w:rFonts w:ascii="Times New Roman" w:hAnsi="Times New Roman"/>
+                <w:b w:val="0"/>
+                <w:i w:val="0"/>
+                <w:color w:val="1A1A1A"/>
+                <w:sz w:val="19"/>
+              </w:rPr>
+              <w:t>Near-uniform balance across digits (min '5': 8.88%, max '1': 11.40%, imbalance ratio &lt; 1.28)</w:t>
             </w:r>
           </w:p>
         </w:tc>
@@ -13017,16 +13660,7 @@
           <w:color w:val="000000"/>
           <w:sz w:val="24"/>
         </w:rPr>
-        <w:t xml:space="preserve">The complete dataset comprises exactly 70,000 isolated handwritten digit images. In accordance with the canonical benchmark protocol, the data is partitioned into 60,000 training patterns and 10,000 official test patterns. Each image is represented as a 28×28 raster array (784 continuous features) with pixel values normalized to the interval [0.0, 1.0]. A value of 0.0 corresponds to pure background (black), while 1.0 represents maximum foreground stroke intensity (white). The target variable is an </w:t>
-      </w:r>
-      <w:r>
-        <w:rPr>
-          <w:rFonts w:ascii="Times New Roman" w:hAnsi="Times New Roman"/>
-          <w:color w:val="000000"/>
-          <w:sz w:val="24"/>
-        </w:rPr>
-        <w:lastRenderedPageBreak/>
-        <w:t>integer label y ∈ {0, 1, ..., 9}. There are zero missing values across the entire dataset, and all classes maintain approximately uniform distribution (~7,000 instances per class).</w:t>
+        <w:t>The complete dataset comprises exactly 70,000 isolated handwritten digit images. In accordance with the canonical benchmark protocol, the data is partitioned into 60,000 training patterns and 10,000 official test patterns. Each image is represented as a 28×28 raster array (784 continuous features) with pixel values normalized to the interval [0.0, 1.0]. A value of 0.0 corresponds to pure background (black), while 1.0 represents maximum foreground stroke intensity (white). The target variable is an integer label y ∈ {0, 1, ..., 9}. There are zero missing values across the entire dataset, and all classes maintain approximately uniform distribution (~7,000 instances per class).</w:t>
       </w:r>
     </w:p>
     <w:p>
@@ -13973,7 +14607,6 @@
           <w:sz w:val="24"/>
         </w:rPr>
         <w:br/>
-        <w:t xml:space="preserve">Figure 3.2 illustrates the pixel intensity distribution and spatial correlation structure. The pixel intensity histogram exhibits extreme bimodality: approximately 81.2% of all pixels represent pure background </w:t>
       </w:r>
       <w:r>
         <w:rPr>
@@ -13981,7 +14614,14 @@
           <w:color w:val="000000"/>
           <w:sz w:val="24"/>
         </w:rPr>
-        <w:lastRenderedPageBreak/>
+        <w:t xml:space="preserve">Figure 3.2 illustrates the pixel intensity distribution and spatial correlation structure. The pixel intensity histogram exhibits extreme bimodality: approximately 81.2% of all pixels represent pure background </w:t>
+      </w:r>
+      <w:r>
+        <w:rPr>
+          <w:rFonts w:ascii="Times New Roman" w:hAnsi="Times New Roman"/>
+          <w:color w:val="000000"/>
+          <w:sz w:val="24"/>
+        </w:rPr>
         <w:t>(intensity = 0.0), while foreground stroke pixels cluster predominantly between 0.70 and 1.00. The spatial variance map reveals that the 4-pixel border perimeter contains zero variance across all 70,000 samples, whereas the central 16×16 region exhibits high standard deviation (σ &gt; 0.35), confirming that spatial translation invariance is a critical modeling requirement.</w:t>
       </w:r>
     </w:p>
@@ -14108,6 +14748,14 @@
           <w:sz w:val="21"/>
         </w:rPr>
         <w:br/>
+      </w:r>
+      <w:r>
+        <w:rPr>
+          <w:rFonts w:ascii="Times New Roman" w:hAnsi="Times New Roman"/>
+          <w:i/>
+          <w:color w:val="000000"/>
+          <w:sz w:val="21"/>
+        </w:rPr>
         <w:t>Engineering Implication: Standard multi-class cross-entropy loss functions and unweighted macro F1 metrics serve as unbiased evaluators of model performance.</w:t>
       </w:r>
     </w:p>
@@ -14224,7 +14872,6 @@
           <w:sz w:val="21"/>
         </w:rPr>
         <w:br/>
-        <w:t>Interpretation: Confirms that digit strokes are strictly bounded within a central receptive field, while the four-pixel perimeter contains zero statistical variance across all samples.</w:t>
       </w:r>
       <w:r>
         <w:rPr>
@@ -14233,7 +14880,7 @@
           <w:color w:val="000000"/>
           <w:sz w:val="21"/>
         </w:rPr>
-        <w:br/>
+        <w:t>Interpretation: Confirms that digit strokes are strictly bounded within a central receptive field, while the four-pixel perimeter contains zero statistical variance across all samples.</w:t>
       </w:r>
       <w:r>
         <w:rPr>
@@ -14242,7 +14889,7 @@
           <w:color w:val="000000"/>
           <w:sz w:val="21"/>
         </w:rPr>
-        <w:lastRenderedPageBreak/>
+        <w:br/>
         <w:t>Engineering Implication: Preprocessing must preserve this exact spatial centering and border margin; models that leverage 2D local spatial locality (CNNs) will substantially outperform flat vector classifiers.</w:t>
       </w:r>
     </w:p>
@@ -14267,23 +14914,89 @@
       <w:r>
         <w:rPr>
           <w:rFonts w:ascii="Times New Roman" w:hAnsi="Times New Roman"/>
-          <w:sz w:val="22"/>
-        </w:rPr>
-        <w:t>To investigate the geometric clustering properties of handwritten digit representations in their raw 784-dimensional pixel space without label supervision, an unsupervised K-Means clustering experiment (K = 10, n_init = 10, k-means++ initialization) was executed on the 10,000 test partition samples (src/evaluation/clustering.py). The objective was to ascertain how effectively unsupervised Euclidean distance grouping partitions handwritten representations into morphological digit clusters, directly addressing Course Outcome CO5.</w:t>
+        </w:rPr>
+        <w:t>To investigate the geometric clustering properties of handwritten digit representations in their raw 784-dimensional pixel space without label supervision, an unsupervised K-Means clustering experiment (K = 10, n_init = 10, k-means++ initialization) was executed on the 10,000 test partition samples (src/evaluation/clustering.py). The objective was to ascertain how effectively unsupervised Euclidean distance grouping partitions handwritten representations into morphological digit clusters, directly addressin</w:t>
+      </w:r>
+      <w:r>
+        <w:rPr>
+          <w:rFonts w:ascii="Times New Roman" w:hAnsi="Times New Roman"/>
+        </w:rPr>
+        <w:t>g Course Outcome CO5.</w:t>
+      </w:r>
+      <w:r>
+        <w:rPr>
+          <w:rFonts w:ascii="Times New Roman" w:hAnsi="Times New Roman"/>
+        </w:rPr>
         <w:br/>
+      </w:r>
+      <w:r>
+        <w:rPr>
+          <w:rFonts w:ascii="Times New Roman" w:hAnsi="Times New Roman"/>
+        </w:rPr>
         <w:br/>
         <w:t>The algorithm converged after 42 iterations with a final cluster inertia of 389,394.88. Evaluating the resulting cluster partition against ground-truth digit annotations yielded a Homogeneity score of 0.5002, a Completeness score of 0.5031, a V-Measure of 0.5017, and an Adjusted Rand Index (ARI) of 0.3791. Across the entire test split, the overall cluster purity reached 58.87%. Detailed inspection of cluster-to-class alignment revealed significant morphological variations in unsupervised separability:</w:t>
+      </w:r>
+      <w:r>
+        <w:rPr>
+          <w:rFonts w:ascii="Times New Roman" w:hAnsi="Times New Roman"/>
+        </w:rPr>
         <w:br/>
+      </w:r>
+      <w:r>
+        <w:rPr>
+          <w:rFonts w:ascii="Times New Roman" w:hAnsi="Times New Roman"/>
+        </w:rPr>
         <w:t>• Cluster 4 exhibited exceptional unsupervised coherence, aligning with digit '0' at 92.71% purity (940 samples of digit 0).</w:t>
+      </w:r>
+      <w:r>
+        <w:rPr>
+          <w:rFonts w:ascii="Times New Roman" w:hAnsi="Times New Roman"/>
+        </w:rPr>
         <w:br/>
         <w:t>• Cluster 3 mapped predominantly to digit '6' with 89.48% purity (859 samples of digit 6).</w:t>
+      </w:r>
+      <w:r>
+        <w:rPr>
+          <w:rFonts w:ascii="Times New Roman" w:hAnsi="Times New Roman"/>
+        </w:rPr>
         <w:br/>
         <w:t>• Cluster 0 captured digit '1' vertical strokes with 64.91% purity, but absorbed vertical stroke fragments from digits 2, 3, and 7.</w:t>
+      </w:r>
+      <w:r>
+        <w:rPr>
+          <w:rFonts w:ascii="Times New Roman" w:hAnsi="Times New Roman"/>
+        </w:rPr>
         <w:br/>
+      </w:r>
+      <w:r>
+        <w:rPr>
+          <w:rFonts w:ascii="Times New Roman" w:hAnsi="Times New Roman"/>
+        </w:rPr>
         <w:t>• Morphologically ambiguous digits (such as 4 and 9, or 3, 5, and 8) exhibited broad inter-cluster dispersion (e.g., Cluster 9 contained a split distribution of 33.7% digit 9 and 28.4% digit 4; Cluster 7 combined substantial proportions of digits 3, 5, and 8).</w:t>
+      </w:r>
+      <w:r>
+        <w:rPr>
+          <w:rFonts w:ascii="Times New Roman" w:hAnsi="Times New Roman"/>
+        </w:rPr>
         <w:br/>
+      </w:r>
+      <w:r>
+        <w:rPr>
+          <w:rFonts w:ascii="Times New Roman" w:hAnsi="Times New Roman"/>
+        </w:rPr>
         <w:br/>
-        <w:t>This empirical experiment provides concrete verification for CO5, demonstrating the practical application of unsupervised learning while establishing the fundamental performance ceiling of raw-pixel Euclidean distance metrics. The 58.87% cluster purity confirms that while unsupervised clustering uncovers coarse morphological prototypes, supervised non-linear feature extractors—specifically convolutional neural networks—are essential to resolve subtle intra-class stroke nuances and attain benchmark classification accuracy (&gt;99.5%).</w:t>
+      </w:r>
+      <w:r>
+        <w:rPr>
+          <w:rFonts w:ascii="Times New Roman" w:hAnsi="Times New Roman"/>
+        </w:rPr>
+        <w:t>This empirical experiment provides concrete verification for CO5, demonstrating the practical application of unsupervised learning while establishing the fundamental performance ceiling of raw-pixel Euclidean distance metrics. The 58.87% cluster purity confirms that while unsupervised clustering uncovers coarse morphological prototypes, supervised non-linear feature extractors—specifically convolutional neural networks—are essential to resolve subtle intra-class stroke nuances and attain benchmark classific</w:t>
+      </w:r>
+      <w:r>
+        <w:rPr>
+          <w:rFonts w:ascii="Times New Roman" w:hAnsi="Times New Roman"/>
+        </w:rPr>
+        <w:t>ation accuracy (&gt;99.5%).</w:t>
       </w:r>
     </w:p>
     <w:p>
@@ -14292,22 +15005,26 @@
         <w:jc w:val="center"/>
       </w:pPr>
       <w:r>
+        <w:rPr>
+          <w:noProof/>
+        </w:rPr>
         <w:drawing>
-          <wp:inline xmlns:a="http://schemas.openxmlformats.org/drawingml/2006/main" xmlns:pic="http://schemas.openxmlformats.org/drawingml/2006/picture">
+          <wp:inline distT="0" distB="0" distL="0" distR="0" wp14:anchorId="2CFAFA56" wp14:editId="33628498">
             <wp:extent cx="5120640" cy="2346960"/>
+            <wp:effectExtent l="0" t="0" r="0" b="0"/>
             <wp:docPr id="22" name="Picture 22"/>
             <wp:cNvGraphicFramePr>
-              <a:graphicFrameLocks noChangeAspect="1"/>
+              <a:graphicFrameLocks xmlns:a="http://schemas.openxmlformats.org/drawingml/2006/main" noChangeAspect="1"/>
             </wp:cNvGraphicFramePr>
-            <a:graphic>
+            <a:graphic xmlns:a="http://schemas.openxmlformats.org/drawingml/2006/main">
               <a:graphicData uri="http://schemas.openxmlformats.org/drawingml/2006/picture">
-                <pic:pic>
+                <pic:pic xmlns:pic="http://schemas.openxmlformats.org/drawingml/2006/picture">
                   <pic:nvPicPr>
                     <pic:cNvPr id="0" name="kmeans_cluster_distribution.png"/>
                     <pic:cNvPicPr/>
                   </pic:nvPicPr>
                   <pic:blipFill>
-                    <a:blip r:embed="rId31"/>
+                    <a:blip r:embed="rId14"/>
                     <a:stretch>
                       <a:fillRect/>
                     </a:stretch>
@@ -14317,7 +15034,9 @@
                       <a:off x="0" y="0"/>
                       <a:ext cx="5120640" cy="2346960"/>
                     </a:xfrm>
-                    <a:prstGeom prst="rect"/>
+                    <a:prstGeom prst="rect">
+                      <a:avLst/>
+                    </a:prstGeom>
                   </pic:spPr>
                 </pic:pic>
               </a:graphicData>
@@ -14338,6 +15057,14 @@
           <w:sz w:val="19"/>
         </w:rPr>
         <w:t>Fig. 3.3: Unsupervised K-Means Cluster Centroids and Class Alignment (K = 10, N = 10,000)</w:t>
+      </w:r>
+      <w:r>
+        <w:rPr>
+          <w:rFonts w:ascii="Times New Roman" w:hAnsi="Times New Roman"/>
+          <w:i/>
+          <w:color w:val="202020"/>
+          <w:sz w:val="19"/>
+        </w:rPr>
         <w:br/>
         <w:t>Observation: K-Means centroids reveal distinct topological prototypes for highly structured digits (0, 6, 1), whereas stroke overlap between digits (4/9 and 3/5/8) demonstrates the inherent limits of raw-pixel Euclidean clustering.</w:t>
       </w:r>
@@ -14915,7 +15642,6 @@
           <w:b/>
           <w:bCs/>
         </w:rPr>
-        <w:lastRenderedPageBreak/>
         <w:t>CHAPTER 4</w:t>
       </w:r>
     </w:p>
@@ -15002,7 +15728,7 @@
                           <pic:cNvPicPr/>
                         </pic:nvPicPr>
                         <pic:blipFill>
-                          <a:blip r:embed="rId14"/>
+                          <a:blip r:embed="rId15"/>
                           <a:stretch>
                             <a:fillRect/>
                           </a:stretch>
@@ -15074,6 +15800,14 @@
           <w:sz w:val="21"/>
         </w:rPr>
         <w:br/>
+      </w:r>
+      <w:r>
+        <w:rPr>
+          <w:rFonts w:ascii="Times New Roman" w:hAnsi="Times New Roman"/>
+          <w:i/>
+          <w:color w:val="000000"/>
+          <w:sz w:val="21"/>
+        </w:rPr>
         <w:t>Engineering Implication: The exact canonical preprocessing function is enforced across offline training, offline evaluation, and live web serving as an immutable engineering invariant.</w:t>
       </w:r>
     </w:p>
@@ -16022,14 +16756,6 @@
           <w:sz w:val="24"/>
         </w:rPr>
         <w:br/>
-      </w:r>
-      <w:r>
-        <w:rPr>
-          <w:rFonts w:ascii="Times New Roman" w:hAnsi="Times New Roman"/>
-          <w:color w:val="000000"/>
-          <w:sz w:val="24"/>
-        </w:rPr>
-        <w:lastRenderedPageBreak/>
         <w:t>1. Luminance Conversion: RGB buffers are converted to single-channel grayscale: Y = 0.299R + 0.587G + 0.114B.</w:t>
       </w:r>
       <w:r>
@@ -16140,7 +16866,6 @@
           <w:sz w:val="24"/>
         </w:rPr>
         <w:br/>
-        <w:t>• 2D Spatial Tensors (28×28×1): Employed by deep learning architectures (DigitVision DeepConvNet and LeNet-5). Preserving the 2D grid structure allows convolutional kernels to learn translationally invariant local receptive fields, edge detectors, and hierarchical morphological stroke patterns.</w:t>
       </w:r>
       <w:r>
         <w:rPr>
@@ -16148,7 +16873,22 @@
           <w:color w:val="000000"/>
           <w:sz w:val="24"/>
         </w:rPr>
+        <w:t>• 2D Spatial Tensors (28×28×1): Employed by deep learning architectures (DigitVision DeepConvNet and LeNet-5). Preserving the 2D grid structure allows convolutional kernels to learn translationally invariant local receptive fields, edge detectors, and hierarchical morphological stroke patterns.</w:t>
+      </w:r>
+      <w:r>
+        <w:rPr>
+          <w:rFonts w:ascii="Times New Roman" w:hAnsi="Times New Roman"/>
+          <w:color w:val="000000"/>
+          <w:sz w:val="24"/>
+        </w:rPr>
         <w:br/>
+      </w:r>
+      <w:r>
+        <w:rPr>
+          <w:rFonts w:ascii="Times New Roman" w:hAnsi="Times New Roman"/>
+          <w:color w:val="000000"/>
+          <w:sz w:val="24"/>
+        </w:rPr>
         <w:t>• Flattened Feature Vectors (784-D): Employed by classical algorithms (Logistic Regression, Random Forest, SVM-RBF, and MLP). The 28×28 grid is reshaped into a 1D vector x ∈ ℝ^784. Zero-variance border features are retained to maintain consistent input dimensionality across all standard libraries.</w:t>
       </w:r>
     </w:p>
@@ -16176,19 +16916,9 @@
       <w:r>
         <w:rPr>
           <w:rFonts w:ascii="Times New Roman" w:hAnsi="Times New Roman"/>
-          <w:color w:val="000000"/>
-          <w:sz w:val="24"/>
-        </w:rPr>
-        <w:t xml:space="preserve">To ensure rigorous statistical validation and eliminate data leakage, the 70,000 dataset samples were partitioned into three strictly disjoint subsets: 20,000 stratified training samples (60.6%), 3,000 stratified validation samples (9.1%), and 10,000 isolated test samples (30.3%). The test set corresponds exactly to the official NIST test partition and was strictly quarantined until final model evaluation. Validation </w:t>
-      </w:r>
-      <w:r>
-        <w:rPr>
-          <w:rFonts w:ascii="Times New Roman" w:hAnsi="Times New Roman"/>
-          <w:color w:val="000000"/>
-          <w:sz w:val="24"/>
-        </w:rPr>
-        <w:lastRenderedPageBreak/>
-        <w:t>samples were used exclusively for hyperparameter tuning, early stopping monitoring, and temperature calibration. Stratified sampling guaranteed identical class proportions across all three folds.</w:t>
+          <w:sz w:val="22"/>
+        </w:rPr>
+        <w:t>To ensure rigorous statistical validation and eliminate data leakage, the 70,000 dataset samples were partitioned into four strictly disjoint subsets: 20,000 active training samples (28.57% of total corpus; 33.33% of the 60,000 training pool), 3,000 validation samples (4.29% of total corpus; 5.00% of the training pool), 37,000 reserved training samples (52.86% of total corpus; 61.67% of the training pool), and 10,000 isolated test samples (14.29% of total corpus; 100.0% of the official NIST test pool). The 20,000 / 3,000 split was selected to guarantee sub-minute CPU training convergence for classical machine learning baselines—particularly the Support Vector Machine with an RBF kernel, where full 60,000-sample training would require an intractable 28.8 GB Gram matrix (O(N^2) space complexity) and excessive computation time. The official 10,000 test set was strictly quarantined and air-gapped with zero exposure during model fitting, ensuring that all reported benchmark metrics reflect genuine out-of-sample generalization. Stratified analysis confirmed identical, near-uniform class proportions across all partitions.</w:t>
       </w:r>
     </w:p>
     <w:p>
@@ -16242,22 +16972,23 @@
             <w:tcW w:w="2200" w:type="dxa"/>
             <w:shd w:val="clear" w:color="auto" w:fill="DEEAF6"/>
             <w:vAlign w:val="center"/>
-          </w:tcPr>
-          <w:p>
-            <w:pPr>
-              <w:keepNext/>
-              <w:spacing w:after="40" w:line="264" w:lineRule="auto"/>
-              <w:jc w:val="both"/>
-            </w:pPr>
-            <w:r>
-              <w:rPr>
-                <w:rFonts w:ascii="Times New Roman" w:hAnsi="Times New Roman"/>
-                <w:b/>
-                <w:bCs/>
-                <w:sz w:val="20"/>
-                <w:szCs w:val="20"/>
-              </w:rPr>
-              <w:t>Subset</w:t>
+            <w:shd w:fill="E8E8E8"/>
+          </w:tcPr>
+          <w:p>
+            <w:pPr>
+              <w:spacing w:before="40" w:after="40" w:line="276" w:lineRule="auto"/>
+              <w:jc w:val="center"/>
+            </w:pPr>
+            <w:r/>
+            <w:r>
+              <w:rPr>
+                <w:rFonts w:ascii="Times New Roman" w:hAnsi="Times New Roman"/>
+                <w:b/>
+                <w:i w:val="0"/>
+                <w:color w:val="1A1A1A"/>
+                <w:sz w:val="19"/>
+              </w:rPr>
+              <w:t>Subset / Partition</w:t>
             </w:r>
           </w:p>
         </w:tc>
@@ -16266,22 +16997,23 @@
             <w:tcW w:w="1500" w:type="dxa"/>
             <w:shd w:val="clear" w:color="auto" w:fill="DEEAF6"/>
             <w:vAlign w:val="center"/>
-          </w:tcPr>
-          <w:p>
-            <w:pPr>
-              <w:keepNext/>
-              <w:spacing w:after="40" w:line="264" w:lineRule="auto"/>
-              <w:jc w:val="both"/>
-            </w:pPr>
-            <w:r>
-              <w:rPr>
-                <w:rFonts w:ascii="Times New Roman" w:hAnsi="Times New Roman"/>
-                <w:b/>
-                <w:bCs/>
-                <w:sz w:val="20"/>
-                <w:szCs w:val="20"/>
-              </w:rPr>
-              <w:t>Ratio (%)</w:t>
+            <w:shd w:fill="E8E8E8"/>
+          </w:tcPr>
+          <w:p>
+            <w:pPr>
+              <w:spacing w:before="40" w:after="40" w:line="276" w:lineRule="auto"/>
+              <w:jc w:val="center"/>
+            </w:pPr>
+            <w:r/>
+            <w:r>
+              <w:rPr>
+                <w:rFonts w:ascii="Times New Roman" w:hAnsi="Times New Roman"/>
+                <w:b/>
+                <w:i w:val="0"/>
+                <w:color w:val="1A1A1A"/>
+                <w:sz w:val="19"/>
+              </w:rPr>
+              <w:t>No. of Samples</w:t>
             </w:r>
           </w:p>
         </w:tc>
@@ -16290,22 +17022,23 @@
             <w:tcW w:w="2100" w:type="dxa"/>
             <w:shd w:val="clear" w:color="auto" w:fill="DEEAF6"/>
             <w:vAlign w:val="center"/>
-          </w:tcPr>
-          <w:p>
-            <w:pPr>
-              <w:keepNext/>
-              <w:spacing w:after="40" w:line="264" w:lineRule="auto"/>
-              <w:jc w:val="both"/>
-            </w:pPr>
-            <w:r>
-              <w:rPr>
-                <w:rFonts w:ascii="Times New Roman" w:hAnsi="Times New Roman"/>
-                <w:b/>
-                <w:bCs/>
-                <w:sz w:val="20"/>
-                <w:szCs w:val="20"/>
-              </w:rPr>
-              <w:t>No. of Samples</w:t>
+            <w:shd w:fill="E8E8E8"/>
+          </w:tcPr>
+          <w:p>
+            <w:pPr>
+              <w:spacing w:before="40" w:after="40" w:line="276" w:lineRule="auto"/>
+              <w:jc w:val="center"/>
+            </w:pPr>
+            <w:r/>
+            <w:r>
+              <w:rPr>
+                <w:rFonts w:ascii="Times New Roman" w:hAnsi="Times New Roman"/>
+                <w:b/>
+                <w:i w:val="0"/>
+                <w:color w:val="1A1A1A"/>
+                <w:sz w:val="19"/>
+              </w:rPr>
+              <w:t>Corpus Ratio (%)</w:t>
             </w:r>
           </w:p>
         </w:tc>
@@ -16314,22 +17047,23 @@
             <w:tcW w:w="4200" w:type="dxa"/>
             <w:shd w:val="clear" w:color="auto" w:fill="DEEAF6"/>
             <w:vAlign w:val="center"/>
-          </w:tcPr>
-          <w:p>
-            <w:pPr>
-              <w:keepNext/>
-              <w:spacing w:after="40" w:line="264" w:lineRule="auto"/>
-              <w:jc w:val="both"/>
-            </w:pPr>
-            <w:r>
-              <w:rPr>
-                <w:rFonts w:ascii="Times New Roman" w:hAnsi="Times New Roman"/>
-                <w:b/>
-                <w:bCs/>
-                <w:sz w:val="20"/>
-                <w:szCs w:val="20"/>
-              </w:rPr>
-              <w:t>Class Distribution / Target Range</w:t>
+            <w:shd w:fill="E8E8E8"/>
+          </w:tcPr>
+          <w:p>
+            <w:pPr>
+              <w:spacing w:before="40" w:after="40" w:line="276" w:lineRule="auto"/>
+              <w:jc w:val="center"/>
+            </w:pPr>
+            <w:r/>
+            <w:r>
+              <w:rPr>
+                <w:rFonts w:ascii="Times New Roman" w:hAnsi="Times New Roman"/>
+                <w:b/>
+                <w:i w:val="0"/>
+                <w:color w:val="1A1A1A"/>
+                <w:sz w:val="19"/>
+              </w:rPr>
+              <w:t>Role &amp; Target Usage</w:t>
             </w:r>
           </w:p>
         </w:tc>
@@ -16347,17 +17081,19 @@
           </w:tcPr>
           <w:p>
             <w:pPr>
-              <w:spacing w:before="40" w:after="40"/>
-              <w:jc w:val="both"/>
-            </w:pPr>
-            <w:r>
-              <w:rPr>
-                <w:rFonts w:ascii="Times New Roman" w:hAnsi="Times New Roman"/>
-                <w:b/>
-                <w:color w:val="000000"/>
-                <w:sz w:val="20"/>
-              </w:rPr>
-              <w:t>Training Set</w:t>
+              <w:spacing w:before="40" w:after="40" w:line="276" w:lineRule="auto"/>
+              <w:jc w:val="left"/>
+            </w:pPr>
+            <w:r/>
+            <w:r>
+              <w:rPr>
+                <w:rFonts w:ascii="Times New Roman" w:hAnsi="Times New Roman"/>
+                <w:b/>
+                <w:i w:val="0"/>
+                <w:color w:val="1A1A1A"/>
+                <w:sz w:val="19"/>
+              </w:rPr>
+              <w:t>Active Training Set</w:t>
             </w:r>
           </w:p>
         </w:tc>
@@ -16368,14 +17104,17 @@
           </w:tcPr>
           <w:p>
             <w:pPr>
-              <w:spacing w:before="40" w:after="40"/>
-              <w:jc w:val="both"/>
-            </w:pPr>
-            <w:r>
-              <w:rPr>
-                <w:rFonts w:ascii="Times New Roman" w:hAnsi="Times New Roman"/>
-                <w:color w:val="000000"/>
-                <w:sz w:val="20"/>
+              <w:spacing w:before="40" w:after="40" w:line="276" w:lineRule="auto"/>
+              <w:jc w:val="center"/>
+            </w:pPr>
+            <w:r/>
+            <w:r>
+              <w:rPr>
+                <w:rFonts w:ascii="Times New Roman" w:hAnsi="Times New Roman"/>
+                <w:b w:val="0"/>
+                <w:i w:val="0"/>
+                <w:color w:val="1A1A1A"/>
+                <w:sz w:val="19"/>
               </w:rPr>
               <w:t>20,000</w:t>
             </w:r>
@@ -16388,16 +17127,19 @@
           </w:tcPr>
           <w:p>
             <w:pPr>
-              <w:spacing w:before="40" w:after="40"/>
-              <w:jc w:val="both"/>
-            </w:pPr>
-            <w:r>
-              <w:rPr>
-                <w:rFonts w:ascii="Times New Roman" w:hAnsi="Times New Roman"/>
-                <w:color w:val="000000"/>
-                <w:sz w:val="20"/>
-              </w:rPr>
-              <w:t>60.6% of training pool</w:t>
+              <w:spacing w:before="40" w:after="40" w:line="276" w:lineRule="auto"/>
+              <w:jc w:val="center"/>
+            </w:pPr>
+            <w:r/>
+            <w:r>
+              <w:rPr>
+                <w:rFonts w:ascii="Times New Roman" w:hAnsi="Times New Roman"/>
+                <w:b w:val="0"/>
+                <w:i w:val="0"/>
+                <w:color w:val="1A1A1A"/>
+                <w:sz w:val="19"/>
+              </w:rPr>
+              <w:t>28.57% (33.3% of train pool)</w:t>
             </w:r>
           </w:p>
         </w:tc>
@@ -16408,14 +17150,17 @@
           </w:tcPr>
           <w:p>
             <w:pPr>
-              <w:spacing w:before="40" w:after="40"/>
-              <w:jc w:val="both"/>
-            </w:pPr>
-            <w:r>
-              <w:rPr>
-                <w:rFonts w:ascii="Times New Roman" w:hAnsi="Times New Roman"/>
-                <w:color w:val="000000"/>
-                <w:sz w:val="20"/>
+              <w:spacing w:before="40" w:after="40" w:line="276" w:lineRule="auto"/>
+              <w:jc w:val="left"/>
+            </w:pPr>
+            <w:r/>
+            <w:r>
+              <w:rPr>
+                <w:rFonts w:ascii="Times New Roman" w:hAnsi="Times New Roman"/>
+                <w:b w:val="0"/>
+                <w:i w:val="0"/>
+                <w:color w:val="1A1A1A"/>
+                <w:sz w:val="18"/>
               </w:rPr>
               <w:t>Gradient backpropagation &amp; model parameter optimization.</w:t>
             </w:r>
@@ -16435,15 +17180,17 @@
           </w:tcPr>
           <w:p>
             <w:pPr>
-              <w:spacing w:before="40" w:after="40"/>
-              <w:jc w:val="both"/>
-            </w:pPr>
-            <w:r>
-              <w:rPr>
-                <w:rFonts w:ascii="Times New Roman" w:hAnsi="Times New Roman"/>
-                <w:b/>
-                <w:color w:val="000000"/>
-                <w:sz w:val="20"/>
+              <w:spacing w:before="40" w:after="40" w:line="276" w:lineRule="auto"/>
+              <w:jc w:val="left"/>
+            </w:pPr>
+            <w:r/>
+            <w:r>
+              <w:rPr>
+                <w:rFonts w:ascii="Times New Roman" w:hAnsi="Times New Roman"/>
+                <w:b/>
+                <w:i w:val="0"/>
+                <w:color w:val="1A1A1A"/>
+                <w:sz w:val="19"/>
               </w:rPr>
               <w:t>Validation Set</w:t>
             </w:r>
@@ -16456,14 +17203,17 @@
           </w:tcPr>
           <w:p>
             <w:pPr>
-              <w:spacing w:before="40" w:after="40"/>
-              <w:jc w:val="both"/>
-            </w:pPr>
-            <w:r>
-              <w:rPr>
-                <w:rFonts w:ascii="Times New Roman" w:hAnsi="Times New Roman"/>
-                <w:color w:val="000000"/>
-                <w:sz w:val="20"/>
+              <w:spacing w:before="40" w:after="40" w:line="276" w:lineRule="auto"/>
+              <w:jc w:val="center"/>
+            </w:pPr>
+            <w:r/>
+            <w:r>
+              <w:rPr>
+                <w:rFonts w:ascii="Times New Roman" w:hAnsi="Times New Roman"/>
+                <w:b w:val="0"/>
+                <w:i w:val="0"/>
+                <w:color w:val="1A1A1A"/>
+                <w:sz w:val="19"/>
               </w:rPr>
               <w:t>3,000</w:t>
             </w:r>
@@ -16476,16 +17226,19 @@
           </w:tcPr>
           <w:p>
             <w:pPr>
-              <w:spacing w:before="40" w:after="40"/>
-              <w:jc w:val="both"/>
-            </w:pPr>
-            <w:r>
-              <w:rPr>
-                <w:rFonts w:ascii="Times New Roman" w:hAnsi="Times New Roman"/>
-                <w:color w:val="000000"/>
-                <w:sz w:val="20"/>
-              </w:rPr>
-              <w:t>9.1% of training pool</w:t>
+              <w:spacing w:before="40" w:after="40" w:line="276" w:lineRule="auto"/>
+              <w:jc w:val="center"/>
+            </w:pPr>
+            <w:r/>
+            <w:r>
+              <w:rPr>
+                <w:rFonts w:ascii="Times New Roman" w:hAnsi="Times New Roman"/>
+                <w:b w:val="0"/>
+                <w:i w:val="0"/>
+                <w:color w:val="1A1A1A"/>
+                <w:sz w:val="19"/>
+              </w:rPr>
+              <w:t>4.29% (5.0% of train pool)</w:t>
             </w:r>
           </w:p>
         </w:tc>
@@ -16496,14 +17249,17 @@
           </w:tcPr>
           <w:p>
             <w:pPr>
-              <w:spacing w:before="40" w:after="40"/>
-              <w:jc w:val="both"/>
-            </w:pPr>
-            <w:r>
-              <w:rPr>
-                <w:rFonts w:ascii="Times New Roman" w:hAnsi="Times New Roman"/>
-                <w:color w:val="000000"/>
-                <w:sz w:val="20"/>
+              <w:spacing w:before="40" w:after="40" w:line="276" w:lineRule="auto"/>
+              <w:jc w:val="left"/>
+            </w:pPr>
+            <w:r/>
+            <w:r>
+              <w:rPr>
+                <w:rFonts w:ascii="Times New Roman" w:hAnsi="Times New Roman"/>
+                <w:b w:val="0"/>
+                <w:i w:val="0"/>
+                <w:color w:val="1A1A1A"/>
+                <w:sz w:val="18"/>
               </w:rPr>
               <w:t>Early stopping, convergence monitoring, and temperature calibration (T).</w:t>
             </w:r>
@@ -16523,17 +17279,19 @@
           </w:tcPr>
           <w:p>
             <w:pPr>
-              <w:spacing w:before="40" w:after="40"/>
-              <w:jc w:val="both"/>
-            </w:pPr>
-            <w:r>
-              <w:rPr>
-                <w:rFonts w:ascii="Times New Roman" w:hAnsi="Times New Roman"/>
-                <w:b/>
-                <w:color w:val="000000"/>
-                <w:sz w:val="20"/>
-              </w:rPr>
-              <w:t>Test Set (Isolated)</w:t>
+              <w:spacing w:before="40" w:after="40" w:line="276" w:lineRule="auto"/>
+              <w:jc w:val="left"/>
+            </w:pPr>
+            <w:r/>
+            <w:r>
+              <w:rPr>
+                <w:rFonts w:ascii="Times New Roman" w:hAnsi="Times New Roman"/>
+                <w:b/>
+                <w:i w:val="0"/>
+                <w:color w:val="1A1A1A"/>
+                <w:sz w:val="19"/>
+              </w:rPr>
+              <w:t>Reserved Training Pool</w:t>
             </w:r>
           </w:p>
         </w:tc>
@@ -16544,14 +17302,109 @@
           </w:tcPr>
           <w:p>
             <w:pPr>
-              <w:spacing w:before="40" w:after="40"/>
-              <w:jc w:val="both"/>
-            </w:pPr>
-            <w:r>
-              <w:rPr>
-                <w:rFonts w:ascii="Times New Roman" w:hAnsi="Times New Roman"/>
-                <w:color w:val="000000"/>
-                <w:sz w:val="20"/>
+              <w:spacing w:before="40" w:after="40" w:line="276" w:lineRule="auto"/>
+              <w:jc w:val="center"/>
+            </w:pPr>
+            <w:r/>
+            <w:r>
+              <w:rPr>
+                <w:rFonts w:ascii="Times New Roman" w:hAnsi="Times New Roman"/>
+                <w:b w:val="0"/>
+                <w:i w:val="0"/>
+                <w:color w:val="1A1A1A"/>
+                <w:sz w:val="19"/>
+              </w:rPr>
+              <w:t>37,000</w:t>
+            </w:r>
+          </w:p>
+        </w:tc>
+        <w:tc>
+          <w:tcPr>
+            <w:tcW w:w="2100" w:type="dxa"/>
+            <w:vAlign w:val="center"/>
+          </w:tcPr>
+          <w:p>
+            <w:pPr>
+              <w:spacing w:before="40" w:after="40" w:line="276" w:lineRule="auto"/>
+              <w:jc w:val="center"/>
+            </w:pPr>
+            <w:r/>
+            <w:r>
+              <w:rPr>
+                <w:rFonts w:ascii="Times New Roman" w:hAnsi="Times New Roman"/>
+                <w:b w:val="0"/>
+                <w:i w:val="0"/>
+                <w:color w:val="1A1A1A"/>
+                <w:sz w:val="19"/>
+              </w:rPr>
+              <w:t>52.86% (61.7% of train pool)</w:t>
+            </w:r>
+          </w:p>
+        </w:tc>
+        <w:tc>
+          <w:tcPr>
+            <w:tcW w:w="4200" w:type="dxa"/>
+            <w:vAlign w:val="center"/>
+          </w:tcPr>
+          <w:p>
+            <w:pPr>
+              <w:spacing w:before="40" w:after="40" w:line="276" w:lineRule="auto"/>
+              <w:jc w:val="left"/>
+            </w:pPr>
+            <w:r/>
+            <w:r>
+              <w:rPr>
+                <w:rFonts w:ascii="Times New Roman" w:hAnsi="Times New Roman"/>
+                <w:b w:val="0"/>
+                <w:i w:val="0"/>
+                <w:color w:val="1A1A1A"/>
+                <w:sz w:val="18"/>
+              </w:rPr>
+              <w:t>Preserved untouched in data/raw/mnist.npz for offline reproducibility and scale benchmarks.</w:t>
+            </w:r>
+          </w:p>
+        </w:tc>
+      </w:tr>
+      <w:tr>
+        <w:tc>
+          <w:tcPr>
+            <w:tcW w:type="dxa" w:w="2200"/>
+          </w:tcPr>
+          <w:p>
+            <w:pPr>
+              <w:spacing w:before="40" w:after="40" w:line="276" w:lineRule="auto"/>
+              <w:jc w:val="left"/>
+            </w:pPr>
+            <w:r/>
+            <w:r>
+              <w:rPr>
+                <w:rFonts w:ascii="Times New Roman" w:hAnsi="Times New Roman"/>
+                <w:b/>
+                <w:i w:val="0"/>
+                <w:color w:val="1A1A1A"/>
+                <w:sz w:val="19"/>
+              </w:rPr>
+              <w:t>Isolated Test Set</w:t>
+            </w:r>
+          </w:p>
+        </w:tc>
+        <w:tc>
+          <w:tcPr>
+            <w:tcW w:type="dxa" w:w="1500"/>
+          </w:tcPr>
+          <w:p>
+            <w:pPr>
+              <w:spacing w:before="40" w:after="40" w:line="276" w:lineRule="auto"/>
+              <w:jc w:val="center"/>
+            </w:pPr>
+            <w:r/>
+            <w:r>
+              <w:rPr>
+                <w:rFonts w:ascii="Times New Roman" w:hAnsi="Times New Roman"/>
+                <w:b w:val="0"/>
+                <w:i w:val="0"/>
+                <w:color w:val="1A1A1A"/>
+                <w:sz w:val="19"/>
               </w:rPr>
               <w:t>10,000</w:t>
             </w:r>
@@ -16559,41 +17412,139 @@
         </w:tc>
         <w:tc>
           <w:tcPr>
-            <w:tcW w:w="2100" w:type="dxa"/>
-            <w:vAlign w:val="center"/>
-          </w:tcPr>
-          <w:p>
-            <w:pPr>
-              <w:spacing w:before="40" w:after="40"/>
-              <w:jc w:val="both"/>
-            </w:pPr>
-            <w:r>
-              <w:rPr>
-                <w:rFonts w:ascii="Times New Roman" w:hAnsi="Times New Roman"/>
-                <w:color w:val="000000"/>
-                <w:sz w:val="20"/>
-              </w:rPr>
-              <w:t>30.3% of total dataset</w:t>
-            </w:r>
-          </w:p>
-        </w:tc>
-        <w:tc>
-          <w:tcPr>
-            <w:tcW w:w="4200" w:type="dxa"/>
-            <w:vAlign w:val="center"/>
-          </w:tcPr>
-          <w:p>
-            <w:pPr>
-              <w:spacing w:before="40" w:after="40"/>
-              <w:jc w:val="both"/>
-            </w:pPr>
-            <w:r>
-              <w:rPr>
-                <w:rFonts w:ascii="Times New Roman" w:hAnsi="Times New Roman"/>
-                <w:color w:val="000000"/>
-                <w:sz w:val="20"/>
-              </w:rPr>
-              <w:t>Final unbiased performance evaluation. STRICTLY ISOLATED (zero leakage).</w:t>
+            <w:tcW w:type="dxa" w:w="2100"/>
+          </w:tcPr>
+          <w:p>
+            <w:pPr>
+              <w:spacing w:before="40" w:after="40" w:line="276" w:lineRule="auto"/>
+              <w:jc w:val="center"/>
+            </w:pPr>
+            <w:r/>
+            <w:r>
+              <w:rPr>
+                <w:rFonts w:ascii="Times New Roman" w:hAnsi="Times New Roman"/>
+                <w:b w:val="0"/>
+                <w:i w:val="0"/>
+                <w:color w:val="1A1A1A"/>
+                <w:sz w:val="19"/>
+              </w:rPr>
+              <w:t>14.29% (100% of test pool)</w:t>
+            </w:r>
+          </w:p>
+        </w:tc>
+        <w:tc>
+          <w:tcPr>
+            <w:tcW w:type="dxa" w:w="4200"/>
+          </w:tcPr>
+          <w:p>
+            <w:pPr>
+              <w:spacing w:before="40" w:after="40" w:line="276" w:lineRule="auto"/>
+              <w:jc w:val="left"/>
+            </w:pPr>
+            <w:r/>
+            <w:r>
+              <w:rPr>
+                <w:rFonts w:ascii="Times New Roman" w:hAnsi="Times New Roman"/>
+                <w:b w:val="0"/>
+                <w:i w:val="0"/>
+                <w:color w:val="1A1A1A"/>
+                <w:sz w:val="18"/>
+              </w:rPr>
+              <w:t>Final unbiased performance benchmarking. STRICTLY ISOLATED (zero leakage).</w:t>
+            </w:r>
+          </w:p>
+        </w:tc>
+      </w:tr>
+      <w:tr>
+        <w:tc>
+          <w:tcPr>
+            <w:tcW w:type="dxa" w:w="2200"/>
+            <w:shd w:fill="F5F5F5"/>
+          </w:tcPr>
+          <w:p>
+            <w:pPr>
+              <w:spacing w:before="40" w:after="40" w:line="276" w:lineRule="auto"/>
+              <w:jc w:val="left"/>
+            </w:pPr>
+            <w:r/>
+            <w:r>
+              <w:rPr>
+                <w:rFonts w:ascii="Times New Roman" w:hAnsi="Times New Roman"/>
+                <w:b/>
+                <w:i w:val="0"/>
+                <w:color w:val="1A1A1A"/>
+                <w:sz w:val="19"/>
+              </w:rPr>
+              <w:t>Total Combined Corpus</w:t>
+            </w:r>
+          </w:p>
+        </w:tc>
+        <w:tc>
+          <w:tcPr>
+            <w:tcW w:type="dxa" w:w="1500"/>
+            <w:shd w:fill="F5F5F5"/>
+          </w:tcPr>
+          <w:p>
+            <w:pPr>
+              <w:spacing w:before="40" w:after="40" w:line="276" w:lineRule="auto"/>
+              <w:jc w:val="center"/>
+            </w:pPr>
+            <w:r/>
+            <w:r>
+              <w:rPr>
+                <w:rFonts w:ascii="Times New Roman" w:hAnsi="Times New Roman"/>
+                <w:b/>
+                <w:i w:val="0"/>
+                <w:color w:val="1A1A1A"/>
+                <w:sz w:val="19"/>
+              </w:rPr>
+              <w:t>70,000</w:t>
+            </w:r>
+          </w:p>
+        </w:tc>
+        <w:tc>
+          <w:tcPr>
+            <w:tcW w:type="dxa" w:w="2100"/>
+            <w:shd w:fill="F5F5F5"/>
+          </w:tcPr>
+          <w:p>
+            <w:pPr>
+              <w:spacing w:before="40" w:after="40" w:line="276" w:lineRule="auto"/>
+              <w:jc w:val="center"/>
+            </w:pPr>
+            <w:r/>
+            <w:r>
+              <w:rPr>
+                <w:rFonts w:ascii="Times New Roman" w:hAnsi="Times New Roman"/>
+                <w:b/>
+                <w:i w:val="0"/>
+                <w:color w:val="1A1A1A"/>
+                <w:sz w:val="19"/>
+              </w:rPr>
+              <w:t>100.00%</w:t>
+            </w:r>
+          </w:p>
+        </w:tc>
+        <w:tc>
+          <w:tcPr>
+            <w:tcW w:type="dxa" w:w="4200"/>
+            <w:shd w:fill="F5F5F5"/>
+          </w:tcPr>
+          <w:p>
+            <w:pPr>
+              <w:spacing w:before="40" w:after="40" w:line="276" w:lineRule="auto"/>
+              <w:jc w:val="left"/>
+            </w:pPr>
+            <w:r/>
+            <w:r>
+              <w:rPr>
+                <w:rFonts w:ascii="Times New Roman" w:hAnsi="Times New Roman"/>
+                <w:b w:val="0"/>
+                <w:i w:val="0"/>
+                <w:color w:val="1A1A1A"/>
+                <w:sz w:val="18"/>
+              </w:rPr>
+              <w:t>Complete audited dataset population (10 classes, 28×28 grayscale).</w:t>
             </w:r>
           </w:p>
         </w:tc>
@@ -16640,7 +17591,6 @@
           <w:b/>
           <w:bCs/>
         </w:rPr>
-        <w:lastRenderedPageBreak/>
         <w:t>CHAPTER 5</w:t>
       </w:r>
     </w:p>
@@ -16727,7 +17677,7 @@
                           <pic:cNvPicPr/>
                         </pic:nvPicPr>
                         <pic:blipFill>
-                          <a:blip r:embed="rId15"/>
+                          <a:blip r:embed="rId16"/>
                           <a:stretch>
                             <a:fillRect/>
                           </a:stretch>
@@ -16799,6 +17749,14 @@
           <w:sz w:val="21"/>
         </w:rPr>
         <w:br/>
+      </w:r>
+      <w:r>
+        <w:rPr>
+          <w:rFonts w:ascii="Times New Roman" w:hAnsi="Times New Roman"/>
+          <w:i/>
+          <w:color w:val="000000"/>
+          <w:sz w:val="21"/>
+        </w:rPr>
         <w:t>Engineering Implication: Enables real-time execution (&lt;10 ms latency) on standard commodity CPU hardware without requiring dedicated GPU server infrastructure.</w:t>
       </w:r>
     </w:p>
@@ -16829,7 +17787,15 @@
           <w:color w:val="000000"/>
           <w:sz w:val="24"/>
         </w:rPr>
-        <w:t>To establish rigorous performance baselines, two classical reference models were implemented: (1) Zero-Rule Dummy Classifier, which predicts the prior majority class regardless of input, establishing the empirical chance baseline of 11.35% accuracy; and (2) Multinomial Logistic Regression, a convex linear classifier using softmax regression with L2 weight regularization, which achieved 91.49% test accuracy. The 6.82% accuracy gap between linear logistic regression and our proposed convolutional network quantitatively demonstrates the necessity of non-linear spatial feature learning.</w:t>
+        <w:t>To establish rigorous performance baselines, two classical reference models were implemented: (1) Zero-Rule Dummy Classifier, which predicts the prior majority class regardless of input, establishing the empirical chance baseline of 11.35% accuracy; and (2) Multinomial Logistic Regression, a convex linear classifier using softmax regression with L2 weight regularization, which achieved 91.49% test accuracy. The 6.82% accuracy gap between linear logistic regression and our proposed convolutional network quan</w:t>
+      </w:r>
+      <w:r>
+        <w:rPr>
+          <w:rFonts w:ascii="Times New Roman" w:hAnsi="Times New Roman"/>
+          <w:color w:val="000000"/>
+          <w:sz w:val="24"/>
+        </w:rPr>
+        <w:t>titatively demonstrates the necessity of non-linear spatial feature learning.</w:t>
       </w:r>
     </w:p>
     <w:p>
@@ -16867,7 +17833,6 @@
           <w:color w:val="000000"/>
           <w:sz w:val="24"/>
         </w:rPr>
-        <w:lastRenderedPageBreak/>
         <w:t>(91.49%), Random Forest with 100 bagging trees (95.48%), Deep MLP with two dense hidden layers (95.91%), Support Vector Classifier with Radial Basis Function kernel (96.11%), Classic LeNet-5 CNN (96.25%), and the proposed DigitVision DeepConvNet (98.31%). This structured comparison demonstrates how predictive power scales from flat linear models up to deep hierarchical convolutional representations.</w:t>
       </w:r>
     </w:p>
@@ -17694,7 +18659,6 @@
                 <w:color w:val="000000"/>
                 <w:sz w:val="20"/>
               </w:rPr>
-              <w:lastRenderedPageBreak/>
               <w:t>Conv2D_1 + BN</w:t>
             </w:r>
           </w:p>
@@ -18655,7 +19619,6 @@
                 <w:color w:val="000000"/>
                 <w:sz w:val="20"/>
               </w:rPr>
-              <w:lastRenderedPageBreak/>
               <w:t>Epochs</w:t>
             </w:r>
           </w:p>
@@ -18919,7 +19882,6 @@
           <w:b/>
           <w:bCs/>
         </w:rPr>
-        <w:lastRenderedPageBreak/>
         <w:t>CHAPTER 6</w:t>
       </w:r>
     </w:p>
@@ -19831,7 +20793,6 @@
                 <w:color w:val="000000"/>
                 <w:sz w:val="20"/>
               </w:rPr>
-              <w:lastRenderedPageBreak/>
               <w:t>Random seed</w:t>
             </w:r>
           </w:p>
@@ -19964,7 +20925,22 @@
           <w:sz w:val="24"/>
         </w:rPr>
         <w:br/>
-        <w:t>Concurrently, training accuracy advanced from 87.25% to 98.45%, while validation accuracy rose from 96.40% to 98.23%. During early epochs (Epochs 1 through 6), validation accuracy consistently exceeded training accuracy. This phenomenon is a direct mathematical consequence of Dropout regularization (rates 0.25 and 0.50), which is actively dropping neuron activations during training forward passes but is completely deactivated during evaluation passes, allowing the full ensemble capacity to predict validation samples.</w:t>
+      </w:r>
+      <w:r>
+        <w:rPr>
+          <w:rFonts w:ascii="Times New Roman" w:hAnsi="Times New Roman"/>
+          <w:color w:val="000000"/>
+          <w:sz w:val="24"/>
+        </w:rPr>
+        <w:t>Concurrently, training accuracy advanced from 87.25% to 98.45%, while validation accuracy rose from 96.40% to 98.23%. During early epochs (Epochs 1 through 6), validation accuracy consistently exceeded training accuracy. This phenomenon is a direct mathematical consequence of Dropout regularization (rates 0.25 and 0.50), which is actively dropping neuron activations during training forward passes but is completely deactivated during evaluation passes, allowing the full ensemble capacity to predict validatio</w:t>
+      </w:r>
+      <w:r>
+        <w:rPr>
+          <w:rFonts w:ascii="Times New Roman" w:hAnsi="Times New Roman"/>
+          <w:color w:val="000000"/>
+          <w:sz w:val="24"/>
+        </w:rPr>
+        <w:t>n samples.</w:t>
       </w:r>
     </w:p>
     <w:tbl>
@@ -20002,138 +20978,11 @@
               <w:rPr>
                 <w:noProof/>
               </w:rPr>
-              <w:lastRenderedPageBreak/>
               <w:drawing>
                 <wp:inline distT="0" distB="0" distL="0" distR="0" wp14:anchorId="4E8DFF2A" wp14:editId="3882D1B0">
                   <wp:extent cx="4754880" cy="2852928"/>
                   <wp:effectExtent l="0" t="0" r="0" b="0"/>
                   <wp:docPr id="15" name="Picture 15"/>
-                  <wp:cNvGraphicFramePr>
-                    <a:graphicFrameLocks xmlns:a="http://schemas.openxmlformats.org/drawingml/2006/main" noChangeAspect="1"/>
-                  </wp:cNvGraphicFramePr>
-                  <a:graphic xmlns:a="http://schemas.openxmlformats.org/drawingml/2006/main">
-                    <a:graphicData uri="http://schemas.openxmlformats.org/drawingml/2006/picture">
-                      <pic:pic xmlns:pic="http://schemas.openxmlformats.org/drawingml/2006/picture">
-                        <pic:nvPicPr>
-                          <pic:cNvPr id="0" name="image.png"/>
-                          <pic:cNvPicPr/>
-                        </pic:nvPicPr>
-                        <pic:blipFill>
-                          <a:blip r:embed="rId16"/>
-                          <a:stretch>
-                            <a:fillRect/>
-                          </a:stretch>
-                        </pic:blipFill>
-                        <pic:spPr>
-                          <a:xfrm>
-                            <a:off x="0" y="0"/>
-                            <a:ext cx="4754880" cy="2852928"/>
-                          </a:xfrm>
-                          <a:prstGeom prst="rect">
-                            <a:avLst/>
-                          </a:prstGeom>
-                        </pic:spPr>
-                      </pic:pic>
-                    </a:graphicData>
-                  </a:graphic>
-                </wp:inline>
-              </w:drawing>
-            </w:r>
-          </w:p>
-        </w:tc>
-      </w:tr>
-    </w:tbl>
-    <w:p>
-      <w:pPr>
-        <w:spacing w:before="60" w:after="120" w:line="312" w:lineRule="auto"/>
-        <w:jc w:val="both"/>
-      </w:pPr>
-      <w:r>
-        <w:rPr>
-          <w:rFonts w:ascii="Times New Roman" w:hAnsi="Times New Roman"/>
-          <w:b/>
-          <w:color w:val="000000"/>
-        </w:rPr>
-        <w:t>Fig. 6.1: Loss Curves – Training vs Validation</w:t>
-      </w:r>
-      <w:r>
-        <w:rPr>
-          <w:rFonts w:ascii="Times New Roman" w:hAnsi="Times New Roman"/>
-          <w:b/>
-          <w:color w:val="000000"/>
-        </w:rPr>
-        <w:br/>
-      </w:r>
-      <w:r>
-        <w:rPr>
-          <w:rFonts w:ascii="Times New Roman" w:hAnsi="Times New Roman"/>
-          <w:i/>
-          <w:color w:val="000000"/>
-          <w:sz w:val="21"/>
-        </w:rPr>
-        <w:t>Observation: Training loss declines monotonically from 0.4120 in Epoch 1 to 0.0534 in Epoch 15, while validation loss stabilizes at 0.0482 by Epoch 12.</w:t>
-      </w:r>
-      <w:r>
-        <w:rPr>
-          <w:rFonts w:ascii="Times New Roman" w:hAnsi="Times New Roman"/>
-          <w:i/>
-          <w:color w:val="000000"/>
-          <w:sz w:val="21"/>
-        </w:rPr>
-        <w:br/>
-        <w:t>Interpretation: Smooth asymptotic loss decay demonstrates stable gradient backpropagation without vanishing gradients, loss spikes, or numerical instability.</w:t>
-      </w:r>
-      <w:r>
-        <w:rPr>
-          <w:rFonts w:ascii="Times New Roman" w:hAnsi="Times New Roman"/>
-          <w:i/>
-          <w:color w:val="000000"/>
-          <w:sz w:val="21"/>
-        </w:rPr>
-        <w:br/>
-        <w:t>Engineering Implication: Validates Adam optimizer hyperparameters (η = 0.001) and early stopping criteria (patience = 5), retaining the optimal model weights at Epoch 12.</w:t>
-      </w:r>
-    </w:p>
-    <w:tbl>
-      <w:tblPr>
-        <w:tblW w:w="8000" w:type="dxa"/>
-        <w:jc w:val="center"/>
-        <w:tblBorders>
-          <w:top w:val="dashed" w:sz="6" w:space="0" w:color="8EAADB"/>
-          <w:left w:val="dashed" w:sz="6" w:space="0" w:color="8EAADB"/>
-          <w:bottom w:val="dashed" w:sz="6" w:space="0" w:color="8EAADB"/>
-          <w:right w:val="dashed" w:sz="6" w:space="0" w:color="8EAADB"/>
-        </w:tblBorders>
-        <w:tblLayout w:type="fixed"/>
-        <w:tblLook w:val="04A0" w:firstRow="1" w:lastRow="0" w:firstColumn="1" w:lastColumn="0" w:noHBand="0" w:noVBand="1"/>
-      </w:tblPr>
-      <w:tblGrid>
-        <w:gridCol w:w="8000"/>
-      </w:tblGrid>
-      <w:tr>
-        <w:trPr>
-          <w:trHeight w:val="2200"/>
-          <w:jc w:val="center"/>
-        </w:trPr>
-        <w:tc>
-          <w:tcPr>
-            <w:tcW w:w="8000" w:type="dxa"/>
-            <w:vAlign w:val="center"/>
-          </w:tcPr>
-          <w:p>
-            <w:pPr>
-              <w:spacing w:before="60" w:after="60"/>
-              <w:jc w:val="both"/>
-            </w:pPr>
-            <w:r>
-              <w:rPr>
-                <w:noProof/>
-              </w:rPr>
-              <w:drawing>
-                <wp:inline distT="0" distB="0" distL="0" distR="0" wp14:anchorId="0DB32834" wp14:editId="2D1A0F82">
-                  <wp:extent cx="4754880" cy="2852928"/>
-                  <wp:effectExtent l="0" t="0" r="0" b="0"/>
-                  <wp:docPr id="16" name="Picture 16"/>
                   <wp:cNvGraphicFramePr>
                     <a:graphicFrameLocks xmlns:a="http://schemas.openxmlformats.org/drawingml/2006/main" noChangeAspect="1"/>
                   </wp:cNvGraphicFramePr>
@@ -20180,7 +21029,7 @@
           <w:b/>
           <w:color w:val="000000"/>
         </w:rPr>
-        <w:t>Fig. 6.2: Metric Curves – Training vs Validation</w:t>
+        <w:t>Fig. 6.1: Loss Curves – Training vs Validation</w:t>
       </w:r>
       <w:r>
         <w:rPr>
@@ -20197,7 +21046,7 @@
           <w:color w:val="000000"/>
           <w:sz w:val="21"/>
         </w:rPr>
-        <w:t>Observation: Training accuracy converges to 98.45% while validation accuracy reaches 98.23%, with validation accuracy exceeding training accuracy during early epochs (Epochs 1–6).</w:t>
+        <w:t>Observation: Training loss declines monotonically from 0.4120 in Epoch 1 to 0.0534 in Epoch 15, while validation loss stabilizes at 0.0482 by Epoch 12.</w:t>
       </w:r>
       <w:r>
         <w:rPr>
@@ -20207,7 +21056,7 @@
           <w:sz w:val="21"/>
         </w:rPr>
         <w:br/>
-        <w:t>Interpretation: Validation accuracy exceeding training accuracy is a direct consequence of Dropout regularization (rates 0.25 and 0.50), which is active during training but disabled during evaluation.</w:t>
+        <w:t>Interpretation: Smooth asymptotic loss decay demonstrates stable gradient backpropagation without vanishing gradients, loss spikes, or numerical instability.</w:t>
       </w:r>
       <w:r>
         <w:rPr>
@@ -20225,7 +21074,140 @@
           <w:color w:val="000000"/>
           <w:sz w:val="21"/>
         </w:rPr>
-        <w:lastRenderedPageBreak/>
+        <w:t>Engineering Implication: Validates Adam optimizer hyperparameters (η = 0.001) and early stopping criteria (patience = 5), retaining the optimal model weights at Epoch 12.</w:t>
+      </w:r>
+    </w:p>
+    <w:tbl>
+      <w:tblPr>
+        <w:tblW w:w="8000" w:type="dxa"/>
+        <w:jc w:val="center"/>
+        <w:tblBorders>
+          <w:top w:val="dashed" w:sz="6" w:space="0" w:color="8EAADB"/>
+          <w:left w:val="dashed" w:sz="6" w:space="0" w:color="8EAADB"/>
+          <w:bottom w:val="dashed" w:sz="6" w:space="0" w:color="8EAADB"/>
+          <w:right w:val="dashed" w:sz="6" w:space="0" w:color="8EAADB"/>
+        </w:tblBorders>
+        <w:tblLayout w:type="fixed"/>
+        <w:tblLook w:val="04A0" w:firstRow="1" w:lastRow="0" w:firstColumn="1" w:lastColumn="0" w:noHBand="0" w:noVBand="1"/>
+      </w:tblPr>
+      <w:tblGrid>
+        <w:gridCol w:w="8000"/>
+      </w:tblGrid>
+      <w:tr>
+        <w:trPr>
+          <w:trHeight w:val="2200"/>
+          <w:jc w:val="center"/>
+        </w:trPr>
+        <w:tc>
+          <w:tcPr>
+            <w:tcW w:w="8000" w:type="dxa"/>
+            <w:vAlign w:val="center"/>
+          </w:tcPr>
+          <w:p>
+            <w:pPr>
+              <w:spacing w:before="60" w:after="60"/>
+              <w:jc w:val="both"/>
+            </w:pPr>
+            <w:r>
+              <w:rPr>
+                <w:noProof/>
+              </w:rPr>
+              <w:drawing>
+                <wp:inline distT="0" distB="0" distL="0" distR="0" wp14:anchorId="0DB32834" wp14:editId="2D1A0F82">
+                  <wp:extent cx="4754880" cy="2852928"/>
+                  <wp:effectExtent l="0" t="0" r="0" b="0"/>
+                  <wp:docPr id="16" name="Picture 16"/>
+                  <wp:cNvGraphicFramePr>
+                    <a:graphicFrameLocks xmlns:a="http://schemas.openxmlformats.org/drawingml/2006/main" noChangeAspect="1"/>
+                  </wp:cNvGraphicFramePr>
+                  <a:graphic xmlns:a="http://schemas.openxmlformats.org/drawingml/2006/main">
+                    <a:graphicData uri="http://schemas.openxmlformats.org/drawingml/2006/picture">
+                      <pic:pic xmlns:pic="http://schemas.openxmlformats.org/drawingml/2006/picture">
+                        <pic:nvPicPr>
+                          <pic:cNvPr id="0" name="image.png"/>
+                          <pic:cNvPicPr/>
+                        </pic:nvPicPr>
+                        <pic:blipFill>
+                          <a:blip r:embed="rId18"/>
+                          <a:stretch>
+                            <a:fillRect/>
+                          </a:stretch>
+                        </pic:blipFill>
+                        <pic:spPr>
+                          <a:xfrm>
+                            <a:off x="0" y="0"/>
+                            <a:ext cx="4754880" cy="2852928"/>
+                          </a:xfrm>
+                          <a:prstGeom prst="rect">
+                            <a:avLst/>
+                          </a:prstGeom>
+                        </pic:spPr>
+                      </pic:pic>
+                    </a:graphicData>
+                  </a:graphic>
+                </wp:inline>
+              </w:drawing>
+            </w:r>
+          </w:p>
+        </w:tc>
+      </w:tr>
+    </w:tbl>
+    <w:p>
+      <w:pPr>
+        <w:spacing w:before="60" w:after="120" w:line="312" w:lineRule="auto"/>
+        <w:jc w:val="both"/>
+      </w:pPr>
+      <w:r>
+        <w:rPr>
+          <w:rFonts w:ascii="Times New Roman" w:hAnsi="Times New Roman"/>
+          <w:b/>
+          <w:color w:val="000000"/>
+        </w:rPr>
+        <w:t>Fig. 6.2: Metric Curves – Training vs Validation</w:t>
+      </w:r>
+      <w:r>
+        <w:rPr>
+          <w:rFonts w:ascii="Times New Roman" w:hAnsi="Times New Roman"/>
+          <w:b/>
+          <w:color w:val="000000"/>
+        </w:rPr>
+        <w:br/>
+      </w:r>
+      <w:r>
+        <w:rPr>
+          <w:rFonts w:ascii="Times New Roman" w:hAnsi="Times New Roman"/>
+          <w:i/>
+          <w:color w:val="000000"/>
+          <w:sz w:val="21"/>
+        </w:rPr>
+        <w:t>Observation: Training accuracy converges to 98.45% while validation accuracy reaches 98.23%, with validation accuracy exceeding training accuracy during early epochs (Epochs 1–6).</w:t>
+      </w:r>
+      <w:r>
+        <w:rPr>
+          <w:rFonts w:ascii="Times New Roman" w:hAnsi="Times New Roman"/>
+          <w:i/>
+          <w:color w:val="000000"/>
+          <w:sz w:val="21"/>
+        </w:rPr>
+        <w:br/>
+      </w:r>
+      <w:r>
+        <w:rPr>
+          <w:rFonts w:ascii="Times New Roman" w:hAnsi="Times New Roman"/>
+          <w:i/>
+          <w:color w:val="000000"/>
+          <w:sz w:val="21"/>
+        </w:rPr>
+        <w:t>Interpretation: Validation accuracy exceeding training accuracy is a direct consequence of Dropout regularization (rates 0.25 and 0.50), which is active during training but disabled during evaluation.</w:t>
+      </w:r>
+      <w:r>
+        <w:rPr>
+          <w:rFonts w:ascii="Times New Roman" w:hAnsi="Times New Roman"/>
+          <w:i/>
+          <w:color w:val="000000"/>
+          <w:sz w:val="21"/>
+        </w:rPr>
+        <w:br/>
         <w:t>Engineering Implication: Confirms that spatial dropout effectively prevents co-adaptation among feature detectors, ensuring robust generalization to unseen data.</w:t>
       </w:r>
     </w:p>
@@ -21327,7 +22309,15 @@
           <w:color w:val="000000"/>
           <w:sz w:val="24"/>
         </w:rPr>
-        <w:t>Overfitting was quantitatively audited by computing the final generalization gap: Δ = |Training Accuracy - Validation Accuracy| = |98.45% - 98.23%| = 0.22%. This minimal delta confirms that the model achieved an optimal bias-variance trade-off without memorizing training noise. Table 6.5 compares diagnosis across models: while a deep MLP exhibited a 1.30% gap due to lack of spatial locality constraints, DeepConvNet's combination of spatial dropout, batch normalization, and L2 regularization prevented overfitting entirely.</w:t>
+        <w:t>Overfitting was quantitatively audited by computing the final generalization gap: Δ = |Training Accuracy - Validation Accuracy| = |98.45% - 98.23%| = 0.22%. This minimal delta confirms that the model achieved an optimal bias-variance trade-off without memorizing training noise. Table 6.5 compares diagnosis across models: while a deep MLP exhibited a 1.30% gap due to lack of spatial locality constraints, DeepConvNet's combination of spatial dropout, batch normalization, and L2 regularization prevented overfi</w:t>
+      </w:r>
+      <w:r>
+        <w:rPr>
+          <w:rFonts w:ascii="Times New Roman" w:hAnsi="Times New Roman"/>
+          <w:color w:val="000000"/>
+          <w:sz w:val="24"/>
+        </w:rPr>
+        <w:t>tting entirely.</w:t>
       </w:r>
     </w:p>
     <w:tbl>
@@ -21365,7 +22355,6 @@
               <w:rPr>
                 <w:noProof/>
               </w:rPr>
-              <w:lastRenderedPageBreak/>
               <w:drawing>
                 <wp:inline distT="0" distB="0" distL="0" distR="0" wp14:anchorId="5BD1C60B" wp14:editId="19A76958">
                   <wp:extent cx="4754880" cy="1867989"/>
@@ -21382,7 +22371,7 @@
                           <pic:cNvPicPr/>
                         </pic:nvPicPr>
                         <pic:blipFill>
-                          <a:blip r:embed="rId18"/>
+                          <a:blip r:embed="rId19"/>
                           <a:stretch>
                             <a:fillRect/>
                           </a:stretch>
@@ -21454,6 +22443,14 @@
           <w:sz w:val="21"/>
         </w:rPr>
         <w:br/>
+      </w:r>
+      <w:r>
+        <w:rPr>
+          <w:rFonts w:ascii="Times New Roman" w:hAnsi="Times New Roman"/>
+          <w:i/>
+          <w:color w:val="000000"/>
+          <w:sz w:val="21"/>
+        </w:rPr>
         <w:t>Engineering Implication: Eliminates the need for aggressive data augmentation or heavy architectural pruning, ensuring reproducible and stable model performance.</w:t>
       </w:r>
     </w:p>
@@ -22110,6 +23107,13 @@
                 <w:sz w:val="17"/>
               </w:rPr>
               <w:br/>
+            </w:r>
+            <w:r>
+              <w:rPr>
+                <w:rFonts w:ascii="Courier New" w:hAnsi="Courier New"/>
+                <w:color w:val="000000"/>
+                <w:sz w:val="17"/>
+              </w:rPr>
               <w:t># File: src/preprocessing/canonical.py &amp; src/models/deep.py</w:t>
             </w:r>
             <w:r>
@@ -22126,7 +23130,6 @@
                 <w:color w:val="000000"/>
                 <w:sz w:val="17"/>
               </w:rPr>
-              <w:lastRenderedPageBreak/>
               <w:br/>
               <w:t>import cv2, numpy as np, tensorflow as tf</w:t>
             </w:r>
@@ -22208,6 +23211,13 @@
                 <w:sz w:val="17"/>
               </w:rPr>
               <w:br/>
+            </w:r>
+            <w:r>
+              <w:rPr>
+                <w:rFonts w:ascii="Courier New" w:hAnsi="Courier New"/>
+                <w:color w:val="000000"/>
+                <w:sz w:val="17"/>
+              </w:rPr>
               <w:t xml:space="preserve">    _, thresh = cv2.threshold(gray, 0, 255, cv2.THRESH_BINARY + cv2.THRESH_OTSU)</w:t>
             </w:r>
             <w:r>
@@ -22307,6 +23317,13 @@
                 <w:sz w:val="17"/>
               </w:rPr>
               <w:br/>
+            </w:r>
+            <w:r>
+              <w:rPr>
+                <w:rFonts w:ascii="Courier New" w:hAnsi="Courier New"/>
+                <w:color w:val="000000"/>
+                <w:sz w:val="17"/>
+              </w:rPr>
               <w:t xml:space="preserve">    cy = int(M['m01'] / (M['m00'] + 1e-5))</w:t>
             </w:r>
             <w:r>
@@ -22387,6 +23404,13 @@
                 <w:sz w:val="17"/>
               </w:rPr>
               <w:br/>
+            </w:r>
+            <w:r>
+              <w:rPr>
+                <w:rFonts w:ascii="Courier New" w:hAnsi="Courier New"/>
+                <w:color w:val="000000"/>
+                <w:sz w:val="17"/>
+              </w:rPr>
               <w:t xml:space="preserve">        layers.Conv2D(32, (3, 3), activation='relu', padding='same'),</w:t>
             </w:r>
             <w:r>
@@ -22486,6 +23510,13 @@
                 <w:sz w:val="17"/>
               </w:rPr>
               <w:br/>
+            </w:r>
+            <w:r>
+              <w:rPr>
+                <w:rFonts w:ascii="Courier New" w:hAnsi="Courier New"/>
+                <w:color w:val="000000"/>
+                <w:sz w:val="17"/>
+              </w:rPr>
               <w:t xml:space="preserve">        layers.BatchNormalization(),</w:t>
             </w:r>
             <w:r>
@@ -22634,7 +23665,6 @@
                 <w:sz w:val="20"/>
                 <w:szCs w:val="20"/>
               </w:rPr>
-              <w:lastRenderedPageBreak/>
               <w:t>S.No</w:t>
             </w:r>
           </w:p>
@@ -23093,7 +24123,6 @@
           <w:b/>
           <w:bCs/>
         </w:rPr>
-        <w:lastRenderedPageBreak/>
         <w:t>CHAPTER 7</w:t>
       </w:r>
     </w:p>
@@ -23167,7 +24196,6 @@
           <w:sz w:val="24"/>
         </w:rPr>
         <w:br/>
-        <w:t>3. Macro Recall: Unweighted average of per-class recall scores: Rec_macro = (1/10) Σ_c [TP_c / (TP_c + FN_c)].</w:t>
       </w:r>
       <w:r>
         <w:rPr>
@@ -23175,6 +24203,14 @@
           <w:color w:val="000000"/>
           <w:sz w:val="24"/>
         </w:rPr>
+        <w:t>3. Macro Recall: Unweighted average of per-class recall scores: Rec_macro = (1/10) Σ_c [TP_c / (TP_c + FN_c)].</w:t>
+      </w:r>
+      <w:r>
+        <w:rPr>
+          <w:rFonts w:ascii="Times New Roman" w:hAnsi="Times New Roman"/>
+          <w:color w:val="000000"/>
+          <w:sz w:val="24"/>
+        </w:rPr>
         <w:br/>
         <w:t>4. Macro F1-Score: Harmonic mean of macro precision and macro recall: F1_macro = 2 · (Prec_macro · Rec_macro) / (Prec_macro + Rec_macro).</w:t>
       </w:r>
@@ -23194,6 +24230,13 @@
           <w:sz w:val="24"/>
         </w:rPr>
         <w:br/>
+      </w:r>
+      <w:r>
+        <w:rPr>
+          <w:rFonts w:ascii="Times New Roman" w:hAnsi="Times New Roman"/>
+          <w:color w:val="000000"/>
+          <w:sz w:val="24"/>
+        </w:rPr>
         <w:t>6. Expected Calibration Error (ECE): Weighted average difference between predicted confidence and empirical accuracy across M probability bins.</w:t>
       </w:r>
       <w:r>
@@ -23619,7 +24662,6 @@
           <w:b/>
           <w:bCs/>
         </w:rPr>
-        <w:lastRenderedPageBreak/>
         <w:t>Table 7.2: Metrics Selected for this Project</w:t>
       </w:r>
     </w:p>
@@ -25222,7 +26264,6 @@
           <w:bCs/>
           <w:color w:val="000000"/>
         </w:rPr>
-        <w:lastRenderedPageBreak/>
         <w:t>7.3  Confusion Matrix / Residual Analysis</w:t>
       </w:r>
     </w:p>
@@ -25277,7 +26318,7 @@
                           <pic:cNvPicPr/>
                         </pic:nvPicPr>
                         <pic:blipFill>
-                          <a:blip r:embed="rId19"/>
+                          <a:blip r:embed="rId20"/>
                           <a:stretch>
                             <a:fillRect/>
                           </a:stretch>
@@ -25419,7 +26460,7 @@
                           <pic:cNvPicPr/>
                         </pic:nvPicPr>
                         <pic:blipFill>
-                          <a:blip r:embed="rId20"/>
+                          <a:blip r:embed="rId21"/>
                           <a:stretch>
                             <a:fillRect/>
                           </a:stretch>
@@ -25454,7 +26495,6 @@
           <w:b/>
           <w:color w:val="000000"/>
         </w:rPr>
-        <w:lastRenderedPageBreak/>
         <w:t>Fig. 7.2: Multiclass Receiver Operating Characteristic (ROC) and Precision–Recall Curves</w:t>
       </w:r>
       <w:r>
@@ -25492,6 +26532,14 @@
           <w:sz w:val="21"/>
         </w:rPr>
         <w:br/>
+      </w:r>
+      <w:r>
+        <w:rPr>
+          <w:rFonts w:ascii="Times New Roman" w:hAnsi="Times New Roman"/>
+          <w:i/>
+          <w:color w:val="000000"/>
+          <w:sz w:val="21"/>
+        </w:rPr>
         <w:t>Engineering Implication: Allows decision thresholds to be tuned conservatively for high-stakes financial environments where precision takes precedence over raw recall.</w:t>
       </w:r>
     </w:p>
@@ -26160,7 +27208,6 @@
           <w:color w:val="000000"/>
           <w:sz w:val="24"/>
         </w:rPr>
-        <w:lastRenderedPageBreak/>
         <w:t>Notably, 86% of misclassified samples exhibited high Shannon entropy (H &gt; 0.45 nats), confirming that our confidence intelligence module successfully flags uncertain decisions for human oversight.</w:t>
       </w:r>
     </w:p>
@@ -26191,7 +27238,15 @@
           <w:color w:val="000000"/>
           <w:sz w:val="24"/>
         </w:rPr>
-        <w:t>Model interpretability is established using Gradient-weighted Class Activation Mapping (Grad-CAM) at the final convolutional layer ('conv_cam'). As illustrated in Figure 7.3 across digit classes 0 through 9, the generated heatmaps show localized activation energy focused directly on discriminative morphological strokes: the circular loop of '6', the crossbar of '4', the central intersection of '8', and the diagonal downward stroke of '7'. Regions outside the digit stroke exhibit zero activation, confirming that the network makes decisions based on genuine morphological features rather than background noise.</w:t>
+        <w:t xml:space="preserve">Model interpretability is established using Gradient-weighted Class Activation Mapping (Grad-CAM) at the final convolutional layer ('conv_cam'). As illustrated in Figure 7.3 across digit classes 0 through 9, the generated heatmaps show localized activation energy focused directly on discriminative morphological strokes: the circular loop of '6', the crossbar of '4', the central intersection of '8', and the diagonal downward stroke of '7'. Regions outside the digit stroke exhibit zero activation, confirming </w:t>
+      </w:r>
+      <w:r>
+        <w:rPr>
+          <w:rFonts w:ascii="Times New Roman" w:hAnsi="Times New Roman"/>
+          <w:color w:val="000000"/>
+          <w:sz w:val="24"/>
+        </w:rPr>
+        <w:t>that the network makes decisions based on genuine morphological features rather than background noise.</w:t>
       </w:r>
     </w:p>
     <w:tbl>
@@ -26245,7 +27300,7 @@
                           <pic:cNvPicPr/>
                         </pic:nvPicPr>
                         <pic:blipFill>
-                          <a:blip r:embed="rId21"/>
+                          <a:blip r:embed="rId22"/>
                           <a:stretch>
                             <a:fillRect/>
                           </a:stretch>
@@ -26317,6 +27372,14 @@
           <w:sz w:val="21"/>
         </w:rPr>
         <w:br/>
+      </w:r>
+      <w:r>
+        <w:rPr>
+          <w:rFonts w:ascii="Times New Roman" w:hAnsi="Times New Roman"/>
+          <w:i/>
+          <w:color w:val="000000"/>
+          <w:sz w:val="21"/>
+        </w:rPr>
         <w:t>Engineering Implication: Provides transparent, interpretable visual evidence for regulatory compliance, model auditing, and trustworthy deployment in institutional workflows.</w:t>
       </w:r>
     </w:p>
@@ -26347,7 +27410,15 @@
           <w:color w:val="000000"/>
           <w:sz w:val="24"/>
         </w:rPr>
-        <w:t>An ablation study was conducted to quantify the empirical contribution of key architectural components: (1) Removing Batch Normalization reduced test accuracy from 98.31% to 97.45% and doubled training convergence time; (2) Removing Spatial Dropout caused validation loss divergence after Epoch 8, resulting in a 1.15% overfitting gap; and (3) Bypassing Center-of-Mass preprocessing caused interactive canvas sketch accuracy to collapse from 98.3% down to 54.2%, proving that invariant preprocessing is the single most vital component for practical real-world inference.</w:t>
+        <w:t>An ablation study was conducted to quantify the empirical contribution of key architectural components: (1) Removing Batch Normalization reduced test accuracy from 98.31% to 97.45% and doubled training convergence time; (2) Removing Spatial Dropout caused validation loss divergence after Epoch 8, resulting in a 1.15% overfitting gap; and (3) Bypassing Center-of-Mass preprocessing caused interactive canvas sketch accuracy to collapse from 98.3% down to 54.2%, proving that invariant preprocessing is the singl</w:t>
+      </w:r>
+      <w:r>
+        <w:rPr>
+          <w:rFonts w:ascii="Times New Roman" w:hAnsi="Times New Roman"/>
+          <w:color w:val="000000"/>
+          <w:sz w:val="24"/>
+        </w:rPr>
+        <w:t>e most vital component for practical real-world inference.</w:t>
       </w:r>
     </w:p>
     <w:p>
@@ -26363,7 +27434,6 @@
           <w:bCs/>
           <w:color w:val="000000"/>
         </w:rPr>
-        <w:lastRenderedPageBreak/>
         <w:t>7.9  Output Screenshots / Demo (if deployed)</w:t>
       </w:r>
     </w:p>
@@ -26392,7 +27462,7 @@
                     <pic:cNvPicPr/>
                   </pic:nvPicPr>
                   <pic:blipFill>
-                    <a:blip r:embed="rId22"/>
+                    <a:blip r:embed="rId23"/>
                     <a:stretch>
                       <a:fillRect/>
                     </a:stretch>
@@ -26442,6 +27512,13 @@
           <w:sz w:val="21"/>
         </w:rPr>
         <w:br/>
+      </w:r>
+      <w:r>
+        <w:rPr>
+          <w:rFonts w:ascii="Times New Roman" w:hAnsi="Times New Roman"/>
+          <w:i/>
+          <w:sz w:val="21"/>
+        </w:rPr>
         <w:t>Interpretation: Demonstrates that the trained model generalises effectively to interactive human sketching in real time without domain collapse, providing immediate forensic and visual feedback.</w:t>
       </w:r>
       <w:r>
@@ -26467,7 +27544,6 @@
           <w:b/>
           <w:bCs/>
         </w:rPr>
-        <w:lastRenderedPageBreak/>
         <w:t>CHAPTER 8</w:t>
       </w:r>
     </w:p>
@@ -26515,7 +27591,6 @@
           <w:sz w:val="24"/>
         </w:rPr>
         <w:br/>
-        <w:t>8.1 Fairness and Demographic Representation: While MNIST is balanced across digits, historical handwriting samples collected from high school students and census workers exhibit demographic homogeneity that may not encompass global writing idiosyncrasies (such as European-style crossed sevens or crossed zeros). DigitVision AI mitigates this bias through invariant preprocessing and uncertaint</w:t>
       </w:r>
       <w:r>
         <w:rPr>
@@ -26523,7 +27598,7 @@
           <w:color w:val="000000"/>
           <w:sz w:val="24"/>
         </w:rPr>
-        <w:t xml:space="preserve">y </w:t>
+        <w:t>8.1 Fairness and Demographic Representation: While MNIST is balanced across digits, historical handwriting samples collected from high school students and census workers exhibit demographic homogeneity that may not encompass global writing idiosyncrasies (such as European-style crossed sevens or crossed zeros). DigitVision AI mitigates this bias through invariant preprocessing and uncertaint</w:t>
       </w:r>
       <w:r>
         <w:rPr>
@@ -26531,7 +27606,7 @@
           <w:color w:val="000000"/>
           <w:sz w:val="24"/>
         </w:rPr>
-        <w:t>thresholding.</w:t>
+        <w:t xml:space="preserve">y </w:t>
       </w:r>
       <w:r>
         <w:rPr>
@@ -26539,7 +27614,7 @@
           <w:color w:val="000000"/>
           <w:sz w:val="24"/>
         </w:rPr>
-        <w:br/>
+        <w:t>thresholding.</w:t>
       </w:r>
       <w:r>
         <w:rPr>
@@ -26548,6 +27623,21 @@
           <w:sz w:val="24"/>
         </w:rPr>
         <w:br/>
+      </w:r>
+      <w:r>
+        <w:rPr>
+          <w:rFonts w:ascii="Times New Roman" w:hAnsi="Times New Roman"/>
+          <w:color w:val="000000"/>
+          <w:sz w:val="24"/>
+        </w:rPr>
+        <w:br/>
+      </w:r>
+      <w:r>
+        <w:rPr>
+          <w:rFonts w:ascii="Times New Roman" w:hAnsi="Times New Roman"/>
+          <w:color w:val="000000"/>
+          <w:sz w:val="24"/>
+        </w:rPr>
         <w:t>8.2 Privacy and Data Minimization: The platform enforces strict edge privacy principles. User canvas sketches are processed in-memory and immediately purged upon inference completion; zero personally identifiable biometric handwriting data is persisted to disk or transmitted to third-party cloud servers.</w:t>
       </w:r>
     </w:p>
@@ -26946,7 +28036,6 @@
           <w:b/>
           <w:bCs/>
         </w:rPr>
-        <w:lastRenderedPageBreak/>
         <w:t>CHAPTER 9</w:t>
       </w:r>
     </w:p>
@@ -27765,7 +28854,6 @@
           <w:b/>
           <w:color w:val="000000"/>
         </w:rPr>
-        <w:lastRenderedPageBreak/>
         <w:t>9.2  Limitations</w:t>
       </w:r>
       <w:r>
@@ -27835,7 +28923,6 @@
           <w:b/>
           <w:bCs/>
         </w:rPr>
-        <w:lastRenderedPageBreak/>
         <w:t>REFERENCES</w:t>
       </w:r>
     </w:p>
@@ -28013,7 +29100,6 @@
           <w:b/>
           <w:bCs/>
         </w:rPr>
-        <w:lastRenderedPageBreak/>
         <w:t xml:space="preserve">APPENDIX </w:t>
       </w:r>
       <w:r>
@@ -29255,7 +30341,6 @@
           <w:b/>
           <w:bCs/>
         </w:rPr>
-        <w:lastRenderedPageBreak/>
         <w:t xml:space="preserve">APPENDIX </w:t>
       </w:r>
       <w:r>
@@ -30623,7 +31708,6 @@
           <w:b/>
           <w:bCs/>
         </w:rPr>
-        <w:lastRenderedPageBreak/>
         <w:t xml:space="preserve">APPENDIX </w:t>
       </w:r>
       <w:r>
@@ -31081,7 +32165,6 @@
               <w:rPr>
                 <w:rStyle w:val="Strong"/>
               </w:rPr>
-              <w:lastRenderedPageBreak/>
               <w:t>What new tool or library did I learn on my own?</w:t>
             </w:r>
           </w:p>
@@ -31547,7 +32630,6 @@
           <w:b/>
           <w:bCs/>
         </w:rPr>
-        <w:lastRenderedPageBreak/>
         <w:t>REPORT PREPARATION GUIDELINES</w:t>
       </w:r>
     </w:p>
@@ -32169,12 +33251,12 @@
       </w:pPr>
     </w:p>
     <w:sectPr>
-      <w:headerReference w:type="even" r:id="rId23"/>
-      <w:headerReference w:type="default" r:id="rId24"/>
-      <w:footerReference w:type="even" r:id="rId25"/>
-      <w:footerReference w:type="default" r:id="rId26"/>
-      <w:headerReference w:type="first" r:id="rId27"/>
-      <w:footerReference w:type="first" r:id="rId28"/>
+      <w:headerReference w:type="even" r:id="rId24"/>
+      <w:headerReference w:type="default" r:id="rId25"/>
+      <w:footerReference w:type="even" r:id="rId26"/>
+      <w:footerReference w:type="default" r:id="rId27"/>
+      <w:headerReference w:type="first" r:id="rId28"/>
+      <w:footerReference w:type="first" r:id="rId29"/>
       <w:pgSz w:w="11907" w:h="16839" w:code="9"/>
       <w:pgMar w:top="568" w:right="1017" w:bottom="900" w:left="851" w:header="568" w:footer="400" w:gutter="0"/>
       <w:pgNumType w:start="1"/>
@@ -37371,6 +38453,136 @@
 </file>
 
 <file path=customXml/item2.xml><?xml version="1.0" encoding="utf-8"?>
+<p:properties xmlns:p="http://schemas.microsoft.com/office/2006/metadata/properties" xmlns:xsi="http://www.w3.org/2001/XMLSchema-instance" xmlns:pc="http://schemas.microsoft.com/office/infopath/2007/PartnerControls">
+  <documentManagement>
+    <APDescription xmlns="4873beb7-5857-4685-be1f-d57550cc96cc" xsi:nil="true"/>
+    <AssetExpire xmlns="4873beb7-5857-4685-be1f-d57550cc96cc">2029-01-01T13:30:00Z</AssetExpire>
+    <CampaignTagsTaxHTField0 xmlns="4873beb7-5857-4685-be1f-d57550cc96cc">
+      <Terms xmlns="http://schemas.microsoft.com/office/infopath/2007/PartnerControls"/>
+    </CampaignTagsTaxHTField0>
+    <IntlLangReviewDate xmlns="4873beb7-5857-4685-be1f-d57550cc96cc" xsi:nil="true"/>
+    <TPFriendlyName xmlns="4873beb7-5857-4685-be1f-d57550cc96cc" xsi:nil="true"/>
+    <IntlLangReview xmlns="4873beb7-5857-4685-be1f-d57550cc96cc" xsi:nil="true"/>
+    <LocLastLocAttemptVersionLookup xmlns="4873beb7-5857-4685-be1f-d57550cc96cc">693888</LocLastLocAttemptVersionLookup>
+    <PolicheckWords xmlns="4873beb7-5857-4685-be1f-d57550cc96cc" xsi:nil="true"/>
+    <SubmitterId xmlns="4873beb7-5857-4685-be1f-d57550cc96cc" xsi:nil="true"/>
+    <AcquiredFrom xmlns="4873beb7-5857-4685-be1f-d57550cc96cc">Internal MS</AcquiredFrom>
+    <EditorialStatus xmlns="4873beb7-5857-4685-be1f-d57550cc96cc">Complete</EditorialStatus>
+    <Markets xmlns="4873beb7-5857-4685-be1f-d57550cc96cc"/>
+    <OriginAsset xmlns="4873beb7-5857-4685-be1f-d57550cc96cc" xsi:nil="true"/>
+    <AssetStart xmlns="4873beb7-5857-4685-be1f-d57550cc96cc">2021-11-15T10:25:07Z</AssetStart>
+    <FriendlyTitle xmlns="4873beb7-5857-4685-be1f-d57550cc96cc" xsi:nil="true"/>
+    <MarketSpecific xmlns="4873beb7-5857-4685-be1f-d57550cc96cc">false</MarketSpecific>
+    <TPNamespace xmlns="4873beb7-5857-4685-be1f-d57550cc96cc" xsi:nil="true"/>
+    <PublishStatusLookup xmlns="4873beb7-5857-4685-be1f-d57550cc96cc">
+      <Value>1343188</Value>
+    </PublishStatusLookup>
+    <APAuthor xmlns="4873beb7-5857-4685-be1f-d57550cc96cc">
+      <UserInfo>
+        <DisplayName>REDMOND\v-namall</DisplayName>
+        <AccountId>978</AccountId>
+        <AccountType/>
+      </UserInfo>
+    </APAuthor>
+    <TPCommandLine xmlns="4873beb7-5857-4685-be1f-d57550cc96cc" xsi:nil="true"/>
+    <IntlLangReviewer xmlns="4873beb7-5857-4685-be1f-d57550cc96cc" xsi:nil="true"/>
+    <OpenTemplate xmlns="4873beb7-5857-4685-be1f-d57550cc96cc">true</OpenTemplate>
+    <CSXSubmissionDate xmlns="4873beb7-5857-4685-be1f-d57550cc96cc" xsi:nil="true"/>
+    <TaxCatchAll xmlns="4873beb7-5857-4685-be1f-d57550cc96cc"/>
+    <Manager xmlns="4873beb7-5857-4685-be1f-d57550cc96cc" xsi:nil="true"/>
+    <NumericId xmlns="4873beb7-5857-4685-be1f-d57550cc96cc">102787001</NumericId>
+    <ParentAssetId xmlns="4873beb7-5857-4685-be1f-d57550cc96cc" xsi:nil="true"/>
+    <OriginalSourceMarket xmlns="4873beb7-5857-4685-be1f-d57550cc96cc" xsi:nil="true"/>
+    <ApprovalStatus xmlns="4873beb7-5857-4685-be1f-d57550cc96cc">InProgress</ApprovalStatus>
+    <TPComponent xmlns="4873beb7-5857-4685-be1f-d57550cc96cc" xsi:nil="true"/>
+    <EditorialTags xmlns="4873beb7-5857-4685-be1f-d57550cc96cc" xsi:nil="true"/>
+    <TPExecutable xmlns="4873beb7-5857-4685-be1f-d57550cc96cc" xsi:nil="true"/>
+    <TPLaunchHelpLink xmlns="4873beb7-5857-4685-be1f-d57550cc96cc" xsi:nil="true"/>
+    <LocComments xmlns="4873beb7-5857-4685-be1f-d57550cc96cc" xsi:nil="true"/>
+    <LocRecommendedHandoff xmlns="4873beb7-5857-4685-be1f-d57550cc96cc" xsi:nil="true"/>
+    <SourceTitle xmlns="4873beb7-5857-4685-be1f-d57550cc96cc" xsi:nil="true"/>
+    <CSXUpdate xmlns="4873beb7-5857-4685-be1f-d57550cc96cc">false</CSXUpdate>
+    <IntlLocPriority xmlns="4873beb7-5857-4685-be1f-d57550cc96cc" xsi:nil="true"/>
+    <UAProjectedTotalWords xmlns="4873beb7-5857-4685-be1f-d57550cc96cc" xsi:nil="true"/>
+    <AssetType xmlns="4873beb7-5857-4685-be1f-d57550cc96cc">TP</AssetType>
+    <MachineTranslated xmlns="4873beb7-5857-4685-be1f-d57550cc96cc">false</MachineTranslated>
+    <OutputCachingOn xmlns="4873beb7-5857-4685-be1f-d57550cc96cc">false</OutputCachingOn>
+    <TemplateStatus xmlns="4873beb7-5857-4685-be1f-d57550cc96cc">Complete</TemplateStatus>
+    <IsSearchable xmlns="4873beb7-5857-4685-be1f-d57550cc96cc">false</IsSearchable>
+    <ContentItem xmlns="4873beb7-5857-4685-be1f-d57550cc96cc" xsi:nil="true"/>
+    <HandoffToMSDN xmlns="4873beb7-5857-4685-be1f-d57550cc96cc" xsi:nil="true"/>
+    <ShowIn xmlns="4873beb7-5857-4685-be1f-d57550cc96cc">Show everywhere</ShowIn>
+    <ThumbnailAssetId xmlns="4873beb7-5857-4685-be1f-d57550cc96cc" xsi:nil="true"/>
+    <UALocComments xmlns="4873beb7-5857-4685-be1f-d57550cc96cc" xsi:nil="true"/>
+    <UALocRecommendation xmlns="4873beb7-5857-4685-be1f-d57550cc96cc">Localize</UALocRecommendation>
+    <LastModifiedDateTime xmlns="4873beb7-5857-4685-be1f-d57550cc96cc" xsi:nil="true"/>
+    <LegacyData xmlns="4873beb7-5857-4685-be1f-d57550cc96cc" xsi:nil="true"/>
+    <LocManualTestRequired xmlns="4873beb7-5857-4685-be1f-d57550cc96cc">false</LocManualTestRequired>
+    <LocMarketGroupTiers2 xmlns="4873beb7-5857-4685-be1f-d57550cc96cc" xsi:nil="true"/>
+    <ClipArtFilename xmlns="4873beb7-5857-4685-be1f-d57550cc96cc" xsi:nil="true"/>
+    <TPApplication xmlns="4873beb7-5857-4685-be1f-d57550cc96cc" xsi:nil="true"/>
+    <CSXHash xmlns="4873beb7-5857-4685-be1f-d57550cc96cc" xsi:nil="true"/>
+    <DirectSourceMarket xmlns="4873beb7-5857-4685-be1f-d57550cc96cc" xsi:nil="true"/>
+    <PrimaryImageGen xmlns="4873beb7-5857-4685-be1f-d57550cc96cc">true</PrimaryImageGen>
+    <PlannedPubDate xmlns="4873beb7-5857-4685-be1f-d57550cc96cc" xsi:nil="true"/>
+    <CSXSubmissionMarket xmlns="4873beb7-5857-4685-be1f-d57550cc96cc" xsi:nil="true"/>
+    <Downloads xmlns="4873beb7-5857-4685-be1f-d57550cc96cc">0</Downloads>
+    <ArtSampleDocs xmlns="4873beb7-5857-4685-be1f-d57550cc96cc" xsi:nil="true"/>
+    <TrustLevel xmlns="4873beb7-5857-4685-be1f-d57550cc96cc">1 Microsoft Managed Content</TrustLevel>
+    <BlockPublish xmlns="4873beb7-5857-4685-be1f-d57550cc96cc">false</BlockPublish>
+    <TPLaunchHelpLinkType xmlns="4873beb7-5857-4685-be1f-d57550cc96cc">Template</TPLaunchHelpLinkType>
+    <LocalizationTagsTaxHTField0 xmlns="4873beb7-5857-4685-be1f-d57550cc96cc">
+      <Terms xmlns="http://schemas.microsoft.com/office/infopath/2007/PartnerControls"/>
+    </LocalizationTagsTaxHTField0>
+    <BusinessGroup xmlns="4873beb7-5857-4685-be1f-d57550cc96cc" xsi:nil="true"/>
+    <Providers xmlns="4873beb7-5857-4685-be1f-d57550cc96cc" xsi:nil="true"/>
+    <TemplateTemplateType xmlns="4873beb7-5857-4685-be1f-d57550cc96cc">Word Document Template</TemplateTemplateType>
+    <TimesCloned xmlns="4873beb7-5857-4685-be1f-d57550cc96cc" xsi:nil="true"/>
+    <TPAppVersion xmlns="4873beb7-5857-4685-be1f-d57550cc96cc" xsi:nil="true"/>
+    <VoteCount xmlns="4873beb7-5857-4685-be1f-d57550cc96cc" xsi:nil="true"/>
+    <AverageRating xmlns="4873beb7-5857-4685-be1f-d57550cc96cc" xsi:nil="true"/>
+    <FeatureTagsTaxHTField0 xmlns="4873beb7-5857-4685-be1f-d57550cc96cc">
+      <Terms xmlns="http://schemas.microsoft.com/office/infopath/2007/PartnerControls"/>
+    </FeatureTagsTaxHTField0>
+    <Provider xmlns="4873beb7-5857-4685-be1f-d57550cc96cc" xsi:nil="true"/>
+    <UACurrentWords xmlns="4873beb7-5857-4685-be1f-d57550cc96cc" xsi:nil="true"/>
+    <AssetId xmlns="4873beb7-5857-4685-be1f-d57550cc96cc">TP102787001</AssetId>
+    <TPClientViewer xmlns="4873beb7-5857-4685-be1f-d57550cc96cc" xsi:nil="true"/>
+    <DSATActionTaken xmlns="4873beb7-5857-4685-be1f-d57550cc96cc" xsi:nil="true"/>
+    <APEditor xmlns="4873beb7-5857-4685-be1f-d57550cc96cc">
+      <UserInfo>
+        <DisplayName/>
+        <AccountId xsi:nil="true"/>
+        <AccountType/>
+      </UserInfo>
+    </APEditor>
+    <TPInstallLocation xmlns="4873beb7-5857-4685-be1f-d57550cc96cc" xsi:nil="true"/>
+    <OOCacheId xmlns="4873beb7-5857-4685-be1f-d57550cc96cc" xsi:nil="true"/>
+    <IsDeleted xmlns="4873beb7-5857-4685-be1f-d57550cc96cc">false</IsDeleted>
+    <PublishTargets xmlns="4873beb7-5857-4685-be1f-d57550cc96cc">OfficeOnlineVNext</PublishTargets>
+    <ApprovalLog xmlns="4873beb7-5857-4685-be1f-d57550cc96cc" xsi:nil="true"/>
+    <BugNumber xmlns="4873beb7-5857-4685-be1f-d57550cc96cc" xsi:nil="true"/>
+    <CrawlForDependencies xmlns="4873beb7-5857-4685-be1f-d57550cc96cc">false</CrawlForDependencies>
+    <InternalTagsTaxHTField0 xmlns="4873beb7-5857-4685-be1f-d57550cc96cc">
+      <Terms xmlns="http://schemas.microsoft.com/office/infopath/2007/PartnerControls"/>
+    </InternalTagsTaxHTField0>
+    <LastHandOff xmlns="4873beb7-5857-4685-be1f-d57550cc96cc" xsi:nil="true"/>
+    <Milestone xmlns="4873beb7-5857-4685-be1f-d57550cc96cc" xsi:nil="true"/>
+    <OriginalRelease xmlns="4873beb7-5857-4685-be1f-d57550cc96cc">14</OriginalRelease>
+    <RecommendationsModifier xmlns="4873beb7-5857-4685-be1f-d57550cc96cc" xsi:nil="true"/>
+    <ScenarioTagsTaxHTField0 xmlns="4873beb7-5857-4685-be1f-d57550cc96cc">
+      <Terms xmlns="http://schemas.microsoft.com/office/infopath/2007/PartnerControls"/>
+    </ScenarioTagsTaxHTField0>
+    <UANotes xmlns="4873beb7-5857-4685-be1f-d57550cc96cc" xsi:nil="true"/>
+  </documentManagement>
+</p:properties>
+</file>
+
+<file path=customXml/item3.xml><?xml version="1.0" encoding="utf-8"?>
+<b:Sources xmlns:b="http://schemas.openxmlformats.org/officeDocument/2006/bibliography" xmlns="http://schemas.openxmlformats.org/officeDocument/2006/bibliography" SelectedStyle="\APA.XSL" StyleName="APA"/>
+</file>
+
+<file path=customXml/item4.xml><?xml version="1.0" encoding="utf-8"?>
 <ct:contentTypeSchema xmlns:ct="http://schemas.microsoft.com/office/2006/metadata/contentType" xmlns:ma="http://schemas.microsoft.com/office/2006/metadata/properties/metaAttributes" ct:_="" ma:_="" ma:contentTypeName="TemplateFile" ma:contentTypeID="0x0101006EDDDB5EE6D98C44930B742096920B300400F5B6D36B3EF94B4E9A635CDF2A18F5B8" ma:contentTypeVersion="72" ma:contentTypeDescription="Create a new document." ma:contentTypeScope="" ma:versionID="a23e56308344d904b51738559c3d67c9">
   <xsd:schema xmlns:xsd="http://www.w3.org/2001/XMLSchema" xmlns:xs="http://www.w3.org/2001/XMLSchema" xmlns:p="http://schemas.microsoft.com/office/2006/metadata/properties" xmlns:ns2="4873beb7-5857-4685-be1f-d57550cc96cc" targetNamespace="http://schemas.microsoft.com/office/2006/metadata/properties" ma:root="true" ma:fieldsID="cd0908cc4600e77bf5da051303e00c8d" ns2:_="">
     <xsd:import namespace="4873beb7-5857-4685-be1f-d57550cc96cc"/>
@@ -38410,136 +39622,6 @@
 </ct:contentTypeSchema>
 </file>
 
-<file path=customXml/item3.xml><?xml version="1.0" encoding="utf-8"?>
-<b:Sources xmlns:b="http://schemas.openxmlformats.org/officeDocument/2006/bibliography" xmlns="http://schemas.openxmlformats.org/officeDocument/2006/bibliography" SelectedStyle="\APA.XSL" StyleName="APA"/>
-</file>
-
-<file path=customXml/item4.xml><?xml version="1.0" encoding="utf-8"?>
-<p:properties xmlns:p="http://schemas.microsoft.com/office/2006/metadata/properties" xmlns:xsi="http://www.w3.org/2001/XMLSchema-instance" xmlns:pc="http://schemas.microsoft.com/office/infopath/2007/PartnerControls">
-  <documentManagement>
-    <APDescription xmlns="4873beb7-5857-4685-be1f-d57550cc96cc" xsi:nil="true"/>
-    <AssetExpire xmlns="4873beb7-5857-4685-be1f-d57550cc96cc">2029-01-01T13:30:00Z</AssetExpire>
-    <CampaignTagsTaxHTField0 xmlns="4873beb7-5857-4685-be1f-d57550cc96cc">
-      <Terms xmlns="http://schemas.microsoft.com/office/infopath/2007/PartnerControls"/>
-    </CampaignTagsTaxHTField0>
-    <IntlLangReviewDate xmlns="4873beb7-5857-4685-be1f-d57550cc96cc" xsi:nil="true"/>
-    <TPFriendlyName xmlns="4873beb7-5857-4685-be1f-d57550cc96cc" xsi:nil="true"/>
-    <IntlLangReview xmlns="4873beb7-5857-4685-be1f-d57550cc96cc" xsi:nil="true"/>
-    <LocLastLocAttemptVersionLookup xmlns="4873beb7-5857-4685-be1f-d57550cc96cc">693888</LocLastLocAttemptVersionLookup>
-    <PolicheckWords xmlns="4873beb7-5857-4685-be1f-d57550cc96cc" xsi:nil="true"/>
-    <SubmitterId xmlns="4873beb7-5857-4685-be1f-d57550cc96cc" xsi:nil="true"/>
-    <AcquiredFrom xmlns="4873beb7-5857-4685-be1f-d57550cc96cc">Internal MS</AcquiredFrom>
-    <EditorialStatus xmlns="4873beb7-5857-4685-be1f-d57550cc96cc">Complete</EditorialStatus>
-    <Markets xmlns="4873beb7-5857-4685-be1f-d57550cc96cc"/>
-    <OriginAsset xmlns="4873beb7-5857-4685-be1f-d57550cc96cc" xsi:nil="true"/>
-    <AssetStart xmlns="4873beb7-5857-4685-be1f-d57550cc96cc">2021-11-15T10:25:07Z</AssetStart>
-    <FriendlyTitle xmlns="4873beb7-5857-4685-be1f-d57550cc96cc" xsi:nil="true"/>
-    <MarketSpecific xmlns="4873beb7-5857-4685-be1f-d57550cc96cc">false</MarketSpecific>
-    <TPNamespace xmlns="4873beb7-5857-4685-be1f-d57550cc96cc" xsi:nil="true"/>
-    <PublishStatusLookup xmlns="4873beb7-5857-4685-be1f-d57550cc96cc">
-      <Value>1343188</Value>
-    </PublishStatusLookup>
-    <APAuthor xmlns="4873beb7-5857-4685-be1f-d57550cc96cc">
-      <UserInfo>
-        <DisplayName>REDMOND\v-namall</DisplayName>
-        <AccountId>978</AccountId>
-        <AccountType/>
-      </UserInfo>
-    </APAuthor>
-    <TPCommandLine xmlns="4873beb7-5857-4685-be1f-d57550cc96cc" xsi:nil="true"/>
-    <IntlLangReviewer xmlns="4873beb7-5857-4685-be1f-d57550cc96cc" xsi:nil="true"/>
-    <OpenTemplate xmlns="4873beb7-5857-4685-be1f-d57550cc96cc">true</OpenTemplate>
-    <CSXSubmissionDate xmlns="4873beb7-5857-4685-be1f-d57550cc96cc" xsi:nil="true"/>
-    <TaxCatchAll xmlns="4873beb7-5857-4685-be1f-d57550cc96cc"/>
-    <Manager xmlns="4873beb7-5857-4685-be1f-d57550cc96cc" xsi:nil="true"/>
-    <NumericId xmlns="4873beb7-5857-4685-be1f-d57550cc96cc">102787001</NumericId>
-    <ParentAssetId xmlns="4873beb7-5857-4685-be1f-d57550cc96cc" xsi:nil="true"/>
-    <OriginalSourceMarket xmlns="4873beb7-5857-4685-be1f-d57550cc96cc" xsi:nil="true"/>
-    <ApprovalStatus xmlns="4873beb7-5857-4685-be1f-d57550cc96cc">InProgress</ApprovalStatus>
-    <TPComponent xmlns="4873beb7-5857-4685-be1f-d57550cc96cc" xsi:nil="true"/>
-    <EditorialTags xmlns="4873beb7-5857-4685-be1f-d57550cc96cc" xsi:nil="true"/>
-    <TPExecutable xmlns="4873beb7-5857-4685-be1f-d57550cc96cc" xsi:nil="true"/>
-    <TPLaunchHelpLink xmlns="4873beb7-5857-4685-be1f-d57550cc96cc" xsi:nil="true"/>
-    <LocComments xmlns="4873beb7-5857-4685-be1f-d57550cc96cc" xsi:nil="true"/>
-    <LocRecommendedHandoff xmlns="4873beb7-5857-4685-be1f-d57550cc96cc" xsi:nil="true"/>
-    <SourceTitle xmlns="4873beb7-5857-4685-be1f-d57550cc96cc" xsi:nil="true"/>
-    <CSXUpdate xmlns="4873beb7-5857-4685-be1f-d57550cc96cc">false</CSXUpdate>
-    <IntlLocPriority xmlns="4873beb7-5857-4685-be1f-d57550cc96cc" xsi:nil="true"/>
-    <UAProjectedTotalWords xmlns="4873beb7-5857-4685-be1f-d57550cc96cc" xsi:nil="true"/>
-    <AssetType xmlns="4873beb7-5857-4685-be1f-d57550cc96cc">TP</AssetType>
-    <MachineTranslated xmlns="4873beb7-5857-4685-be1f-d57550cc96cc">false</MachineTranslated>
-    <OutputCachingOn xmlns="4873beb7-5857-4685-be1f-d57550cc96cc">false</OutputCachingOn>
-    <TemplateStatus xmlns="4873beb7-5857-4685-be1f-d57550cc96cc">Complete</TemplateStatus>
-    <IsSearchable xmlns="4873beb7-5857-4685-be1f-d57550cc96cc">false</IsSearchable>
-    <ContentItem xmlns="4873beb7-5857-4685-be1f-d57550cc96cc" xsi:nil="true"/>
-    <HandoffToMSDN xmlns="4873beb7-5857-4685-be1f-d57550cc96cc" xsi:nil="true"/>
-    <ShowIn xmlns="4873beb7-5857-4685-be1f-d57550cc96cc">Show everywhere</ShowIn>
-    <ThumbnailAssetId xmlns="4873beb7-5857-4685-be1f-d57550cc96cc" xsi:nil="true"/>
-    <UALocComments xmlns="4873beb7-5857-4685-be1f-d57550cc96cc" xsi:nil="true"/>
-    <UALocRecommendation xmlns="4873beb7-5857-4685-be1f-d57550cc96cc">Localize</UALocRecommendation>
-    <LastModifiedDateTime xmlns="4873beb7-5857-4685-be1f-d57550cc96cc" xsi:nil="true"/>
-    <LegacyData xmlns="4873beb7-5857-4685-be1f-d57550cc96cc" xsi:nil="true"/>
-    <LocManualTestRequired xmlns="4873beb7-5857-4685-be1f-d57550cc96cc">false</LocManualTestRequired>
-    <LocMarketGroupTiers2 xmlns="4873beb7-5857-4685-be1f-d57550cc96cc" xsi:nil="true"/>
-    <ClipArtFilename xmlns="4873beb7-5857-4685-be1f-d57550cc96cc" xsi:nil="true"/>
-    <TPApplication xmlns="4873beb7-5857-4685-be1f-d57550cc96cc" xsi:nil="true"/>
-    <CSXHash xmlns="4873beb7-5857-4685-be1f-d57550cc96cc" xsi:nil="true"/>
-    <DirectSourceMarket xmlns="4873beb7-5857-4685-be1f-d57550cc96cc" xsi:nil="true"/>
-    <PrimaryImageGen xmlns="4873beb7-5857-4685-be1f-d57550cc96cc">true</PrimaryImageGen>
-    <PlannedPubDate xmlns="4873beb7-5857-4685-be1f-d57550cc96cc" xsi:nil="true"/>
-    <CSXSubmissionMarket xmlns="4873beb7-5857-4685-be1f-d57550cc96cc" xsi:nil="true"/>
-    <Downloads xmlns="4873beb7-5857-4685-be1f-d57550cc96cc">0</Downloads>
-    <ArtSampleDocs xmlns="4873beb7-5857-4685-be1f-d57550cc96cc" xsi:nil="true"/>
-    <TrustLevel xmlns="4873beb7-5857-4685-be1f-d57550cc96cc">1 Microsoft Managed Content</TrustLevel>
-    <BlockPublish xmlns="4873beb7-5857-4685-be1f-d57550cc96cc">false</BlockPublish>
-    <TPLaunchHelpLinkType xmlns="4873beb7-5857-4685-be1f-d57550cc96cc">Template</TPLaunchHelpLinkType>
-    <LocalizationTagsTaxHTField0 xmlns="4873beb7-5857-4685-be1f-d57550cc96cc">
-      <Terms xmlns="http://schemas.microsoft.com/office/infopath/2007/PartnerControls"/>
-    </LocalizationTagsTaxHTField0>
-    <BusinessGroup xmlns="4873beb7-5857-4685-be1f-d57550cc96cc" xsi:nil="true"/>
-    <Providers xmlns="4873beb7-5857-4685-be1f-d57550cc96cc" xsi:nil="true"/>
-    <TemplateTemplateType xmlns="4873beb7-5857-4685-be1f-d57550cc96cc">Word Document Template</TemplateTemplateType>
-    <TimesCloned xmlns="4873beb7-5857-4685-be1f-d57550cc96cc" xsi:nil="true"/>
-    <TPAppVersion xmlns="4873beb7-5857-4685-be1f-d57550cc96cc" xsi:nil="true"/>
-    <VoteCount xmlns="4873beb7-5857-4685-be1f-d57550cc96cc" xsi:nil="true"/>
-    <AverageRating xmlns="4873beb7-5857-4685-be1f-d57550cc96cc" xsi:nil="true"/>
-    <FeatureTagsTaxHTField0 xmlns="4873beb7-5857-4685-be1f-d57550cc96cc">
-      <Terms xmlns="http://schemas.microsoft.com/office/infopath/2007/PartnerControls"/>
-    </FeatureTagsTaxHTField0>
-    <Provider xmlns="4873beb7-5857-4685-be1f-d57550cc96cc" xsi:nil="true"/>
-    <UACurrentWords xmlns="4873beb7-5857-4685-be1f-d57550cc96cc" xsi:nil="true"/>
-    <AssetId xmlns="4873beb7-5857-4685-be1f-d57550cc96cc">TP102787001</AssetId>
-    <TPClientViewer xmlns="4873beb7-5857-4685-be1f-d57550cc96cc" xsi:nil="true"/>
-    <DSATActionTaken xmlns="4873beb7-5857-4685-be1f-d57550cc96cc" xsi:nil="true"/>
-    <APEditor xmlns="4873beb7-5857-4685-be1f-d57550cc96cc">
-      <UserInfo>
-        <DisplayName/>
-        <AccountId xsi:nil="true"/>
-        <AccountType/>
-      </UserInfo>
-    </APEditor>
-    <TPInstallLocation xmlns="4873beb7-5857-4685-be1f-d57550cc96cc" xsi:nil="true"/>
-    <OOCacheId xmlns="4873beb7-5857-4685-be1f-d57550cc96cc" xsi:nil="true"/>
-    <IsDeleted xmlns="4873beb7-5857-4685-be1f-d57550cc96cc">false</IsDeleted>
-    <PublishTargets xmlns="4873beb7-5857-4685-be1f-d57550cc96cc">OfficeOnlineVNext</PublishTargets>
-    <ApprovalLog xmlns="4873beb7-5857-4685-be1f-d57550cc96cc" xsi:nil="true"/>
-    <BugNumber xmlns="4873beb7-5857-4685-be1f-d57550cc96cc" xsi:nil="true"/>
-    <CrawlForDependencies xmlns="4873beb7-5857-4685-be1f-d57550cc96cc">false</CrawlForDependencies>
-    <InternalTagsTaxHTField0 xmlns="4873beb7-5857-4685-be1f-d57550cc96cc">
-      <Terms xmlns="http://schemas.microsoft.com/office/infopath/2007/PartnerControls"/>
-    </InternalTagsTaxHTField0>
-    <LastHandOff xmlns="4873beb7-5857-4685-be1f-d57550cc96cc" xsi:nil="true"/>
-    <Milestone xmlns="4873beb7-5857-4685-be1f-d57550cc96cc" xsi:nil="true"/>
-    <OriginalRelease xmlns="4873beb7-5857-4685-be1f-d57550cc96cc">14</OriginalRelease>
-    <RecommendationsModifier xmlns="4873beb7-5857-4685-be1f-d57550cc96cc" xsi:nil="true"/>
-    <ScenarioTagsTaxHTField0 xmlns="4873beb7-5857-4685-be1f-d57550cc96cc">
-      <Terms xmlns="http://schemas.microsoft.com/office/infopath/2007/PartnerControls"/>
-    </ScenarioTagsTaxHTField0>
-    <UANotes xmlns="4873beb7-5857-4685-be1f-d57550cc96cc" xsi:nil="true"/>
-  </documentManagement>
-</p:properties>
-</file>
-
 <file path=customXml/itemProps1.xml><?xml version="1.0" encoding="utf-8"?>
 <ds:datastoreItem xmlns:ds="http://schemas.openxmlformats.org/officeDocument/2006/customXml" ds:itemID="{C01C3C56-10DB-49F7-B061-44D8728D078A}">
   <ds:schemaRefs>
@@ -38549,6 +39631,24 @@
 </file>
 
 <file path=customXml/itemProps2.xml><?xml version="1.0" encoding="utf-8"?>
+<ds:datastoreItem xmlns:ds="http://schemas.openxmlformats.org/officeDocument/2006/customXml" ds:itemID="{D3D87BAA-A802-4AB5-86B6-CC6394C25927}">
+  <ds:schemaRefs>
+    <ds:schemaRef ds:uri="http://schemas.microsoft.com/office/2006/metadata/properties"/>
+    <ds:schemaRef ds:uri="http://schemas.microsoft.com/office/infopath/2007/PartnerControls"/>
+    <ds:schemaRef ds:uri="4873beb7-5857-4685-be1f-d57550cc96cc"/>
+  </ds:schemaRefs>
+</ds:datastoreItem>
+</file>
+
+<file path=customXml/itemProps3.xml><?xml version="1.0" encoding="utf-8"?>
+<ds:datastoreItem xmlns:ds="http://schemas.openxmlformats.org/officeDocument/2006/customXml" ds:itemID="{6DB2743A-E845-4D6C-82E5-50EBD6D71B3C}">
+  <ds:schemaRefs>
+    <ds:schemaRef ds:uri="http://schemas.openxmlformats.org/officeDocument/2006/bibliography"/>
+  </ds:schemaRefs>
+</ds:datastoreItem>
+</file>
+
+<file path=customXml/itemProps4.xml><?xml version="1.0" encoding="utf-8"?>
 <ds:datastoreItem xmlns:ds="http://schemas.openxmlformats.org/officeDocument/2006/customXml" ds:itemID="{4B3A7E92-E05A-4924-9E8A-9F6659E5855B}">
   <ds:schemaRefs>
     <ds:schemaRef ds:uri="http://schemas.microsoft.com/office/2006/metadata/contentType"/>
@@ -38564,22 +39664,4 @@
     <ds:schemaRef ds:uri="http://schemas.microsoft.com/internal/obd"/>
   </ds:schemaRefs>
 </ds:datastoreItem>
-</file>
-
-<file path=customXml/itemProps3.xml><?xml version="1.0" encoding="utf-8"?>
-<ds:datastoreItem xmlns:ds="http://schemas.openxmlformats.org/officeDocument/2006/customXml" ds:itemID="{6DB2743A-E845-4D6C-82E5-50EBD6D71B3C}">
-  <ds:schemaRefs>
-    <ds:schemaRef ds:uri="http://schemas.openxmlformats.org/officeDocument/2006/bibliography"/>
-  </ds:schemaRefs>
-</ds:datastoreItem>
-</file>
-
-<file path=customXml/itemProps4.xml><?xml version="1.0" encoding="utf-8"?>
-<ds:datastoreItem xmlns:ds="http://schemas.openxmlformats.org/officeDocument/2006/customXml" ds:itemID="{D3D87BAA-A802-4AB5-86B6-CC6394C25927}">
-  <ds:schemaRefs>
-    <ds:schemaRef ds:uri="http://schemas.microsoft.com/office/2006/metadata/properties"/>
-    <ds:schemaRef ds:uri="http://schemas.microsoft.com/office/infopath/2007/PartnerControls"/>
-    <ds:schemaRef ds:uri="4873beb7-5857-4685-be1f-d57550cc96cc"/>
-  </ds:schemaRefs>
-</ds:datastoreItem>
 </file>
--- a/docs/DigitVision_AI_Micro_Project_Report_Updated.docx
+++ b/docs/DigitVision_AI_Micro_Project_Report_Updated.docx
@@ -3145,6 +3145,7 @@
             <w:shd w:val="clear" w:color="auto" w:fill="E8E8E8"/>
             <w:vAlign w:val="center"/>
             <w:shd w:fill="E8E8E8"/>
+            <w:shd w:fill="E8E8E8"/>
           </w:tcPr>
           <w:p>
             <w:pPr>
@@ -3170,6 +3171,7 @@
             <w:shd w:val="clear" w:color="auto" w:fill="E8E8E8"/>
             <w:vAlign w:val="center"/>
             <w:shd w:fill="E8E8E8"/>
+            <w:shd w:fill="E8E8E8"/>
           </w:tcPr>
           <w:p>
             <w:pPr>
@@ -3195,6 +3197,7 @@
             <w:shd w:val="clear" w:color="auto" w:fill="E8E8E8"/>
             <w:vAlign w:val="center"/>
             <w:shd w:fill="E8E8E8"/>
+            <w:shd w:fill="E8E8E8"/>
           </w:tcPr>
           <w:p>
             <w:pPr>
@@ -3219,6 +3222,7 @@
             <w:tcW w:w="2100" w:type="dxa"/>
             <w:shd w:val="clear" w:color="auto" w:fill="E8E8E8"/>
             <w:vAlign w:val="center"/>
+            <w:shd w:fill="E8E8E8"/>
             <w:shd w:fill="E8E8E8"/>
           </w:tcPr>
           <w:p>
@@ -3910,6 +3914,7 @@
             <w:shd w:val="clear" w:color="auto" w:fill="E8E8E8"/>
             <w:vAlign w:val="center"/>
             <w:shd w:fill="E8E8E8"/>
+            <w:shd w:fill="E8E8E8"/>
           </w:tcPr>
           <w:p>
             <w:pPr>
@@ -3935,6 +3940,7 @@
             <w:shd w:val="clear" w:color="auto" w:fill="E8E8E8"/>
             <w:vAlign w:val="center"/>
             <w:shd w:fill="E8E8E8"/>
+            <w:shd w:fill="E8E8E8"/>
           </w:tcPr>
           <w:p>
             <w:pPr>
@@ -3960,6 +3966,7 @@
             <w:shd w:val="clear" w:color="auto" w:fill="E8E8E8"/>
             <w:vAlign w:val="center"/>
             <w:shd w:fill="E8E8E8"/>
+            <w:shd w:fill="E8E8E8"/>
           </w:tcPr>
           <w:p>
             <w:pPr>
@@ -3985,6 +3992,7 @@
             <w:shd w:val="clear" w:color="auto" w:fill="E8E8E8"/>
             <w:vAlign w:val="center"/>
             <w:shd w:fill="E8E8E8"/>
+            <w:shd w:fill="E8E8E8"/>
           </w:tcPr>
           <w:p>
             <w:pPr>
@@ -4010,6 +4018,7 @@
             <w:shd w:val="clear" w:color="auto" w:fill="E8E8E8"/>
             <w:vAlign w:val="center"/>
             <w:shd w:fill="E8E8E8"/>
+            <w:shd w:fill="E8E8E8"/>
           </w:tcPr>
           <w:p>
             <w:pPr>
@@ -4035,6 +4044,7 @@
             <w:shd w:val="clear" w:color="auto" w:fill="E8E8E8"/>
             <w:vAlign w:val="center"/>
             <w:shd w:fill="E8E8E8"/>
+            <w:shd w:fill="E8E8E8"/>
           </w:tcPr>
           <w:p>
             <w:pPr>
@@ -4060,6 +4070,7 @@
             <w:shd w:val="clear" w:color="auto" w:fill="E8E8E8"/>
             <w:vAlign w:val="center"/>
             <w:shd w:fill="E8E8E8"/>
+            <w:shd w:fill="E8E8E8"/>
           </w:tcPr>
           <w:p>
             <w:pPr>
@@ -4085,6 +4096,7 @@
             <w:shd w:val="clear" w:color="auto" w:fill="E8E8E8"/>
             <w:vAlign w:val="center"/>
             <w:shd w:fill="E8E8E8"/>
+            <w:shd w:fill="E8E8E8"/>
           </w:tcPr>
           <w:p>
             <w:pPr>
@@ -4110,6 +4122,7 @@
             <w:shd w:val="clear" w:color="auto" w:fill="E8E8E8"/>
             <w:vAlign w:val="center"/>
             <w:shd w:fill="E8E8E8"/>
+            <w:shd w:fill="E8E8E8"/>
           </w:tcPr>
           <w:p>
             <w:pPr>
@@ -4135,6 +4148,7 @@
             <w:shd w:val="clear" w:color="auto" w:fill="E8E8E8"/>
             <w:vAlign w:val="center"/>
             <w:shd w:fill="E8E8E8"/>
+            <w:shd w:fill="E8E8E8"/>
           </w:tcPr>
           <w:p>
             <w:pPr>
@@ -4160,6 +4174,7 @@
             <w:shd w:val="clear" w:color="auto" w:fill="E8E8E8"/>
             <w:vAlign w:val="center"/>
             <w:shd w:fill="E8E8E8"/>
+            <w:shd w:fill="E8E8E8"/>
           </w:tcPr>
           <w:p>
             <w:pPr>
@@ -4185,6 +4200,7 @@
             <w:shd w:val="clear" w:color="auto" w:fill="E8E8E8"/>
             <w:vAlign w:val="center"/>
             <w:shd w:fill="E8E8E8"/>
+            <w:shd w:fill="E8E8E8"/>
           </w:tcPr>
           <w:p>
             <w:pPr>
@@ -4210,6 +4226,7 @@
             <w:shd w:val="clear" w:color="auto" w:fill="E8E8E8"/>
             <w:vAlign w:val="center"/>
             <w:shd w:fill="E8E8E8"/>
+            <w:shd w:fill="E8E8E8"/>
           </w:tcPr>
           <w:p>
             <w:pPr>
@@ -4234,6 +4251,7 @@
             <w:tcW w:w="642" w:type="dxa"/>
             <w:shd w:val="clear" w:color="auto" w:fill="E8E8E8"/>
             <w:vAlign w:val="center"/>
+            <w:shd w:fill="E8E8E8"/>
             <w:shd w:fill="E8E8E8"/>
           </w:tcPr>
           <w:p>
@@ -6222,6 +6240,7 @@
             <w:tcW w:w="1000" w:type="dxa"/>
             <w:shd w:val="clear" w:color="auto" w:fill="F5F5F5"/>
             <w:shd w:fill="F5F5F5"/>
+            <w:shd w:fill="F5F5F5"/>
           </w:tcPr>
           <w:p>
             <w:pPr>
@@ -6246,6 +6265,7 @@
             <w:tcW w:w="642" w:type="dxa"/>
             <w:shd w:val="clear" w:color="auto" w:fill="F5F5F5"/>
             <w:shd w:fill="F5F5F5"/>
+            <w:shd w:fill="F5F5F5"/>
           </w:tcPr>
           <w:p>
             <w:pPr>
@@ -6270,6 +6290,7 @@
             <w:tcW w:w="642" w:type="dxa"/>
             <w:shd w:val="clear" w:color="auto" w:fill="F5F5F5"/>
             <w:shd w:fill="F5F5F5"/>
+            <w:shd w:fill="F5F5F5"/>
           </w:tcPr>
           <w:p>
             <w:pPr>
@@ -6294,6 +6315,7 @@
             <w:tcW w:w="642" w:type="dxa"/>
             <w:shd w:val="clear" w:color="auto" w:fill="F5F5F5"/>
             <w:shd w:fill="F5F5F5"/>
+            <w:shd w:fill="F5F5F5"/>
           </w:tcPr>
           <w:p>
             <w:pPr>
@@ -6318,6 +6340,7 @@
             <w:tcW w:w="642" w:type="dxa"/>
             <w:shd w:val="clear" w:color="auto" w:fill="F5F5F5"/>
             <w:shd w:fill="F5F5F5"/>
+            <w:shd w:fill="F5F5F5"/>
           </w:tcPr>
           <w:p>
             <w:pPr>
@@ -6342,6 +6365,7 @@
             <w:tcW w:w="642" w:type="dxa"/>
             <w:shd w:val="clear" w:color="auto" w:fill="F5F5F5"/>
             <w:shd w:fill="F5F5F5"/>
+            <w:shd w:fill="F5F5F5"/>
           </w:tcPr>
           <w:p>
             <w:pPr>
@@ -6366,6 +6390,7 @@
             <w:tcW w:w="642" w:type="dxa"/>
             <w:shd w:val="clear" w:color="auto" w:fill="F5F5F5"/>
             <w:shd w:fill="F5F5F5"/>
+            <w:shd w:fill="F5F5F5"/>
           </w:tcPr>
           <w:p>
             <w:pPr>
@@ -6390,6 +6415,7 @@
             <w:tcW w:w="642" w:type="dxa"/>
             <w:shd w:val="clear" w:color="auto" w:fill="F5F5F5"/>
             <w:shd w:fill="F5F5F5"/>
+            <w:shd w:fill="F5F5F5"/>
           </w:tcPr>
           <w:p>
             <w:pPr>
@@ -6414,6 +6440,7 @@
             <w:tcW w:w="642" w:type="dxa"/>
             <w:shd w:val="clear" w:color="auto" w:fill="F5F5F5"/>
             <w:shd w:fill="F5F5F5"/>
+            <w:shd w:fill="F5F5F5"/>
           </w:tcPr>
           <w:p>
             <w:pPr>
@@ -6438,6 +6465,7 @@
             <w:tcW w:w="642" w:type="dxa"/>
             <w:shd w:val="clear" w:color="auto" w:fill="F5F5F5"/>
             <w:shd w:fill="F5F5F5"/>
+            <w:shd w:fill="F5F5F5"/>
           </w:tcPr>
           <w:p>
             <w:pPr>
@@ -6462,6 +6490,7 @@
             <w:tcW w:w="642" w:type="dxa"/>
             <w:shd w:val="clear" w:color="auto" w:fill="F5F5F5"/>
             <w:shd w:fill="F5F5F5"/>
+            <w:shd w:fill="F5F5F5"/>
           </w:tcPr>
           <w:p>
             <w:pPr>
@@ -6486,6 +6515,7 @@
             <w:tcW w:w="642" w:type="dxa"/>
             <w:shd w:val="clear" w:color="auto" w:fill="F5F5F5"/>
             <w:shd w:fill="F5F5F5"/>
+            <w:shd w:fill="F5F5F5"/>
           </w:tcPr>
           <w:p>
             <w:pPr>
@@ -6510,6 +6540,7 @@
             <w:tcW w:w="642" w:type="dxa"/>
             <w:shd w:val="clear" w:color="auto" w:fill="F5F5F5"/>
             <w:shd w:fill="F5F5F5"/>
+            <w:shd w:fill="F5F5F5"/>
           </w:tcPr>
           <w:p>
             <w:pPr>
@@ -6533,6 +6564,7 @@
           <w:tcPr>
             <w:tcW w:w="642" w:type="dxa"/>
             <w:shd w:val="clear" w:color="auto" w:fill="F5F5F5"/>
+            <w:shd w:fill="F5F5F5"/>
             <w:shd w:fill="F5F5F5"/>
           </w:tcPr>
           <w:p>
@@ -6629,6 +6661,7 @@
             <w:shd w:val="clear" w:color="auto" w:fill="E8E8E8"/>
             <w:vAlign w:val="center"/>
             <w:shd w:fill="E8E8E8"/>
+            <w:shd w:fill="E8E8E8"/>
           </w:tcPr>
           <w:p>
             <w:pPr>
@@ -6654,6 +6687,7 @@
             <w:shd w:val="clear" w:color="auto" w:fill="E8E8E8"/>
             <w:vAlign w:val="center"/>
             <w:shd w:fill="E8E8E8"/>
+            <w:shd w:fill="E8E8E8"/>
           </w:tcPr>
           <w:p>
             <w:pPr>
@@ -6678,6 +6712,7 @@
             <w:tcW w:w="7500" w:type="dxa"/>
             <w:shd w:val="clear" w:color="auto" w:fill="E8E8E8"/>
             <w:vAlign w:val="center"/>
+            <w:shd w:fill="E8E8E8"/>
             <w:shd w:fill="E8E8E8"/>
           </w:tcPr>
           <w:p>
@@ -8778,6 +8813,7 @@
             <w:shd w:val="clear" w:color="auto" w:fill="E8E8E8"/>
             <w:vAlign w:val="center"/>
             <w:shd w:fill="E8E8E8"/>
+            <w:shd w:fill="E8E8E8"/>
           </w:tcPr>
           <w:p>
             <w:pPr>
@@ -8803,6 +8839,7 @@
             <w:shd w:val="clear" w:color="auto" w:fill="E8E8E8"/>
             <w:vAlign w:val="center"/>
             <w:shd w:fill="E8E8E8"/>
+            <w:shd w:fill="E8E8E8"/>
           </w:tcPr>
           <w:p>
             <w:pPr>
@@ -8827,6 +8864,7 @@
             <w:tcW w:w="6400" w:type="dxa"/>
             <w:shd w:val="clear" w:color="auto" w:fill="E8E8E8"/>
             <w:vAlign w:val="center"/>
+            <w:shd w:fill="E8E8E8"/>
             <w:shd w:fill="E8E8E8"/>
           </w:tcPr>
           <w:p>
@@ -12597,6 +12635,7 @@
             <w:shd w:val="clear" w:color="auto" w:fill="DEEAF6"/>
             <w:vAlign w:val="center"/>
             <w:shd w:fill="F2F2F2"/>
+            <w:shd w:fill="F2F2F2"/>
           </w:tcPr>
           <w:p>
             <w:pPr>
@@ -12652,6 +12691,7 @@
             <w:tcW w:w="3800" w:type="dxa"/>
             <w:vAlign w:val="center"/>
             <w:shd w:fill="F2F2F2"/>
+            <w:shd w:fill="F2F2F2"/>
           </w:tcPr>
           <w:p>
             <w:pPr>
@@ -12706,6 +12746,7 @@
             <w:tcW w:w="3800" w:type="dxa"/>
             <w:vAlign w:val="center"/>
             <w:shd w:fill="F2F2F2"/>
+            <w:shd w:fill="F2F2F2"/>
           </w:tcPr>
           <w:p>
             <w:pPr>
@@ -12760,6 +12801,7 @@
             <w:tcW w:w="3800" w:type="dxa"/>
             <w:vAlign w:val="center"/>
             <w:shd w:fill="F2F2F2"/>
+            <w:shd w:fill="F2F2F2"/>
           </w:tcPr>
           <w:p>
             <w:pPr>
@@ -12814,6 +12856,7 @@
             <w:tcW w:w="3800" w:type="dxa"/>
             <w:vAlign w:val="center"/>
             <w:shd w:fill="F2F2F2"/>
+            <w:shd w:fill="F2F2F2"/>
           </w:tcPr>
           <w:p>
             <w:pPr>
@@ -12868,6 +12911,7 @@
             <w:tcW w:w="3800" w:type="dxa"/>
             <w:vAlign w:val="center"/>
             <w:shd w:fill="F2F2F2"/>
+            <w:shd w:fill="F2F2F2"/>
           </w:tcPr>
           <w:p>
             <w:pPr>
@@ -12922,6 +12966,7 @@
             <w:tcW w:w="3800" w:type="dxa"/>
             <w:vAlign w:val="center"/>
             <w:shd w:fill="F2F2F2"/>
+            <w:shd w:fill="F2F2F2"/>
           </w:tcPr>
           <w:p>
             <w:pPr>
@@ -12975,6 +13020,7 @@
           <w:tcPr>
             <w:tcW w:w="3800" w:type="dxa"/>
             <w:vAlign w:val="center"/>
+            <w:shd w:fill="F2F2F2"/>
             <w:shd w:fill="F2F2F2"/>
           </w:tcPr>
           <w:p>
@@ -13118,6 +13164,7 @@
             <w:shd w:val="clear" w:color="auto" w:fill="DEEAF6"/>
             <w:vAlign w:val="center"/>
             <w:shd w:fill="F2F2F2"/>
+            <w:shd w:fill="F2F2F2"/>
           </w:tcPr>
           <w:p>
             <w:pPr>
@@ -13173,6 +13220,7 @@
             <w:tcW w:w="4400" w:type="dxa"/>
             <w:vAlign w:val="center"/>
             <w:shd w:fill="F2F2F2"/>
+            <w:shd w:fill="F2F2F2"/>
           </w:tcPr>
           <w:p>
             <w:pPr>
@@ -13227,6 +13275,7 @@
             <w:tcW w:w="4400" w:type="dxa"/>
             <w:vAlign w:val="center"/>
             <w:shd w:fill="F2F2F2"/>
+            <w:shd w:fill="F2F2F2"/>
           </w:tcPr>
           <w:p>
             <w:pPr>
@@ -13281,6 +13330,7 @@
             <w:tcW w:w="4400" w:type="dxa"/>
             <w:vAlign w:val="center"/>
             <w:shd w:fill="F2F2F2"/>
+            <w:shd w:fill="F2F2F2"/>
           </w:tcPr>
           <w:p>
             <w:pPr>
@@ -13335,6 +13385,7 @@
             <w:tcW w:w="4400" w:type="dxa"/>
             <w:vAlign w:val="center"/>
             <w:shd w:fill="F2F2F2"/>
+            <w:shd w:fill="F2F2F2"/>
           </w:tcPr>
           <w:p>
             <w:pPr>
@@ -13389,6 +13440,7 @@
             <w:tcW w:w="4400" w:type="dxa"/>
             <w:vAlign w:val="center"/>
             <w:shd w:fill="F2F2F2"/>
+            <w:shd w:fill="F2F2F2"/>
           </w:tcPr>
           <w:p>
             <w:pPr>
@@ -13443,6 +13495,7 @@
             <w:tcW w:w="4400" w:type="dxa"/>
             <w:vAlign w:val="center"/>
             <w:shd w:fill="F2F2F2"/>
+            <w:shd w:fill="F2F2F2"/>
           </w:tcPr>
           <w:p>
             <w:pPr>
@@ -13497,6 +13550,7 @@
             <w:tcW w:w="4400" w:type="dxa"/>
             <w:vAlign w:val="center"/>
             <w:shd w:fill="F2F2F2"/>
+            <w:shd w:fill="F2F2F2"/>
           </w:tcPr>
           <w:p>
             <w:pPr>
@@ -13551,6 +13605,7 @@
             <w:tcW w:w="4400" w:type="dxa"/>
             <w:vAlign w:val="center"/>
             <w:shd w:fill="F2F2F2"/>
+            <w:shd w:fill="F2F2F2"/>
           </w:tcPr>
           <w:p>
             <w:pPr>
@@ -13604,6 +13659,7 @@
           <w:tcPr>
             <w:tcW w:w="4400" w:type="dxa"/>
             <w:vAlign w:val="center"/>
+            <w:shd w:fill="F2F2F2"/>
             <w:shd w:fill="F2F2F2"/>
           </w:tcPr>
           <w:p>
@@ -16973,6 +17029,7 @@
             <w:shd w:val="clear" w:color="auto" w:fill="DEEAF6"/>
             <w:vAlign w:val="center"/>
             <w:shd w:fill="E8E8E8"/>
+            <w:shd w:fill="E8E8E8"/>
           </w:tcPr>
           <w:p>
             <w:pPr>
@@ -16998,6 +17055,7 @@
             <w:shd w:val="clear" w:color="auto" w:fill="DEEAF6"/>
             <w:vAlign w:val="center"/>
             <w:shd w:fill="E8E8E8"/>
+            <w:shd w:fill="E8E8E8"/>
           </w:tcPr>
           <w:p>
             <w:pPr>
@@ -17023,6 +17081,7 @@
             <w:shd w:val="clear" w:color="auto" w:fill="DEEAF6"/>
             <w:vAlign w:val="center"/>
             <w:shd w:fill="E8E8E8"/>
+            <w:shd w:fill="E8E8E8"/>
           </w:tcPr>
           <w:p>
             <w:pPr>
@@ -17047,6 +17106,7 @@
             <w:tcW w:w="4200" w:type="dxa"/>
             <w:shd w:val="clear" w:color="auto" w:fill="DEEAF6"/>
             <w:vAlign w:val="center"/>
+            <w:shd w:fill="E8E8E8"/>
             <w:shd w:fill="E8E8E8"/>
           </w:tcPr>
           <w:p>
@@ -17460,6 +17520,7 @@
           <w:tcPr>
             <w:tcW w:type="dxa" w:w="2200"/>
             <w:shd w:fill="F5F5F5"/>
+            <w:shd w:fill="F5F5F5"/>
           </w:tcPr>
           <w:p>
             <w:pPr>
@@ -17483,6 +17544,7 @@
           <w:tcPr>
             <w:tcW w:type="dxa" w:w="1500"/>
             <w:shd w:fill="F5F5F5"/>
+            <w:shd w:fill="F5F5F5"/>
           </w:tcPr>
           <w:p>
             <w:pPr>
@@ -17506,6 +17568,7 @@
           <w:tcPr>
             <w:tcW w:type="dxa" w:w="2100"/>
             <w:shd w:fill="F5F5F5"/>
+            <w:shd w:fill="F5F5F5"/>
           </w:tcPr>
           <w:p>
             <w:pPr>
@@ -17528,6 +17591,7 @@
         <w:tc>
           <w:tcPr>
             <w:tcW w:type="dxa" w:w="4200"/>
+            <w:shd w:fill="F5F5F5"/>
             <w:shd w:fill="F5F5F5"/>
           </w:tcPr>
           <w:p>
@@ -23611,7 +23675,7 @@
         <w:br/>
         <w:t>• Y Akshay Raj (Roll No. 24VE1A66C8, 20% contribution — Full-Stack &amp; Telemetry Engineer):</w:t>
         <w:br/>
-        <w:t xml:space="preserve">  Architected the asynchronous FastAPI backend server; developed the interactive HTML5 drawing canvas and Apple Pro design system; integrated real-time inference telemetry HUD, top-K probability distribution charts, and error matrix inspection; executed comprehensive automated test suite (33/33 passing tests).</w:t>
+        <w:t xml:space="preserve">  Architected the asynchronous FastAPI backend server; developed the interactive HTML5 drawing canvas and Apple Pro design system; integrated real-time inference telemetry HUD, top-K probability distribution charts, and error matrix inspection; executed comprehensive automated test suite (35/35 passing tests).</w:t>
       </w:r>
     </w:p>
     <w:tbl>
@@ -23650,20 +23714,21 @@
             <w:tcW w:w="800" w:type="dxa"/>
             <w:shd w:val="clear" w:color="auto" w:fill="DEEAF6"/>
             <w:vAlign w:val="center"/>
-          </w:tcPr>
-          <w:p>
-            <w:pPr>
-              <w:keepNext/>
-              <w:spacing w:after="40" w:line="264" w:lineRule="auto"/>
-              <w:jc w:val="both"/>
-            </w:pPr>
-            <w:r>
-              <w:rPr>
-                <w:rFonts w:ascii="Times New Roman" w:hAnsi="Times New Roman"/>
-                <w:b/>
-                <w:bCs/>
-                <w:sz w:val="20"/>
-                <w:szCs w:val="20"/>
+            <w:shd w:fill="E8E8E8"/>
+          </w:tcPr>
+          <w:p>
+            <w:pPr>
+              <w:spacing w:before="40" w:after="40" w:line="276" w:lineRule="auto"/>
+              <w:jc w:val="center"/>
+            </w:pPr>
+            <w:r/>
+            <w:r>
+              <w:rPr>
+                <w:rFonts w:ascii="Times New Roman" w:hAnsi="Times New Roman"/>
+                <w:b/>
+                <w:i w:val="0"/>
+                <w:color w:val="1A1A1A"/>
+                <w:sz w:val="20"/>
               </w:rPr>
               <w:t>S.No</w:t>
             </w:r>
@@ -23674,22 +23739,23 @@
             <w:tcW w:w="2600" w:type="dxa"/>
             <w:shd w:val="clear" w:color="auto" w:fill="DEEAF6"/>
             <w:vAlign w:val="center"/>
-          </w:tcPr>
-          <w:p>
-            <w:pPr>
-              <w:keepNext/>
-              <w:spacing w:after="40" w:line="264" w:lineRule="auto"/>
-              <w:jc w:val="both"/>
-            </w:pPr>
-            <w:r>
-              <w:rPr>
-                <w:rFonts w:ascii="Times New Roman" w:hAnsi="Times New Roman"/>
-                <w:b/>
-                <w:bCs/>
-                <w:sz w:val="20"/>
-                <w:szCs w:val="20"/>
-              </w:rPr>
-              <w:t>Task / Module</w:t>
+            <w:shd w:fill="E8E8E8"/>
+          </w:tcPr>
+          <w:p>
+            <w:pPr>
+              <w:spacing w:before="40" w:after="40" w:line="276" w:lineRule="auto"/>
+              <w:jc w:val="center"/>
+            </w:pPr>
+            <w:r/>
+            <w:r>
+              <w:rPr>
+                <w:rFonts w:ascii="Times New Roman" w:hAnsi="Times New Roman"/>
+                <w:b/>
+                <w:i w:val="0"/>
+                <w:color w:val="1A1A1A"/>
+                <w:sz w:val="20"/>
+              </w:rPr>
+              <w:t>Student Name &amp; Roll No.</w:t>
             </w:r>
           </w:p>
         </w:tc>
@@ -23698,22 +23764,23 @@
             <w:tcW w:w="4200" w:type="dxa"/>
             <w:shd w:val="clear" w:color="auto" w:fill="DEEAF6"/>
             <w:vAlign w:val="center"/>
-          </w:tcPr>
-          <w:p>
-            <w:pPr>
-              <w:keepNext/>
-              <w:spacing w:after="40" w:line="264" w:lineRule="auto"/>
-              <w:jc w:val="both"/>
-            </w:pPr>
-            <w:r>
-              <w:rPr>
-                <w:rFonts w:ascii="Times New Roman" w:hAnsi="Times New Roman"/>
-                <w:b/>
-                <w:bCs/>
-                <w:sz w:val="20"/>
-                <w:szCs w:val="20"/>
-              </w:rPr>
-              <w:t>Description</w:t>
+            <w:shd w:fill="E8E8E8"/>
+          </w:tcPr>
+          <w:p>
+            <w:pPr>
+              <w:spacing w:before="40" w:after="40" w:line="276" w:lineRule="auto"/>
+              <w:jc w:val="center"/>
+            </w:pPr>
+            <w:r/>
+            <w:r>
+              <w:rPr>
+                <w:rFonts w:ascii="Times New Roman" w:hAnsi="Times New Roman"/>
+                <w:b/>
+                <w:i w:val="0"/>
+                <w:color w:val="1A1A1A"/>
+                <w:sz w:val="20"/>
+              </w:rPr>
+              <w:t>Module Responsibilities &amp; Description</w:t>
             </w:r>
           </w:p>
         </w:tc>
@@ -23722,22 +23789,23 @@
             <w:tcW w:w="2400" w:type="dxa"/>
             <w:shd w:val="clear" w:color="auto" w:fill="DEEAF6"/>
             <w:vAlign w:val="center"/>
-          </w:tcPr>
-          <w:p>
-            <w:pPr>
-              <w:keepNext/>
-              <w:spacing w:after="40" w:line="264" w:lineRule="auto"/>
-              <w:jc w:val="both"/>
-            </w:pPr>
-            <w:r>
-              <w:rPr>
-                <w:rFonts w:ascii="Times New Roman" w:hAnsi="Times New Roman"/>
-                <w:b/>
-                <w:bCs/>
-                <w:sz w:val="20"/>
-                <w:szCs w:val="20"/>
-              </w:rPr>
-              <w:t>Done by (Roll No.)</w:t>
+            <w:shd w:fill="E8E8E8"/>
+          </w:tcPr>
+          <w:p>
+            <w:pPr>
+              <w:spacing w:before="40" w:after="40" w:line="276" w:lineRule="auto"/>
+              <w:jc w:val="center"/>
+            </w:pPr>
+            <w:r/>
+            <w:r>
+              <w:rPr>
+                <w:rFonts w:ascii="Times New Roman" w:hAnsi="Times New Roman"/>
+                <w:b/>
+                <w:i w:val="0"/>
+                <w:color w:val="1A1A1A"/>
+                <w:sz w:val="20"/>
+              </w:rPr>
+              <w:t>Contribution (%)</w:t>
             </w:r>
           </w:p>
         </w:tc>
@@ -23755,14 +23823,17 @@
           </w:tcPr>
           <w:p>
             <w:pPr>
-              <w:spacing w:before="40" w:after="40"/>
-              <w:jc w:val="both"/>
-            </w:pPr>
-            <w:r>
-              <w:rPr>
-                <w:rFonts w:ascii="Times New Roman" w:hAnsi="Times New Roman"/>
-                <w:color w:val="000000"/>
-                <w:sz w:val="20"/>
+              <w:spacing w:before="40" w:after="40" w:line="276" w:lineRule="auto"/>
+              <w:jc w:val="center"/>
+            </w:pPr>
+            <w:r/>
+            <w:r>
+              <w:rPr>
+                <w:rFonts w:ascii="Times New Roman" w:hAnsi="Times New Roman"/>
+                <w:b w:val="0"/>
+                <w:i w:val="0"/>
+                <w:color w:val="1A1A1A"/>
+                <w:sz w:val="19"/>
               </w:rPr>
               <w:t>1</w:t>
             </w:r>
@@ -23775,17 +23846,21 @@
           </w:tcPr>
           <w:p>
             <w:pPr>
-              <w:spacing w:before="40" w:after="40"/>
-              <w:jc w:val="both"/>
-            </w:pPr>
-            <w:r>
-              <w:rPr>
-                <w:rFonts w:ascii="Times New Roman" w:hAnsi="Times New Roman"/>
-                <w:b/>
-                <w:color w:val="000000"/>
-                <w:sz w:val="20"/>
-              </w:rPr>
-              <w:t>G. Tejaswi (22071A6601)</w:t>
+              <w:spacing w:before="40" w:after="40" w:line="276" w:lineRule="auto"/>
+              <w:jc w:val="center"/>
+            </w:pPr>
+            <w:r/>
+            <w:r>
+              <w:rPr>
+                <w:rFonts w:ascii="Times New Roman" w:hAnsi="Times New Roman"/>
+                <w:b/>
+                <w:i w:val="0"/>
+                <w:color w:val="1A1A1A"/>
+                <w:sz w:val="19"/>
+              </w:rPr>
+              <w:t>M TEJAS YADAV</w:t>
+              <w:br/>
+              <w:t>(24VE1A6695)</w:t>
             </w:r>
           </w:p>
         </w:tc>
@@ -23796,16 +23871,21 @@
           </w:tcPr>
           <w:p>
             <w:pPr>
-              <w:spacing w:before="40" w:after="40"/>
-              <w:jc w:val="both"/>
-            </w:pPr>
-            <w:r>
-              <w:rPr>
-                <w:rFonts w:ascii="Times New Roman" w:hAnsi="Times New Roman"/>
-                <w:color w:val="000000"/>
-                <w:sz w:val="20"/>
-              </w:rPr>
-              <w:t>Deep ConvNet Architecture, Training Loop, Grad-CAM XAI, Report Formulation</w:t>
+              <w:spacing w:before="40" w:after="40" w:line="276" w:lineRule="auto"/>
+              <w:jc w:val="left"/>
+            </w:pPr>
+            <w:r/>
+            <w:r>
+              <w:rPr>
+                <w:rFonts w:ascii="Times New Roman" w:hAnsi="Times New Roman"/>
+                <w:b w:val="0"/>
+                <w:i w:val="0"/>
+                <w:color w:val="1A1A1A"/>
+                <w:sz w:val="19"/>
+              </w:rPr>
+              <w:t>Lead Architect &amp; Deep Learning Engineer:</w:t>
+              <w:br/>
+              <w:t>Formulated end-to-end mathematical and system architecture; designed DigitVision DeepConvNet with Global Average Pooling; engineered Keras 3 training and convergence pipeline; implemented Grad-CAM and saliency visual explainability modules; coordinated technical report formulation and NBA outcome mapping.</w:t>
             </w:r>
           </w:p>
         </w:tc>
@@ -23816,13 +23896,16 @@
           </w:tcPr>
           <w:p>
             <w:pPr>
-              <w:spacing w:before="40" w:after="40"/>
-              <w:jc w:val="both"/>
-            </w:pPr>
-            <w:r>
-              <w:rPr>
-                <w:rFonts w:ascii="Times New Roman" w:hAnsi="Times New Roman"/>
-                <w:color w:val="000000"/>
+              <w:spacing w:before="40" w:after="40" w:line="276" w:lineRule="auto"/>
+              <w:jc w:val="center"/>
+            </w:pPr>
+            <w:r/>
+            <w:r>
+              <w:rPr>
+                <w:rFonts w:ascii="Times New Roman" w:hAnsi="Times New Roman"/>
+                <w:b/>
+                <w:i w:val="0"/>
+                <w:color w:val="1A1A1A"/>
                 <w:sz w:val="20"/>
               </w:rPr>
               <w:t>45%</w:t>
@@ -23843,14 +23926,17 @@
           </w:tcPr>
           <w:p>
             <w:pPr>
-              <w:spacing w:before="40" w:after="40"/>
-              <w:jc w:val="both"/>
-            </w:pPr>
-            <w:r>
-              <w:rPr>
-                <w:rFonts w:ascii="Times New Roman" w:hAnsi="Times New Roman"/>
-                <w:color w:val="000000"/>
-                <w:sz w:val="20"/>
+              <w:spacing w:before="40" w:after="40" w:line="276" w:lineRule="auto"/>
+              <w:jc w:val="center"/>
+            </w:pPr>
+            <w:r/>
+            <w:r>
+              <w:rPr>
+                <w:rFonts w:ascii="Times New Roman" w:hAnsi="Times New Roman"/>
+                <w:b w:val="0"/>
+                <w:i w:val="0"/>
+                <w:color w:val="1A1A1A"/>
+                <w:sz w:val="19"/>
               </w:rPr>
               <w:t>2</w:t>
             </w:r>
@@ -23863,17 +23949,21 @@
           </w:tcPr>
           <w:p>
             <w:pPr>
-              <w:spacing w:before="40" w:after="40"/>
-              <w:jc w:val="both"/>
-            </w:pPr>
-            <w:r>
-              <w:rPr>
-                <w:rFonts w:ascii="Times New Roman" w:hAnsi="Times New Roman"/>
-                <w:b/>
-                <w:color w:val="000000"/>
-                <w:sz w:val="20"/>
-              </w:rPr>
-              <w:t>K. Rahul (22071A6602)</w:t>
+              <w:spacing w:before="40" w:after="40" w:line="276" w:lineRule="auto"/>
+              <w:jc w:val="center"/>
+            </w:pPr>
+            <w:r/>
+            <w:r>
+              <w:rPr>
+                <w:rFonts w:ascii="Times New Roman" w:hAnsi="Times New Roman"/>
+                <w:b/>
+                <w:i w:val="0"/>
+                <w:color w:val="1A1A1A"/>
+                <w:sz w:val="19"/>
+              </w:rPr>
+              <w:t>K Charan Teja</w:t>
+              <w:br/>
+              <w:t>(24VE1A6692)</w:t>
             </w:r>
           </w:p>
         </w:tc>
@@ -23884,16 +23974,21 @@
           </w:tcPr>
           <w:p>
             <w:pPr>
-              <w:spacing w:before="40" w:after="40"/>
-              <w:jc w:val="both"/>
-            </w:pPr>
-            <w:r>
-              <w:rPr>
-                <w:rFonts w:ascii="Times New Roman" w:hAnsi="Times New Roman"/>
-                <w:color w:val="000000"/>
-                <w:sz w:val="20"/>
-              </w:rPr>
-              <w:t>Canonical Invariant Preprocessing, Classical Baselines, Temperature Scaling</w:t>
+              <w:spacing w:before="40" w:after="40" w:line="276" w:lineRule="auto"/>
+              <w:jc w:val="left"/>
+            </w:pPr>
+            <w:r/>
+            <w:r>
+              <w:rPr>
+                <w:rFonts w:ascii="Times New Roman" w:hAnsi="Times New Roman"/>
+                <w:b w:val="0"/>
+                <w:i w:val="0"/>
+                <w:color w:val="1A1A1A"/>
+                <w:sz w:val="19"/>
+              </w:rPr>
+              <w:t>ML Engineer &amp; Statistical Analyst:</w:t>
+              <w:br/>
+              <w:t>Implemented the 7-stage canonical invariant preprocessing pipeline (Otsu adaptive thresholding, aspect-preserving bounding box scaling, center-of-mass translation); trained and benchmarked classical machine learning baselines (Logistic Regression, Random Forest, SVM-RBF); executed temperature scaling calibration (ECE minimization); conducted exploratory K-Means clustering analysis.</w:t>
             </w:r>
           </w:p>
         </w:tc>
@@ -23904,13 +23999,16 @@
           </w:tcPr>
           <w:p>
             <w:pPr>
-              <w:spacing w:before="40" w:after="40"/>
-              <w:jc w:val="both"/>
-            </w:pPr>
-            <w:r>
-              <w:rPr>
-                <w:rFonts w:ascii="Times New Roman" w:hAnsi="Times New Roman"/>
-                <w:color w:val="000000"/>
+              <w:spacing w:before="40" w:after="40" w:line="276" w:lineRule="auto"/>
+              <w:jc w:val="center"/>
+            </w:pPr>
+            <w:r/>
+            <w:r>
+              <w:rPr>
+                <w:rFonts w:ascii="Times New Roman" w:hAnsi="Times New Roman"/>
+                <w:b/>
+                <w:i w:val="0"/>
+                <w:color w:val="1A1A1A"/>
                 <w:sz w:val="20"/>
               </w:rPr>
               <w:t>35%</w:t>
@@ -23931,14 +24029,17 @@
           </w:tcPr>
           <w:p>
             <w:pPr>
-              <w:spacing w:before="40" w:after="40"/>
-              <w:jc w:val="both"/>
-            </w:pPr>
-            <w:r>
-              <w:rPr>
-                <w:rFonts w:ascii="Times New Roman" w:hAnsi="Times New Roman"/>
-                <w:color w:val="000000"/>
-                <w:sz w:val="20"/>
+              <w:spacing w:before="40" w:after="40" w:line="276" w:lineRule="auto"/>
+              <w:jc w:val="center"/>
+            </w:pPr>
+            <w:r/>
+            <w:r>
+              <w:rPr>
+                <w:rFonts w:ascii="Times New Roman" w:hAnsi="Times New Roman"/>
+                <w:b w:val="0"/>
+                <w:i w:val="0"/>
+                <w:color w:val="1A1A1A"/>
+                <w:sz w:val="19"/>
               </w:rPr>
               <w:t>3</w:t>
             </w:r>
@@ -23951,17 +24052,21 @@
           </w:tcPr>
           <w:p>
             <w:pPr>
-              <w:spacing w:before="40" w:after="40"/>
-              <w:jc w:val="both"/>
-            </w:pPr>
-            <w:r>
-              <w:rPr>
-                <w:rFonts w:ascii="Times New Roman" w:hAnsi="Times New Roman"/>
-                <w:b/>
-                <w:color w:val="000000"/>
-                <w:sz w:val="20"/>
-              </w:rPr>
-              <w:t>V. Ananya (22071A6603)</w:t>
+              <w:spacing w:before="40" w:after="40" w:line="276" w:lineRule="auto"/>
+              <w:jc w:val="center"/>
+            </w:pPr>
+            <w:r/>
+            <w:r>
+              <w:rPr>
+                <w:rFonts w:ascii="Times New Roman" w:hAnsi="Times New Roman"/>
+                <w:b/>
+                <w:i w:val="0"/>
+                <w:color w:val="1A1A1A"/>
+                <w:sz w:val="19"/>
+              </w:rPr>
+              <w:t>Y Akshay Raj</w:t>
+              <w:br/>
+              <w:t>(24VE1A66C8)</w:t>
             </w:r>
           </w:p>
         </w:tc>
@@ -23972,16 +24077,21 @@
           </w:tcPr>
           <w:p>
             <w:pPr>
-              <w:spacing w:before="40" w:after="40"/>
-              <w:jc w:val="both"/>
-            </w:pPr>
-            <w:r>
-              <w:rPr>
-                <w:rFonts w:ascii="Times New Roman" w:hAnsi="Times New Roman"/>
-                <w:color w:val="000000"/>
-                <w:sz w:val="20"/>
-              </w:rPr>
-              <w:t>FastAPI Mission Control Server, Interactive HTML5 Canvas UI, Evaluation Telemetry</w:t>
+              <w:spacing w:before="40" w:after="40" w:line="276" w:lineRule="auto"/>
+              <w:jc w:val="left"/>
+            </w:pPr>
+            <w:r/>
+            <w:r>
+              <w:rPr>
+                <w:rFonts w:ascii="Times New Roman" w:hAnsi="Times New Roman"/>
+                <w:b w:val="0"/>
+                <w:i w:val="0"/>
+                <w:color w:val="1A1A1A"/>
+                <w:sz w:val="19"/>
+              </w:rPr>
+              <w:t>Full-Stack &amp; Telemetry Engineer:</w:t>
+              <w:br/>
+              <w:t>Architected the asynchronous FastAPI backend server; developed interactive HTML5 drawing canvas and Apple Pro design system; integrated real-time inference telemetry HUD, top-K probability distribution charts, and error matrix inspection; executed comprehensive automated test suite (35/35 passing tests).</w:t>
             </w:r>
           </w:p>
         </w:tc>
@@ -23992,105 +24102,19 @@
           </w:tcPr>
           <w:p>
             <w:pPr>
-              <w:spacing w:before="40" w:after="40"/>
-              <w:jc w:val="both"/>
-            </w:pPr>
-            <w:r>
-              <w:rPr>
-                <w:rFonts w:ascii="Times New Roman" w:hAnsi="Times New Roman"/>
-                <w:color w:val="000000"/>
+              <w:spacing w:before="40" w:after="40" w:line="276" w:lineRule="auto"/>
+              <w:jc w:val="center"/>
+            </w:pPr>
+            <w:r/>
+            <w:r>
+              <w:rPr>
+                <w:rFonts w:ascii="Times New Roman" w:hAnsi="Times New Roman"/>
+                <w:b/>
+                <w:i w:val="0"/>
+                <w:color w:val="1A1A1A"/>
                 <w:sz w:val="20"/>
               </w:rPr>
               <w:t>20%</w:t>
-            </w:r>
-          </w:p>
-        </w:tc>
-      </w:tr>
-      <w:tr>
-        <w:trPr>
-          <w:cantSplit/>
-          <w:trHeight w:val="440"/>
-          <w:jc w:val="center"/>
-        </w:trPr>
-        <w:tc>
-          <w:tcPr>
-            <w:tcW w:w="800" w:type="dxa"/>
-            <w:vAlign w:val="center"/>
-          </w:tcPr>
-          <w:p>
-            <w:pPr>
-              <w:spacing w:before="40" w:after="40"/>
-              <w:jc w:val="both"/>
-            </w:pPr>
-            <w:r>
-              <w:rPr>
-                <w:rFonts w:ascii="Times New Roman" w:hAnsi="Times New Roman"/>
-                <w:b/>
-                <w:color w:val="000000"/>
-                <w:sz w:val="20"/>
-              </w:rPr>
-              <w:t>4</w:t>
-            </w:r>
-          </w:p>
-        </w:tc>
-        <w:tc>
-          <w:tcPr>
-            <w:tcW w:w="2600" w:type="dxa"/>
-            <w:vAlign w:val="center"/>
-          </w:tcPr>
-          <w:p>
-            <w:pPr>
-              <w:spacing w:before="40" w:after="40"/>
-              <w:jc w:val="both"/>
-            </w:pPr>
-            <w:r>
-              <w:rPr>
-                <w:rFonts w:ascii="Times New Roman" w:hAnsi="Times New Roman"/>
-                <w:b/>
-                <w:color w:val="000000"/>
-                <w:sz w:val="20"/>
-              </w:rPr>
-              <w:t>Mission Control Web Deployment &amp; QA</w:t>
-            </w:r>
-          </w:p>
-        </w:tc>
-        <w:tc>
-          <w:tcPr>
-            <w:tcW w:w="4200" w:type="dxa"/>
-            <w:vAlign w:val="center"/>
-          </w:tcPr>
-          <w:p>
-            <w:pPr>
-              <w:spacing w:before="40" w:after="40"/>
-              <w:jc w:val="both"/>
-            </w:pPr>
-            <w:r>
-              <w:rPr>
-                <w:rFonts w:ascii="Times New Roman" w:hAnsi="Times New Roman"/>
-                <w:color w:val="000000"/>
-                <w:sz w:val="20"/>
-              </w:rPr>
-              <w:t>Built FastAPI backend, HTML5 canvas UI, automated test suite, and audit verification.</w:t>
-            </w:r>
-          </w:p>
-        </w:tc>
-        <w:tc>
-          <w:tcPr>
-            <w:tcW w:w="2400" w:type="dxa"/>
-            <w:vAlign w:val="center"/>
-          </w:tcPr>
-          <w:p>
-            <w:pPr>
-              <w:spacing w:before="40" w:after="40"/>
-              <w:jc w:val="both"/>
-            </w:pPr>
-            <w:r>
-              <w:rPr>
-                <w:rFonts w:ascii="Times New Roman" w:hAnsi="Times New Roman"/>
-                <w:color w:val="000000"/>
-                <w:sz w:val="20"/>
-              </w:rPr>
-              <w:t>22VE1A6704</w:t>
             </w:r>
           </w:p>
         </w:tc>

--- a/docs/DigitVision_AI_Micro_Project_Report_Updated.docx
+++ b/docs/DigitVision_AI_Micro_Project_Report_Updated.docx
@@ -3146,6 +3146,7 @@
             <w:vAlign w:val="center"/>
             <w:shd w:fill="E8E8E8"/>
             <w:shd w:fill="E8E8E8"/>
+            <w:shd w:fill="E8E8E8"/>
           </w:tcPr>
           <w:p>
             <w:pPr>
@@ -3172,6 +3173,7 @@
             <w:vAlign w:val="center"/>
             <w:shd w:fill="E8E8E8"/>
             <w:shd w:fill="E8E8E8"/>
+            <w:shd w:fill="E8E8E8"/>
           </w:tcPr>
           <w:p>
             <w:pPr>
@@ -3198,6 +3200,7 @@
             <w:vAlign w:val="center"/>
             <w:shd w:fill="E8E8E8"/>
             <w:shd w:fill="E8E8E8"/>
+            <w:shd w:fill="E8E8E8"/>
           </w:tcPr>
           <w:p>
             <w:pPr>
@@ -3222,6 +3225,7 @@
             <w:tcW w:w="2100" w:type="dxa"/>
             <w:shd w:val="clear" w:color="auto" w:fill="E8E8E8"/>
             <w:vAlign w:val="center"/>
+            <w:shd w:fill="E8E8E8"/>
             <w:shd w:fill="E8E8E8"/>
             <w:shd w:fill="E8E8E8"/>
           </w:tcPr>
@@ -3915,6 +3919,7 @@
             <w:vAlign w:val="center"/>
             <w:shd w:fill="E8E8E8"/>
             <w:shd w:fill="E8E8E8"/>
+            <w:shd w:fill="E8E8E8"/>
           </w:tcPr>
           <w:p>
             <w:pPr>
@@ -3941,6 +3946,7 @@
             <w:vAlign w:val="center"/>
             <w:shd w:fill="E8E8E8"/>
             <w:shd w:fill="E8E8E8"/>
+            <w:shd w:fill="E8E8E8"/>
           </w:tcPr>
           <w:p>
             <w:pPr>
@@ -3967,6 +3973,7 @@
             <w:vAlign w:val="center"/>
             <w:shd w:fill="E8E8E8"/>
             <w:shd w:fill="E8E8E8"/>
+            <w:shd w:fill="E8E8E8"/>
           </w:tcPr>
           <w:p>
             <w:pPr>
@@ -3993,6 +4000,7 @@
             <w:vAlign w:val="center"/>
             <w:shd w:fill="E8E8E8"/>
             <w:shd w:fill="E8E8E8"/>
+            <w:shd w:fill="E8E8E8"/>
           </w:tcPr>
           <w:p>
             <w:pPr>
@@ -4019,6 +4027,7 @@
             <w:vAlign w:val="center"/>
             <w:shd w:fill="E8E8E8"/>
             <w:shd w:fill="E8E8E8"/>
+            <w:shd w:fill="E8E8E8"/>
           </w:tcPr>
           <w:p>
             <w:pPr>
@@ -4045,6 +4054,7 @@
             <w:vAlign w:val="center"/>
             <w:shd w:fill="E8E8E8"/>
             <w:shd w:fill="E8E8E8"/>
+            <w:shd w:fill="E8E8E8"/>
           </w:tcPr>
           <w:p>
             <w:pPr>
@@ -4071,6 +4081,7 @@
             <w:vAlign w:val="center"/>
             <w:shd w:fill="E8E8E8"/>
             <w:shd w:fill="E8E8E8"/>
+            <w:shd w:fill="E8E8E8"/>
           </w:tcPr>
           <w:p>
             <w:pPr>
@@ -4097,6 +4108,7 @@
             <w:vAlign w:val="center"/>
             <w:shd w:fill="E8E8E8"/>
             <w:shd w:fill="E8E8E8"/>
+            <w:shd w:fill="E8E8E8"/>
           </w:tcPr>
           <w:p>
             <w:pPr>
@@ -4123,6 +4135,7 @@
             <w:vAlign w:val="center"/>
             <w:shd w:fill="E8E8E8"/>
             <w:shd w:fill="E8E8E8"/>
+            <w:shd w:fill="E8E8E8"/>
           </w:tcPr>
           <w:p>
             <w:pPr>
@@ -4149,6 +4162,7 @@
             <w:vAlign w:val="center"/>
             <w:shd w:fill="E8E8E8"/>
             <w:shd w:fill="E8E8E8"/>
+            <w:shd w:fill="E8E8E8"/>
           </w:tcPr>
           <w:p>
             <w:pPr>
@@ -4175,6 +4189,7 @@
             <w:vAlign w:val="center"/>
             <w:shd w:fill="E8E8E8"/>
             <w:shd w:fill="E8E8E8"/>
+            <w:shd w:fill="E8E8E8"/>
           </w:tcPr>
           <w:p>
             <w:pPr>
@@ -4201,6 +4216,7 @@
             <w:vAlign w:val="center"/>
             <w:shd w:fill="E8E8E8"/>
             <w:shd w:fill="E8E8E8"/>
+            <w:shd w:fill="E8E8E8"/>
           </w:tcPr>
           <w:p>
             <w:pPr>
@@ -4227,6 +4243,7 @@
             <w:vAlign w:val="center"/>
             <w:shd w:fill="E8E8E8"/>
             <w:shd w:fill="E8E8E8"/>
+            <w:shd w:fill="E8E8E8"/>
           </w:tcPr>
           <w:p>
             <w:pPr>
@@ -4251,6 +4268,7 @@
             <w:tcW w:w="642" w:type="dxa"/>
             <w:shd w:val="clear" w:color="auto" w:fill="E8E8E8"/>
             <w:vAlign w:val="center"/>
+            <w:shd w:fill="E8E8E8"/>
             <w:shd w:fill="E8E8E8"/>
             <w:shd w:fill="E8E8E8"/>
           </w:tcPr>
@@ -6241,6 +6259,7 @@
             <w:shd w:val="clear" w:color="auto" w:fill="F5F5F5"/>
             <w:shd w:fill="F5F5F5"/>
             <w:shd w:fill="F5F5F5"/>
+            <w:shd w:fill="F5F5F5"/>
           </w:tcPr>
           <w:p>
             <w:pPr>
@@ -6266,6 +6285,7 @@
             <w:shd w:val="clear" w:color="auto" w:fill="F5F5F5"/>
             <w:shd w:fill="F5F5F5"/>
             <w:shd w:fill="F5F5F5"/>
+            <w:shd w:fill="F5F5F5"/>
           </w:tcPr>
           <w:p>
             <w:pPr>
@@ -6291,6 +6311,7 @@
             <w:shd w:val="clear" w:color="auto" w:fill="F5F5F5"/>
             <w:shd w:fill="F5F5F5"/>
             <w:shd w:fill="F5F5F5"/>
+            <w:shd w:fill="F5F5F5"/>
           </w:tcPr>
           <w:p>
             <w:pPr>
@@ -6316,6 +6337,7 @@
             <w:shd w:val="clear" w:color="auto" w:fill="F5F5F5"/>
             <w:shd w:fill="F5F5F5"/>
             <w:shd w:fill="F5F5F5"/>
+            <w:shd w:fill="F5F5F5"/>
           </w:tcPr>
           <w:p>
             <w:pPr>
@@ -6341,6 +6363,7 @@
             <w:shd w:val="clear" w:color="auto" w:fill="F5F5F5"/>
             <w:shd w:fill="F5F5F5"/>
             <w:shd w:fill="F5F5F5"/>
+            <w:shd w:fill="F5F5F5"/>
           </w:tcPr>
           <w:p>
             <w:pPr>
@@ -6366,6 +6389,7 @@
             <w:shd w:val="clear" w:color="auto" w:fill="F5F5F5"/>
             <w:shd w:fill="F5F5F5"/>
             <w:shd w:fill="F5F5F5"/>
+            <w:shd w:fill="F5F5F5"/>
           </w:tcPr>
           <w:p>
             <w:pPr>
@@ -6391,6 +6415,7 @@
             <w:shd w:val="clear" w:color="auto" w:fill="F5F5F5"/>
             <w:shd w:fill="F5F5F5"/>
             <w:shd w:fill="F5F5F5"/>
+            <w:shd w:fill="F5F5F5"/>
           </w:tcPr>
           <w:p>
             <w:pPr>
@@ -6416,6 +6441,7 @@
             <w:shd w:val="clear" w:color="auto" w:fill="F5F5F5"/>
             <w:shd w:fill="F5F5F5"/>
             <w:shd w:fill="F5F5F5"/>
+            <w:shd w:fill="F5F5F5"/>
           </w:tcPr>
           <w:p>
             <w:pPr>
@@ -6441,6 +6467,7 @@
             <w:shd w:val="clear" w:color="auto" w:fill="F5F5F5"/>
             <w:shd w:fill="F5F5F5"/>
             <w:shd w:fill="F5F5F5"/>
+            <w:shd w:fill="F5F5F5"/>
           </w:tcPr>
           <w:p>
             <w:pPr>
@@ -6466,6 +6493,7 @@
             <w:shd w:val="clear" w:color="auto" w:fill="F5F5F5"/>
             <w:shd w:fill="F5F5F5"/>
             <w:shd w:fill="F5F5F5"/>
+            <w:shd w:fill="F5F5F5"/>
           </w:tcPr>
           <w:p>
             <w:pPr>
@@ -6491,6 +6519,7 @@
             <w:shd w:val="clear" w:color="auto" w:fill="F5F5F5"/>
             <w:shd w:fill="F5F5F5"/>
             <w:shd w:fill="F5F5F5"/>
+            <w:shd w:fill="F5F5F5"/>
           </w:tcPr>
           <w:p>
             <w:pPr>
@@ -6516,6 +6545,7 @@
             <w:shd w:val="clear" w:color="auto" w:fill="F5F5F5"/>
             <w:shd w:fill="F5F5F5"/>
             <w:shd w:fill="F5F5F5"/>
+            <w:shd w:fill="F5F5F5"/>
           </w:tcPr>
           <w:p>
             <w:pPr>
@@ -6541,6 +6571,7 @@
             <w:shd w:val="clear" w:color="auto" w:fill="F5F5F5"/>
             <w:shd w:fill="F5F5F5"/>
             <w:shd w:fill="F5F5F5"/>
+            <w:shd w:fill="F5F5F5"/>
           </w:tcPr>
           <w:p>
             <w:pPr>
@@ -6564,6 +6595,7 @@
           <w:tcPr>
             <w:tcW w:w="642" w:type="dxa"/>
             <w:shd w:val="clear" w:color="auto" w:fill="F5F5F5"/>
+            <w:shd w:fill="F5F5F5"/>
             <w:shd w:fill="F5F5F5"/>
             <w:shd w:fill="F5F5F5"/>
           </w:tcPr>
@@ -6662,6 +6694,7 @@
             <w:vAlign w:val="center"/>
             <w:shd w:fill="E8E8E8"/>
             <w:shd w:fill="E8E8E8"/>
+            <w:shd w:fill="E8E8E8"/>
           </w:tcPr>
           <w:p>
             <w:pPr>
@@ -6688,6 +6721,7 @@
             <w:vAlign w:val="center"/>
             <w:shd w:fill="E8E8E8"/>
             <w:shd w:fill="E8E8E8"/>
+            <w:shd w:fill="E8E8E8"/>
           </w:tcPr>
           <w:p>
             <w:pPr>
@@ -6712,6 +6746,7 @@
             <w:tcW w:w="7500" w:type="dxa"/>
             <w:shd w:val="clear" w:color="auto" w:fill="E8E8E8"/>
             <w:vAlign w:val="center"/>
+            <w:shd w:fill="E8E8E8"/>
             <w:shd w:fill="E8E8E8"/>
             <w:shd w:fill="E8E8E8"/>
           </w:tcPr>
@@ -7280,7 +7315,7 @@
                 <w:color w:val="1A1A1A"/>
                 <w:sz w:val="19"/>
               </w:rPr>
-              <w:t>CO → PSO1, PSO2</w:t>
+              <w:t>CO → PSO1</w:t>
             </w:r>
           </w:p>
         </w:tc>
@@ -7302,7 +7337,7 @@
                 <w:color w:val="1A1A1A"/>
                 <w:sz w:val="19"/>
               </w:rPr>
-              <w:t>3 (PSO1, PSO2)</w:t>
+              <w:t>3 (High)</w:t>
             </w:r>
           </w:p>
         </w:tc>
@@ -7324,9 +7359,79 @@
                 <w:color w:val="1A1A1A"/>
                 <w:sz w:val="18"/>
               </w:rPr>
-              <w:t>• PSO1 (3): Demonstrates end-to-end design, training, and deployment of machine learning and computer vision architectures on real-world sensory inputs.</w:t>
+              <w:t>• PSO1 Statement: Apply programming skills and mathematical concepts to design, develop, and optimize AI and machine learning solutions for real-world problems.</w:t>
               <w:br/>
-              <w:t>• PSO2 (3): Implements defense-grade software engineering: asynchronous FastAPI backend, interactive canvas HUD, 33/33 passing unit tests, and production REST APIs.</w:t>
+              <w:t>• Empirical Justification (Level 3): Applied mathematical foundations (pixel moments μ=0.1307, σ=0.3081, center-of-mass translation, convex L-BFGS multinomial logistic regression, RBF SVM Gram matrix complexity control, cross-entropy loss, and post-hoc temperature scaling calibration at T=0.9170 reducing ECE to 0.0031) and software engineering skills (Python 3.13, NumPy array vectorization, OpenCV Otsu binarization, scikit-learn, Keras 3, 35/35 automated unit tests) to design, develop, and optimize DigitVision DeepConvNet (98.31% test accuracy, 0.9831 Macro-F1) solving real-world canvas domain shift and uncalibrated classification in automated cheque/postal processing.</w:t>
+            </w:r>
+          </w:p>
+        </w:tc>
+      </w:tr>
+      <w:tr>
+        <w:tc>
+          <w:tcPr>
+            <w:tcW w:type="dxa" w:w="1600"/>
+          </w:tcPr>
+          <w:p>
+            <w:pPr>
+              <w:spacing w:before="40" w:after="40" w:line="276" w:lineRule="auto"/>
+              <w:jc w:val="left"/>
+            </w:pPr>
+            <w:r/>
+            <w:r>
+              <w:rPr>
+                <w:rFonts w:ascii="Times New Roman" w:hAnsi="Times New Roman"/>
+                <w:b/>
+                <w:i w:val="0"/>
+                <w:color w:val="1A1A1A"/>
+                <w:sz w:val="19"/>
+              </w:rPr>
+              <w:t>CO → PSO2</w:t>
+            </w:r>
+          </w:p>
+        </w:tc>
+        <w:tc>
+          <w:tcPr>
+            <w:tcW w:type="dxa" w:w="900"/>
+          </w:tcPr>
+          <w:p>
+            <w:pPr>
+              <w:spacing w:before="40" w:after="40" w:line="276" w:lineRule="auto"/>
+              <w:jc w:val="center"/>
+            </w:pPr>
+            <w:r/>
+            <w:r>
+              <w:rPr>
+                <w:rFonts w:ascii="Times New Roman" w:hAnsi="Times New Roman"/>
+                <w:b/>
+                <w:i w:val="0"/>
+                <w:color w:val="1A1A1A"/>
+                <w:sz w:val="19"/>
+              </w:rPr>
+              <w:t>3 (High)</w:t>
+            </w:r>
+          </w:p>
+        </w:tc>
+        <w:tc>
+          <w:tcPr>
+            <w:tcW w:type="dxa" w:w="7500"/>
+          </w:tcPr>
+          <w:p>
+            <w:pPr>
+              <w:spacing w:before="40" w:after="40" w:line="276" w:lineRule="auto"/>
+              <w:jc w:val="left"/>
+            </w:pPr>
+            <w:r/>
+            <w:r>
+              <w:rPr>
+                <w:rFonts w:ascii="Times New Roman" w:hAnsi="Times New Roman"/>
+                <w:b w:val="0"/>
+                <w:i w:val="0"/>
+                <w:color w:val="1A1A1A"/>
+                <w:sz w:val="18"/>
+              </w:rPr>
+              <w:t>• PSO2 Statement: Demonstrate competency in Deep Learning, and Data Analytics tools and technologies to build intelligent systems and pursue careers in industry, research, or higher education.</w:t>
+              <w:br/>
+              <w:t>• Empirical Justification (Level 3): Demonstrated technical mastery in Deep Learning (custom dual-block CNN with Batch Normalization, SpatialDropout, Global Average Pooling, and Grad-CAM spatial explainability on conv_cam layer) and Data Analytics tools (70,000-sample EDA, bimodal pixel distributions, 10-cluster unsupervised K-Means geometry discovering 58.87% cluster purity, and calibration reliability analysis across 7 empirical metrics). Delivered a production-grade intelligent system with asynchronous FastAPI backend, sub-10 ms CPU inference, interactive canvas HUD, and telemetry logging, preparing students for AI research and industry engineering roles.</w:t>
             </w:r>
           </w:p>
         </w:tc>
@@ -8814,6 +8919,7 @@
             <w:vAlign w:val="center"/>
             <w:shd w:fill="E8E8E8"/>
             <w:shd w:fill="E8E8E8"/>
+            <w:shd w:fill="E8E8E8"/>
           </w:tcPr>
           <w:p>
             <w:pPr>
@@ -8840,6 +8946,7 @@
             <w:vAlign w:val="center"/>
             <w:shd w:fill="E8E8E8"/>
             <w:shd w:fill="E8E8E8"/>
+            <w:shd w:fill="E8E8E8"/>
           </w:tcPr>
           <w:p>
             <w:pPr>
@@ -8864,6 +8971,7 @@
             <w:tcW w:w="6400" w:type="dxa"/>
             <w:shd w:val="clear" w:color="auto" w:fill="E8E8E8"/>
             <w:vAlign w:val="center"/>
+            <w:shd w:fill="E8E8E8"/>
             <w:shd w:fill="E8E8E8"/>
             <w:shd w:fill="E8E8E8"/>
           </w:tcPr>
@@ -9714,9 +9822,18 @@
     </w:tbl>
     <w:p>
       <w:pPr>
+        <w:pStyle w:val="Heading2"/>
         <w:spacing w:after="60"/>
         <w:jc w:val="both"/>
       </w:pPr>
+      <w:r>
+        <w:rPr>
+          <w:rFonts w:ascii="Times New Roman" w:hAnsi="Times New Roman"/>
+          <w:b/>
+          <w:sz w:val="26"/>
+        </w:rPr>
+        <w:t>Programme Specific Outcomes (PSOs) — Department of CSE (AI &amp; ML)</w:t>
+      </w:r>
     </w:p>
     <w:tbl>
       <w:tblPr>
@@ -9752,20 +9869,21 @@
             <w:tcW w:w="1200" w:type="dxa"/>
             <w:shd w:val="clear" w:color="auto" w:fill="DEEAF6"/>
             <w:vAlign w:val="center"/>
-          </w:tcPr>
-          <w:p>
-            <w:pPr>
-              <w:keepNext/>
-              <w:spacing w:after="40" w:line="264" w:lineRule="auto"/>
-              <w:jc w:val="both"/>
-            </w:pPr>
-            <w:r>
-              <w:rPr>
-                <w:rFonts w:ascii="Times New Roman" w:hAnsi="Times New Roman"/>
-                <w:b/>
-                <w:bCs/>
-                <w:sz w:val="21"/>
-                <w:szCs w:val="21"/>
+            <w:shd w:fill="E8E8E8"/>
+          </w:tcPr>
+          <w:p>
+            <w:pPr>
+              <w:spacing w:before="40" w:after="40" w:line="276" w:lineRule="auto"/>
+              <w:jc w:val="center"/>
+            </w:pPr>
+            <w:r/>
+            <w:r>
+              <w:rPr>
+                <w:rFonts w:ascii="Times New Roman" w:hAnsi="Times New Roman"/>
+                <w:b/>
+                <w:i w:val="0"/>
+                <w:color w:val="1A1A1A"/>
+                <w:sz w:val="20"/>
               </w:rPr>
               <w:t>PSO</w:t>
             </w:r>
@@ -9776,22 +9894,23 @@
             <w:tcW w:w="8800" w:type="dxa"/>
             <w:shd w:val="clear" w:color="auto" w:fill="DEEAF6"/>
             <w:vAlign w:val="center"/>
-          </w:tcPr>
-          <w:p>
-            <w:pPr>
-              <w:keepNext/>
-              <w:spacing w:after="40" w:line="264" w:lineRule="auto"/>
-              <w:jc w:val="both"/>
-            </w:pPr>
-            <w:r>
-              <w:rPr>
-                <w:rFonts w:ascii="Times New Roman" w:hAnsi="Times New Roman"/>
-                <w:b/>
-                <w:bCs/>
-                <w:sz w:val="21"/>
-                <w:szCs w:val="21"/>
-              </w:rPr>
-              <w:t>Programme Specific Outcome (copy from the department’s approved PSOs)</w:t>
+            <w:shd w:fill="E8E8E8"/>
+          </w:tcPr>
+          <w:p>
+            <w:pPr>
+              <w:spacing w:before="40" w:after="40" w:line="276" w:lineRule="auto"/>
+              <w:jc w:val="left"/>
+            </w:pPr>
+            <w:r/>
+            <w:r>
+              <w:rPr>
+                <w:rFonts w:ascii="Times New Roman" w:hAnsi="Times New Roman"/>
+                <w:b/>
+                <w:i w:val="0"/>
+                <w:color w:val="1A1A1A"/>
+                <w:sz w:val="20"/>
+              </w:rPr>
+              <w:t>Approved Department Statement &amp; DigitVision AI Project Alignment</w:t>
             </w:r>
           </w:p>
         </w:tc>
@@ -9809,15 +9928,17 @@
           </w:tcPr>
           <w:p>
             <w:pPr>
-              <w:keepNext/>
-              <w:spacing w:after="40" w:line="264" w:lineRule="auto"/>
-              <w:jc w:val="both"/>
-            </w:pPr>
-            <w:r>
-              <w:rPr>
-                <w:rFonts w:ascii="Times New Roman" w:hAnsi="Times New Roman"/>
-                <w:sz w:val="21"/>
-                <w:szCs w:val="21"/>
+              <w:spacing w:before="40" w:after="40" w:line="276" w:lineRule="auto"/>
+              <w:jc w:val="center"/>
+            </w:pPr>
+            <w:r/>
+            <w:r>
+              <w:rPr>
+                <w:rFonts w:ascii="Times New Roman" w:hAnsi="Times New Roman"/>
+                <w:b/>
+                <w:i w:val="0"/>
+                <w:color w:val="1A1A1A"/>
+                <w:sz w:val="19"/>
               </w:rPr>
               <w:t>PSO1</w:t>
             </w:r>
@@ -9830,10 +9951,29 @@
           </w:tcPr>
           <w:p>
             <w:pPr>
-              <w:keepNext/>
-              <w:spacing w:after="40" w:line="264" w:lineRule="auto"/>
-              <w:jc w:val="both"/>
-            </w:pPr>
+              <w:spacing w:before="40" w:after="40" w:line="276" w:lineRule="auto"/>
+              <w:jc w:val="left"/>
+            </w:pPr>
+            <w:r/>
+            <w:r>
+              <w:rPr>
+                <w:rFonts w:ascii="Times New Roman" w:hAnsi="Times New Roman"/>
+                <w:b w:val="0"/>
+                <w:i w:val="0"/>
+                <w:color w:val="1A1A1A"/>
+                <w:sz w:val="18"/>
+              </w:rPr>
+              <w:t>Apply programming skills and mathematical concepts to design, develop, and optimize AI and machine learning solutions for real-world problems.</w:t>
+              <w:br/>
+              <w:br/>
+              <w:t>• DigitVision AI Empirical Alignment &amp; Implementation Evidence:</w:t>
+              <w:br/>
+              <w:t xml:space="preserve">  1. Mathematical Concepts: Formulated statistical moments (μ=0.1307, σ=0.3081), center-of-mass translation coordinates, convex L2-regularized multinomial logistic regression via L-BFGS, RBF SVM Gram matrix complexity bounding (O(N²) space constraint), categorical cross-entropy loss, and post-hoc temperature scaling calibration (T=0.9170) to optimize Expected Calibration Error (ECE) from 0.0152 down to 0.0031.</w:t>
+              <w:br/>
+              <w:t xml:space="preserve">  2. Programming Skills: Engineered an end-to-end modular pipeline in Python 3.13, utilizing NumPy vectorization, OpenCV image manipulation (Otsu adaptive thresholding, aspect-preserving bounding box scaling), scikit-learn, Keras 3 multi-backend deep learning, and an automated test suite (35/35 passing unit tests).</w:t>
+              <w:br/>
+              <w:t xml:space="preserve">  3. Real-World Optimization: Solved severe domain shift and inverted background discrepancies inherent in user-drawn web canvas sketches, delivering a high-accuracy (98.31%), sub-10 ms CPU inference pipeline for automated postal sortation and banking cheque recognition.</w:t>
+            </w:r>
           </w:p>
         </w:tc>
       </w:tr>
@@ -9850,14 +9990,17 @@
           </w:tcPr>
           <w:p>
             <w:pPr>
-              <w:spacing w:after="40" w:line="264" w:lineRule="auto"/>
-              <w:jc w:val="both"/>
-            </w:pPr>
-            <w:r>
-              <w:rPr>
-                <w:rFonts w:ascii="Times New Roman" w:hAnsi="Times New Roman"/>
-                <w:sz w:val="21"/>
-                <w:szCs w:val="21"/>
+              <w:spacing w:before="40" w:after="40" w:line="276" w:lineRule="auto"/>
+              <w:jc w:val="center"/>
+            </w:pPr>
+            <w:r/>
+            <w:r>
+              <w:rPr>
+                <w:rFonts w:ascii="Times New Roman" w:hAnsi="Times New Roman"/>
+                <w:b/>
+                <w:i w:val="0"/>
+                <w:color w:val="1A1A1A"/>
+                <w:sz w:val="19"/>
               </w:rPr>
               <w:t>PSO2</w:t>
             </w:r>
@@ -9870,9 +10013,29 @@
           </w:tcPr>
           <w:p>
             <w:pPr>
-              <w:spacing w:after="40" w:line="264" w:lineRule="auto"/>
-              <w:jc w:val="both"/>
-            </w:pPr>
+              <w:spacing w:before="40" w:after="40" w:line="276" w:lineRule="auto"/>
+              <w:jc w:val="left"/>
+            </w:pPr>
+            <w:r/>
+            <w:r>
+              <w:rPr>
+                <w:rFonts w:ascii="Times New Roman" w:hAnsi="Times New Roman"/>
+                <w:b w:val="0"/>
+                <w:i w:val="0"/>
+                <w:color w:val="1A1A1A"/>
+                <w:sz w:val="18"/>
+              </w:rPr>
+              <w:t>Demonstrate competency in Deep Learning, and Data Analytics tools and technologies to build intelligent systems and pursue careers in industry, research, or higher education.</w:t>
+              <w:br/>
+              <w:br/>
+              <w:t>• DigitVision AI Empirical Alignment &amp; Implementation Evidence:</w:t>
+              <w:br/>
+              <w:t xml:space="preserve">  1. Deep Learning Competency: Architected and benchmarked DigitVision DeepConvNet featuring dual convolutional blocks (32 and 64 filters), Batch Normalization, SpatialDropout (p=0.25), and Global Average Pooling; benchmarked against historical LeNet-5; implemented Gradient-weighted Class Activation Mapping (Grad-CAM on conv_cam layer) to provide visual spatial explainability of learned biological strokes.</w:t>
+              <w:br/>
+              <w:t xml:space="preserve">  2. Data Analytics Tools &amp; Technologies: Conducted exhaustive Exploratory Data Analysis (EDA) on the 70,000-instance MNIST population, modeled bimodal pixel distributions, performed unsupervised K-Means clustering (K=10, 58.87% purity) to uncover morphological cluster overlap, and evaluated 7 models across 7 performance metrics (Accuracy, Precision, Recall, Macro-F1, Weighted-F1, Latency, Storage).</w:t>
+              <w:br/>
+              <w:t xml:space="preserve">  3. Intelligent Systems &amp; Career Readiness: Built a production-grade, asynchronous FastAPI backend serving live inference, real-time telemetry HUD, and interactive drawing canvas with sub-10 ms latency, cultivating industry-grade engineering practices, reproducible workflows, and research rigor.</w:t>
+            </w:r>
           </w:p>
         </w:tc>
       </w:tr>
@@ -12636,6 +12799,7 @@
             <w:vAlign w:val="center"/>
             <w:shd w:fill="F2F2F2"/>
             <w:shd w:fill="F2F2F2"/>
+            <w:shd w:fill="F2F2F2"/>
           </w:tcPr>
           <w:p>
             <w:pPr>
@@ -12692,6 +12856,7 @@
             <w:vAlign w:val="center"/>
             <w:shd w:fill="F2F2F2"/>
             <w:shd w:fill="F2F2F2"/>
+            <w:shd w:fill="F2F2F2"/>
           </w:tcPr>
           <w:p>
             <w:pPr>
@@ -12747,6 +12912,7 @@
             <w:vAlign w:val="center"/>
             <w:shd w:fill="F2F2F2"/>
             <w:shd w:fill="F2F2F2"/>
+            <w:shd w:fill="F2F2F2"/>
           </w:tcPr>
           <w:p>
             <w:pPr>
@@ -12802,6 +12968,7 @@
             <w:vAlign w:val="center"/>
             <w:shd w:fill="F2F2F2"/>
             <w:shd w:fill="F2F2F2"/>
+            <w:shd w:fill="F2F2F2"/>
           </w:tcPr>
           <w:p>
             <w:pPr>
@@ -12857,6 +13024,7 @@
             <w:vAlign w:val="center"/>
             <w:shd w:fill="F2F2F2"/>
             <w:shd w:fill="F2F2F2"/>
+            <w:shd w:fill="F2F2F2"/>
           </w:tcPr>
           <w:p>
             <w:pPr>
@@ -12912,6 +13080,7 @@
             <w:vAlign w:val="center"/>
             <w:shd w:fill="F2F2F2"/>
             <w:shd w:fill="F2F2F2"/>
+            <w:shd w:fill="F2F2F2"/>
           </w:tcPr>
           <w:p>
             <w:pPr>
@@ -12967,6 +13136,7 @@
             <w:vAlign w:val="center"/>
             <w:shd w:fill="F2F2F2"/>
             <w:shd w:fill="F2F2F2"/>
+            <w:shd w:fill="F2F2F2"/>
           </w:tcPr>
           <w:p>
             <w:pPr>
@@ -13020,6 +13190,7 @@
           <w:tcPr>
             <w:tcW w:w="3800" w:type="dxa"/>
             <w:vAlign w:val="center"/>
+            <w:shd w:fill="F2F2F2"/>
             <w:shd w:fill="F2F2F2"/>
             <w:shd w:fill="F2F2F2"/>
           </w:tcPr>
@@ -13165,6 +13336,7 @@
             <w:vAlign w:val="center"/>
             <w:shd w:fill="F2F2F2"/>
             <w:shd w:fill="F2F2F2"/>
+            <w:shd w:fill="F2F2F2"/>
           </w:tcPr>
           <w:p>
             <w:pPr>
@@ -13221,6 +13393,7 @@
             <w:vAlign w:val="center"/>
             <w:shd w:fill="F2F2F2"/>
             <w:shd w:fill="F2F2F2"/>
+            <w:shd w:fill="F2F2F2"/>
           </w:tcPr>
           <w:p>
             <w:pPr>
@@ -13276,6 +13449,7 @@
             <w:vAlign w:val="center"/>
             <w:shd w:fill="F2F2F2"/>
             <w:shd w:fill="F2F2F2"/>
+            <w:shd w:fill="F2F2F2"/>
           </w:tcPr>
           <w:p>
             <w:pPr>
@@ -13331,6 +13505,7 @@
             <w:vAlign w:val="center"/>
             <w:shd w:fill="F2F2F2"/>
             <w:shd w:fill="F2F2F2"/>
+            <w:shd w:fill="F2F2F2"/>
           </w:tcPr>
           <w:p>
             <w:pPr>
@@ -13386,6 +13561,7 @@
             <w:vAlign w:val="center"/>
             <w:shd w:fill="F2F2F2"/>
             <w:shd w:fill="F2F2F2"/>
+            <w:shd w:fill="F2F2F2"/>
           </w:tcPr>
           <w:p>
             <w:pPr>
@@ -13441,6 +13617,7 @@
             <w:vAlign w:val="center"/>
             <w:shd w:fill="F2F2F2"/>
             <w:shd w:fill="F2F2F2"/>
+            <w:shd w:fill="F2F2F2"/>
           </w:tcPr>
           <w:p>
             <w:pPr>
@@ -13496,6 +13673,7 @@
             <w:vAlign w:val="center"/>
             <w:shd w:fill="F2F2F2"/>
             <w:shd w:fill="F2F2F2"/>
+            <w:shd w:fill="F2F2F2"/>
           </w:tcPr>
           <w:p>
             <w:pPr>
@@ -13551,6 +13729,7 @@
             <w:vAlign w:val="center"/>
             <w:shd w:fill="F2F2F2"/>
             <w:shd w:fill="F2F2F2"/>
+            <w:shd w:fill="F2F2F2"/>
           </w:tcPr>
           <w:p>
             <w:pPr>
@@ -13606,6 +13785,7 @@
             <w:vAlign w:val="center"/>
             <w:shd w:fill="F2F2F2"/>
             <w:shd w:fill="F2F2F2"/>
+            <w:shd w:fill="F2F2F2"/>
           </w:tcPr>
           <w:p>
             <w:pPr>
@@ -13659,6 +13839,7 @@
           <w:tcPr>
             <w:tcW w:w="4400" w:type="dxa"/>
             <w:vAlign w:val="center"/>
+            <w:shd w:fill="F2F2F2"/>
             <w:shd w:fill="F2F2F2"/>
             <w:shd w:fill="F2F2F2"/>
           </w:tcPr>
@@ -17030,6 +17211,7 @@
             <w:vAlign w:val="center"/>
             <w:shd w:fill="E8E8E8"/>
             <w:shd w:fill="E8E8E8"/>
+            <w:shd w:fill="E8E8E8"/>
           </w:tcPr>
           <w:p>
             <w:pPr>
@@ -17056,6 +17238,7 @@
             <w:vAlign w:val="center"/>
             <w:shd w:fill="E8E8E8"/>
             <w:shd w:fill="E8E8E8"/>
+            <w:shd w:fill="E8E8E8"/>
           </w:tcPr>
           <w:p>
             <w:pPr>
@@ -17082,6 +17265,7 @@
             <w:vAlign w:val="center"/>
             <w:shd w:fill="E8E8E8"/>
             <w:shd w:fill="E8E8E8"/>
+            <w:shd w:fill="E8E8E8"/>
           </w:tcPr>
           <w:p>
             <w:pPr>
@@ -17106,6 +17290,7 @@
             <w:tcW w:w="4200" w:type="dxa"/>
             <w:shd w:val="clear" w:color="auto" w:fill="DEEAF6"/>
             <w:vAlign w:val="center"/>
+            <w:shd w:fill="E8E8E8"/>
             <w:shd w:fill="E8E8E8"/>
             <w:shd w:fill="E8E8E8"/>
           </w:tcPr>
@@ -17521,6 +17706,7 @@
             <w:tcW w:type="dxa" w:w="2200"/>
             <w:shd w:fill="F5F5F5"/>
             <w:shd w:fill="F5F5F5"/>
+            <w:shd w:fill="F5F5F5"/>
           </w:tcPr>
           <w:p>
             <w:pPr>
@@ -17545,6 +17731,7 @@
             <w:tcW w:type="dxa" w:w="1500"/>
             <w:shd w:fill="F5F5F5"/>
             <w:shd w:fill="F5F5F5"/>
+            <w:shd w:fill="F5F5F5"/>
           </w:tcPr>
           <w:p>
             <w:pPr>
@@ -17569,6 +17756,7 @@
             <w:tcW w:type="dxa" w:w="2100"/>
             <w:shd w:fill="F5F5F5"/>
             <w:shd w:fill="F5F5F5"/>
+            <w:shd w:fill="F5F5F5"/>
           </w:tcPr>
           <w:p>
             <w:pPr>
@@ -17591,6 +17779,7 @@
         <w:tc>
           <w:tcPr>
             <w:tcW w:type="dxa" w:w="4200"/>
+            <w:shd w:fill="F5F5F5"/>
             <w:shd w:fill="F5F5F5"/>
             <w:shd w:fill="F5F5F5"/>
           </w:tcPr>
@@ -23715,6 +23904,7 @@
             <w:shd w:val="clear" w:color="auto" w:fill="DEEAF6"/>
             <w:vAlign w:val="center"/>
             <w:shd w:fill="E8E8E8"/>
+            <w:shd w:fill="E8E8E8"/>
           </w:tcPr>
           <w:p>
             <w:pPr>
@@ -23740,6 +23930,7 @@
             <w:shd w:val="clear" w:color="auto" w:fill="DEEAF6"/>
             <w:vAlign w:val="center"/>
             <w:shd w:fill="E8E8E8"/>
+            <w:shd w:fill="E8E8E8"/>
           </w:tcPr>
           <w:p>
             <w:pPr>
@@ -23765,6 +23956,7 @@
             <w:shd w:val="clear" w:color="auto" w:fill="DEEAF6"/>
             <w:vAlign w:val="center"/>
             <w:shd w:fill="E8E8E8"/>
+            <w:shd w:fill="E8E8E8"/>
           </w:tcPr>
           <w:p>
             <w:pPr>
@@ -23789,6 +23981,7 @@
             <w:tcW w:w="2400" w:type="dxa"/>
             <w:shd w:val="clear" w:color="auto" w:fill="DEEAF6"/>
             <w:vAlign w:val="center"/>
+            <w:shd w:fill="E8E8E8"/>
             <w:shd w:fill="E8E8E8"/>
           </w:tcPr>
           <w:p>
